--- a/02_教案與學習單/11510_6年級數學_扇形面積跳躍任務_教案.docx
+++ b/02_教案與學習單/11510_6年級數學_扇形面積跳躍任務_教案.docx
@@ -8,30 +8,1256 @@
       </w:pPr>
       <w:r>
         <w:rPr>
-          <w:rFonts w:ascii="微軟正黑體" w:hAnsi="微軟正黑體"/>
-          <w:rFonts w:eastAsia="微軟正黑體"/>
+          <w:rFonts w:ascii="標楷體" w:hAnsi="標楷體"/>
           <w:b/>
-          <w:color w:val="1A365D"/>
           <w:sz w:val="32"/>
         </w:rPr>
-        <w:t>新北市立國民小學 學習共同體公開課教學活動設計</w:t>
+        <w:t>新北市立國民小學教學方案設計</w:t>
       </w:r>
     </w:p>
     <w:p>
-      <w:pPr>
-        <w:jc w:val="center"/>
-      </w:pPr>
       <w:r>
         <w:rPr>
-          <w:rFonts w:ascii="微軟正黑體" w:hAnsi="微軟正黑體"/>
-          <w:rFonts w:eastAsia="微軟正黑體"/>
-          <w:b/>
-          <w:color w:val="2B6CB0"/>
-          <w:sz w:val="26"/>
+          <w:rFonts w:ascii="標楷體" w:hAnsi="標楷體"/>
+          <w:sz w:val="22"/>
         </w:rPr>
-        <w:t>—— 幾何魔法花窗：四葉草綠地的秘密（Jumping Task 伸展跳躍任務）</w:t>
+        <w:t>授課年級：六年級　　　　　　授課日期：115年10月（星期四）第2節</w:t>
+        <w:br/>
+        <w:t>任教學科：數學領域　　　　　　教 學 者（教案設計）：公開課教學研究團隊</w:t>
+        <w:br/>
+        <w:t>單元名稱：第六單元 扇形面積與複合圖形探究 —— 幾何魔法花窗（本節為第4節，Jumping Task）</w:t>
+        <w:br/>
+        <w:t>備課成員：學習共同體數學領域共備團隊</w:t>
+        <w:br/>
+        <w:t>使用版本：南一版（115學年度上學期，第十一冊）</w:t>
       </w:r>
     </w:p>
+    <w:tbl>
+      <w:tblPr>
+        <w:tblW w:type="auto" w:w="0"/>
+        <w:jc w:val="center"/>
+        <w:tblLook w:firstColumn="1" w:firstRow="1" w:lastColumn="0" w:lastRow="0" w:noHBand="0" w:noVBand="1" w:val="04A0"/>
+      </w:tblPr>
+      <w:tblGrid>
+        <w:gridCol w:w="9936"/>
+      </w:tblGrid>
+      <w:tr>
+        <w:tc>
+          <w:tcPr>
+            <w:tcW w:type="dxa" w:w="9792"/>
+            <w:tcMar>
+              <w:top w:w="120" w:type="dxa"/>
+              <w:bottom w:w="120" w:type="dxa"/>
+              <w:left w:w="150" w:type="dxa"/>
+              <w:right w:w="150" w:type="dxa"/>
+            </w:tcMar>
+            <w:shd w:fill="3F98DE"/>
+          </w:tcPr>
+          <w:p>
+            <w:r>
+              <w:rPr>
+                <w:rFonts w:ascii="微軟正黑體" w:hAnsi="微軟正黑體"/>
+                <w:b/>
+                <w:color w:val="FFFFFF"/>
+                <w:sz w:val="23"/>
+              </w:rPr>
+              <w:t>教學設計理念</w:t>
+            </w:r>
+          </w:p>
+        </w:tc>
+      </w:tr>
+      <w:tr>
+        <w:tc>
+          <w:tcPr>
+            <w:tcW w:type="dxa" w:w="9792"/>
+            <w:tcMar>
+              <w:top w:w="120" w:type="dxa"/>
+              <w:bottom w:w="120" w:type="dxa"/>
+              <w:left w:w="150" w:type="dxa"/>
+              <w:right w:w="150" w:type="dxa"/>
+            </w:tcMar>
+          </w:tcPr>
+          <w:p>
+            <w:r>
+              <w:rPr>
+                <w:rFonts w:ascii="微軟正黑體" w:hAnsi="微軟正黑體"/>
+                <w:sz w:val="20"/>
+              </w:rPr>
+              <w:t>1. 學習共同體（SLC）核心理念：</w:t>
+              <w:br/>
+              <w:t xml:space="preserve">   本課程實踐佐藤學教授「學習的革命」理念，以「相互傾聽、協同探究、真實學習」為基石。課堂揚棄傳統教師單向講授與反覆機械式套公式，將課堂主權交還學生。透過「潤澤安心的教室氛圍」，鼓勵每位孩子勇於表達「我不懂」，並在同儕彼此傾聽與同理中開展思考。</w:t>
+              <w:br/>
+              <w:br/>
+              <w:t>2. Jumping Task（伸展跳躍任務）的設計意圖：</w:t>
+              <w:br/>
+              <w:t xml:space="preserve">   • 低門檻（Low Floor）：透過第 1 題基礎任務「正方形內 1/4 圓扇形扣等腰直角三角形求弓形」，讓每位學生在個人自學階段皆能順利動筆（28.5 cm²），建立信心與幾何基模。</w:t>
+              <w:br/>
+              <w:t xml:space="preserve">   • 高天花板（High Ceiling）：第 2 題在 20m×20m 正方形內交疊 4 個半圓形成「四葉草花瓣」（228 m²）；第 3 題在 16cm×16cm 正方形內以兩邊長為直徑畫兩半圓求塗色面積（128 cm²）。兩道伸展任務無法藉由單一公式直接套用，必須引發認知衝突，驅使學生從「碎塊硬算」躍遷至「化繁為簡（分割小正方形）」與「大局觀（重疊容斥與守恆原理）」的高階幾何思維。</w:t>
+              <w:br/>
+              <w:br/>
+              <w:t>3. 異質協同與質性時間：</w:t>
+              <w:br/>
+              <w:t xml:space="preserve">   以 4 人異質分組營造「互惠學習（Reciprocal Learning）」，教師扮演「安靜的傾聽者與轉引者」，記錄學生的語言、眼神與姿態，串聯全班的思考光譜。</w:t>
+            </w:r>
+          </w:p>
+        </w:tc>
+      </w:tr>
+    </w:tbl>
+    <w:p/>
+    <w:tbl>
+      <w:tblPr>
+        <w:tblW w:type="auto" w:w="0"/>
+        <w:jc w:val="center"/>
+        <w:tblLook w:firstColumn="1" w:firstRow="1" w:lastColumn="0" w:lastRow="0" w:noHBand="0" w:noVBand="1" w:val="04A0"/>
+      </w:tblPr>
+      <w:tblGrid>
+        <w:gridCol w:w="4968"/>
+        <w:gridCol w:w="4968"/>
+      </w:tblGrid>
+      <w:tr>
+        <w:tc>
+          <w:tcPr>
+            <w:tcW w:type="dxa" w:w="9792"/>
+            <w:gridSpan w:val="2"/>
+            <w:tcMar>
+              <w:top w:w="120" w:type="dxa"/>
+              <w:bottom w:w="120" w:type="dxa"/>
+              <w:left w:w="150" w:type="dxa"/>
+              <w:right w:w="150" w:type="dxa"/>
+            </w:tcMar>
+            <w:shd w:fill="3F98DE"/>
+          </w:tcPr>
+          <w:p>
+            <w:r>
+              <w:rPr>
+                <w:rFonts w:ascii="微軟正黑體" w:hAnsi="微軟正黑體"/>
+                <w:b/>
+                <w:color w:val="FFFFFF"/>
+                <w:sz w:val="23"/>
+              </w:rPr>
+              <w:t>核心素養</w:t>
+            </w:r>
+          </w:p>
+        </w:tc>
+      </w:tr>
+      <w:tr>
+        <w:tc>
+          <w:tcPr>
+            <w:tcW w:type="dxa" w:w="3168"/>
+            <w:tcMar>
+              <w:top w:w="120" w:type="dxa"/>
+              <w:bottom w:w="120" w:type="dxa"/>
+              <w:left w:w="150" w:type="dxa"/>
+              <w:right w:w="150" w:type="dxa"/>
+            </w:tcMar>
+            <w:shd w:fill="EBF5FC"/>
+          </w:tcPr>
+          <w:p>
+            <w:r>
+              <w:rPr>
+                <w:b/>
+              </w:rPr>
+              <w:t>總綱</w:t>
+            </w:r>
+          </w:p>
+        </w:tc>
+        <w:tc>
+          <w:tcPr>
+            <w:tcW w:type="dxa" w:w="6624"/>
+            <w:tcMar>
+              <w:top w:w="120" w:type="dxa"/>
+              <w:bottom w:w="120" w:type="dxa"/>
+              <w:left w:w="150" w:type="dxa"/>
+              <w:right w:w="150" w:type="dxa"/>
+            </w:tcMar>
+            <w:shd w:fill="EBF5FC"/>
+          </w:tcPr>
+          <w:p>
+            <w:r>
+              <w:rPr>
+                <w:b/>
+              </w:rPr>
+              <w:t>領綱具體內涵</w:t>
+            </w:r>
+          </w:p>
+        </w:tc>
+      </w:tr>
+      <w:tr>
+        <w:tc>
+          <w:tcPr>
+            <w:tcW w:type="dxa" w:w="3168"/>
+            <w:tcMar>
+              <w:top w:w="120" w:type="dxa"/>
+              <w:bottom w:w="120" w:type="dxa"/>
+              <w:left w:w="150" w:type="dxa"/>
+              <w:right w:w="150" w:type="dxa"/>
+            </w:tcMar>
+          </w:tcPr>
+          <w:p>
+            <w:r>
+              <w:t>A2 系統思考與解決問題（主）</w:t>
+            </w:r>
+          </w:p>
+        </w:tc>
+        <w:tc>
+          <w:tcPr>
+            <w:tcW w:type="dxa" w:w="6624"/>
+            <w:tcMar>
+              <w:top w:w="120" w:type="dxa"/>
+              <w:bottom w:w="120" w:type="dxa"/>
+              <w:left w:w="150" w:type="dxa"/>
+              <w:right w:w="150" w:type="dxa"/>
+            </w:tcMar>
+          </w:tcPr>
+          <w:p>
+            <w:r>
+              <w:t>數-E-A2 具備使用數學語言進行溝通與理性說理的能力，能系統化分析幾何複合問題並發展解題策略。</w:t>
+            </w:r>
+          </w:p>
+        </w:tc>
+      </w:tr>
+      <w:tr>
+        <w:tc>
+          <w:tcPr>
+            <w:tcW w:type="dxa" w:w="3168"/>
+            <w:tcMar>
+              <w:top w:w="120" w:type="dxa"/>
+              <w:bottom w:w="120" w:type="dxa"/>
+              <w:left w:w="150" w:type="dxa"/>
+              <w:right w:w="150" w:type="dxa"/>
+            </w:tcMar>
+          </w:tcPr>
+          <w:p>
+            <w:r>
+              <w:t>C2 人際關係與團隊合作（輔）</w:t>
+            </w:r>
+          </w:p>
+        </w:tc>
+        <w:tc>
+          <w:tcPr>
+            <w:tcW w:type="dxa" w:w="6624"/>
+            <w:tcMar>
+              <w:top w:w="120" w:type="dxa"/>
+              <w:bottom w:w="120" w:type="dxa"/>
+              <w:left w:w="150" w:type="dxa"/>
+              <w:right w:w="150" w:type="dxa"/>
+            </w:tcMar>
+          </w:tcPr>
+          <w:p>
+            <w:r>
+              <w:t>數-E-C2 樂於在團隊中與他人協同合作解決問題，傾聽多元想法，體會互惠共學的重要性。</w:t>
+            </w:r>
+          </w:p>
+        </w:tc>
+      </w:tr>
+    </w:tbl>
+    <w:p/>
+    <w:tbl>
+      <w:tblPr>
+        <w:tblW w:type="auto" w:w="0"/>
+        <w:jc w:val="center"/>
+        <w:tblLook w:firstColumn="1" w:firstRow="1" w:lastColumn="0" w:lastRow="0" w:noHBand="0" w:noVBand="1" w:val="04A0"/>
+      </w:tblPr>
+      <w:tblGrid>
+        <w:gridCol w:w="4968"/>
+        <w:gridCol w:w="4968"/>
+      </w:tblGrid>
+      <w:tr>
+        <w:tc>
+          <w:tcPr>
+            <w:tcW w:type="dxa" w:w="9792"/>
+            <w:gridSpan w:val="2"/>
+            <w:tcMar>
+              <w:top w:w="120" w:type="dxa"/>
+              <w:bottom w:w="120" w:type="dxa"/>
+              <w:left w:w="150" w:type="dxa"/>
+              <w:right w:w="150" w:type="dxa"/>
+            </w:tcMar>
+            <w:shd w:fill="3F98DE"/>
+          </w:tcPr>
+          <w:p>
+            <w:r>
+              <w:rPr>
+                <w:rFonts w:ascii="微軟正黑體" w:hAnsi="微軟正黑體"/>
+                <w:b/>
+                <w:color w:val="FFFFFF"/>
+                <w:sz w:val="23"/>
+              </w:rPr>
+              <w:t>領域課程綱要</w:t>
+            </w:r>
+          </w:p>
+        </w:tc>
+      </w:tr>
+      <w:tr>
+        <w:tc>
+          <w:tcPr>
+            <w:tcW w:type="dxa" w:w="3168"/>
+            <w:tcMar>
+              <w:top w:w="120" w:type="dxa"/>
+              <w:bottom w:w="120" w:type="dxa"/>
+              <w:left w:w="150" w:type="dxa"/>
+              <w:right w:w="150" w:type="dxa"/>
+            </w:tcMar>
+            <w:shd w:fill="EBF5FC"/>
+          </w:tcPr>
+          <w:p>
+            <w:r>
+              <w:rPr>
+                <w:b/>
+              </w:rPr>
+              <w:t>學習表現</w:t>
+            </w:r>
+          </w:p>
+        </w:tc>
+        <w:tc>
+          <w:tcPr>
+            <w:tcW w:type="dxa" w:w="6624"/>
+            <w:tcMar>
+              <w:top w:w="120" w:type="dxa"/>
+              <w:bottom w:w="120" w:type="dxa"/>
+              <w:left w:w="150" w:type="dxa"/>
+              <w:right w:w="150" w:type="dxa"/>
+            </w:tcMar>
+            <w:shd w:fill="EBF5FC"/>
+          </w:tcPr>
+          <w:p>
+            <w:r>
+              <w:t>s-III-1 理解扇形、圓與圓心角之意義，並能熟練計算圓面積與扇形面積。</w:t>
+              <w:br/>
+              <w:t>s-III-2 理解複合圖形面積之求法（透過割補、平移、重疊扣減等幾何策略進行分析）。</w:t>
+              <w:br/>
+              <w:t>r-III-1 理解並使用幾何關係式解決複合圖形問題，並能口語與圖示清晰說理。</w:t>
+            </w:r>
+          </w:p>
+        </w:tc>
+      </w:tr>
+      <w:tr>
+        <w:tc>
+          <w:tcPr>
+            <w:tcW w:type="dxa" w:w="3168"/>
+            <w:tcMar>
+              <w:top w:w="120" w:type="dxa"/>
+              <w:bottom w:w="120" w:type="dxa"/>
+              <w:left w:w="150" w:type="dxa"/>
+              <w:right w:w="150" w:type="dxa"/>
+            </w:tcMar>
+            <w:shd w:fill="EBF5FC"/>
+          </w:tcPr>
+          <w:p>
+            <w:r>
+              <w:rPr>
+                <w:b/>
+              </w:rPr>
+              <w:t>學習內容與目標</w:t>
+            </w:r>
+          </w:p>
+        </w:tc>
+        <w:tc>
+          <w:tcPr>
+            <w:tcW w:type="dxa" w:w="6624"/>
+            <w:tcMar>
+              <w:top w:w="120" w:type="dxa"/>
+              <w:bottom w:w="120" w:type="dxa"/>
+              <w:left w:w="150" w:type="dxa"/>
+              <w:right w:w="150" w:type="dxa"/>
+            </w:tcMar>
+          </w:tcPr>
+          <w:p>
+            <w:r>
+              <w:t>【學習內容】</w:t>
+              <w:br/>
+              <w:t>• S-6-3 圓面積與扇形面積：圓周率、圓面積與扇形面積計算公式及複合圖形應用。</w:t>
+              <w:br/>
+              <w:t>• S-6-4 複合圖形面積：正方形、三角形、扇形、半圓之組合、分解、重疊與割補。</w:t>
+              <w:br/>
+              <w:t>【學習目標】</w:t>
+              <w:br/>
+              <w:t>1. 認知：能理解複合圖形中「重疊容斥原理（總面積之和 - 全域面積 = 重疊面積）」與「對稱分割割補」的幾何意義。</w:t>
+              <w:br/>
+              <w:t>2. 技能：能以多元算式與圖解表徵正確求出四葉草花瓣（228 m²）與雙半圓交疊塗色面積（128 cm²）。</w:t>
+              <w:br/>
+              <w:t>3. 情意：能在小組中專注傾聽組員想法，不嘲笑、不放棄，體驗同儕互助與幾何頓悟之美。</w:t>
+            </w:r>
+          </w:p>
+        </w:tc>
+      </w:tr>
+    </w:tbl>
+    <w:p/>
+    <w:tbl>
+      <w:tblPr>
+        <w:tblW w:type="auto" w:w="0"/>
+        <w:jc w:val="center"/>
+        <w:tblLook w:firstColumn="1" w:firstRow="1" w:lastColumn="0" w:lastRow="0" w:noHBand="0" w:noVBand="1" w:val="04A0"/>
+      </w:tblPr>
+      <w:tblGrid>
+        <w:gridCol w:w="9936"/>
+      </w:tblGrid>
+      <w:tr>
+        <w:tc>
+          <w:tcPr>
+            <w:tcW w:type="dxa" w:w="9792"/>
+            <w:tcMar>
+              <w:top w:w="120" w:type="dxa"/>
+              <w:bottom w:w="120" w:type="dxa"/>
+              <w:left w:w="150" w:type="dxa"/>
+              <w:right w:w="150" w:type="dxa"/>
+            </w:tcMar>
+            <w:shd w:fill="3F98DE"/>
+          </w:tcPr>
+          <w:p>
+            <w:r>
+              <w:rPr>
+                <w:rFonts w:ascii="微軟正黑體" w:hAnsi="微軟正黑體"/>
+                <w:b/>
+                <w:color w:val="FFFFFF"/>
+                <w:sz w:val="23"/>
+              </w:rPr>
+              <w:t>教材組織與學生分析</w:t>
+            </w:r>
+          </w:p>
+        </w:tc>
+      </w:tr>
+      <w:tr>
+        <w:tc>
+          <w:tcPr>
+            <w:tcW w:type="dxa" w:w="9792"/>
+            <w:tcMar>
+              <w:top w:w="120" w:type="dxa"/>
+              <w:bottom w:w="120" w:type="dxa"/>
+              <w:left w:w="150" w:type="dxa"/>
+              <w:right w:w="150" w:type="dxa"/>
+            </w:tcMar>
+          </w:tcPr>
+          <w:p>
+            <w:r>
+              <w:t>一、文本與幾何結構分析：(用圖形和文字表示)</w:t>
+              <w:br/>
+              <w:t>本課為六年級上學期「扇形的周長和面積」第 4 節單元統整公開課。教材組織呈三階梯遞進鏈：</w:t>
+              <w:br/>
+              <w:t>1. 第 1 題（基礎任務）：邊長 10cm 正方形，1/4 圓扇形扣直角三角形求單片弓形葉片（28.5 cm²），建立核心解題鑰匙。</w:t>
+              <w:br/>
+              <w:t>2. 第 2 題（Jumping Task 一）：邊長 20m 正方形，4 個半圓交疊出四葉草花瓣（228 m²），引發化繁為簡與容斥原理之衝突。</w:t>
+              <w:br/>
+              <w:t>3. 第 3 題（Jumping Task 二）：邊長 16cm 正方形，兩邊長為直徑之雙半圓交疊，求左上葉片與右下未覆蓋之塗色總面積（128 cm²），展現容斥守恆（塗色總面積 = 正方形面積的一半）。</w:t>
+            </w:r>
+          </w:p>
+        </w:tc>
+      </w:tr>
+      <w:tr>
+        <w:tc>
+          <w:tcPr>
+            <w:tcW w:type="dxa" w:w="9792"/>
+            <w:tcMar>
+              <w:top w:w="120" w:type="dxa"/>
+              <w:bottom w:w="120" w:type="dxa"/>
+              <w:left w:w="150" w:type="dxa"/>
+              <w:right w:w="150" w:type="dxa"/>
+            </w:tcMar>
+          </w:tcPr>
+          <w:p>
+            <w:r>
+              <w:t>二、學生可能面臨學習的困難及發現：</w:t>
+              <w:br/>
+              <w:t>1. 碎塊陷阱：面對四葉草或雙半圓圖形，學生易嘗試切割微小碎塊或計算圓心角，因而陷入死胡同。</w:t>
+              <w:br/>
+              <w:t>2. 無法連結基模：學生算出第 1 題 28.5 後，未能察覺第 2 題切成 4 個 10×10 正方形後每塊剛好有 2 片葉片（28.5×2=57）。</w:t>
+              <w:br/>
+              <w:t>3. 容斥理解障礙：能列出 628 - 400 = 228，但無法具體說明「為什麼多出來的剛好是 4 片花瓣」。</w:t>
+              <w:br/>
+              <w:t>4. 第 3 題視覺干擾：右下角不規則區域看似難以計算，未能透過全域扣減與兩半圓聯集建立守恆關係。</w:t>
+            </w:r>
+          </w:p>
+        </w:tc>
+      </w:tr>
+      <w:tr>
+        <w:tc>
+          <w:tcPr>
+            <w:tcW w:type="dxa" w:w="9792"/>
+            <w:tcMar>
+              <w:top w:w="120" w:type="dxa"/>
+              <w:bottom w:w="120" w:type="dxa"/>
+              <w:left w:w="150" w:type="dxa"/>
+              <w:right w:w="150" w:type="dxa"/>
+            </w:tcMar>
+          </w:tcPr>
+          <w:p>
+            <w:r>
+              <w:t>三、特殊學生特性描述與協同規劃：</w:t>
+              <w:br/>
+              <w:t>• 學習停滯/低成就學生：安排於 4 人組靠近中央位置，自學段落教師近身確認第 1 題算式；組內由同伴以實體圖卡指認。</w:t>
+              <w:br/>
+              <w:t>• 學習超前/具潛力學生：引導其發展「容斥代數推導」或探索「第 3 題長寬變動之幾何性質」，並擔任傾聽與提問者。</w:t>
+            </w:r>
+          </w:p>
+        </w:tc>
+      </w:tr>
+    </w:tbl>
+    <w:p/>
+    <w:tbl>
+      <w:tblPr>
+        <w:tblW w:type="auto" w:w="0"/>
+        <w:jc w:val="center"/>
+        <w:tblLook w:firstColumn="1" w:firstRow="1" w:lastColumn="0" w:lastRow="0" w:noHBand="0" w:noVBand="1" w:val="04A0"/>
+      </w:tblPr>
+      <w:tblGrid>
+        <w:gridCol w:w="3312"/>
+        <w:gridCol w:w="3312"/>
+        <w:gridCol w:w="3312"/>
+      </w:tblGrid>
+      <w:tr>
+        <w:tc>
+          <w:tcPr>
+            <w:tcW w:type="dxa" w:w="9792"/>
+            <w:gridSpan w:val="3"/>
+            <w:tcMar>
+              <w:top w:w="120" w:type="dxa"/>
+              <w:bottom w:w="120" w:type="dxa"/>
+              <w:left w:w="150" w:type="dxa"/>
+              <w:right w:w="150" w:type="dxa"/>
+            </w:tcMar>
+            <w:shd w:fill="3F98DE"/>
+          </w:tcPr>
+          <w:p>
+            <w:r>
+              <w:rPr>
+                <w:rFonts w:ascii="微軟正黑體" w:hAnsi="微軟正黑體"/>
+                <w:b/>
+                <w:color w:val="FFFFFF"/>
+                <w:sz w:val="23"/>
+              </w:rPr>
+              <w:t>教學活動的教育四要素</w:t>
+            </w:r>
+          </w:p>
+        </w:tc>
+      </w:tr>
+      <w:tr>
+        <w:tc>
+          <w:tcPr>
+            <w:tcW w:type="dxa" w:w="1728"/>
+            <w:tcMar>
+              <w:top w:w="120" w:type="dxa"/>
+              <w:bottom w:w="120" w:type="dxa"/>
+              <w:left w:w="150" w:type="dxa"/>
+              <w:right w:w="150" w:type="dxa"/>
+            </w:tcMar>
+          </w:tcPr>
+          <w:p>
+            <w:r>
+              <w:rPr>
+                <w:b/>
+              </w:rPr>
+              <w:t>教師</w:t>
+            </w:r>
+          </w:p>
+        </w:tc>
+        <w:tc>
+          <w:tcPr>
+            <w:tcW w:type="dxa" w:w="2592"/>
+            <w:tcMar>
+              <w:top w:w="120" w:type="dxa"/>
+              <w:bottom w:w="120" w:type="dxa"/>
+              <w:left w:w="150" w:type="dxa"/>
+              <w:right w:w="150" w:type="dxa"/>
+            </w:tcMar>
+          </w:tcPr>
+          <w:p>
+            <w:r>
+              <w:rPr>
+                <w:b/>
+              </w:rPr>
+              <w:t>教學過程的構建</w:t>
+            </w:r>
+          </w:p>
+        </w:tc>
+        <w:tc>
+          <w:tcPr>
+            <w:tcW w:type="dxa" w:w="5472"/>
+            <w:tcMar>
+              <w:top w:w="120" w:type="dxa"/>
+              <w:bottom w:w="120" w:type="dxa"/>
+              <w:left w:w="150" w:type="dxa"/>
+              <w:right w:w="150" w:type="dxa"/>
+            </w:tcMar>
+          </w:tcPr>
+          <w:p>
+            <w:r>
+              <w:t>個人自學（低門檻鑰匙）→ 4人小組協同探究（跳躍任務一、二）→ 組間互學與策略碰撞（分割法 vs 容斥法）→ 導學統整與高光反思。教師不直接裁決對錯，負責串聯與深究。</w:t>
+            </w:r>
+          </w:p>
+        </w:tc>
+      </w:tr>
+      <w:tr>
+        <w:tc>
+          <w:tcPr>
+            <w:tcW w:type="dxa" w:w="1728"/>
+            <w:tcMar>
+              <w:top w:w="120" w:type="dxa"/>
+              <w:bottom w:w="120" w:type="dxa"/>
+              <w:left w:w="150" w:type="dxa"/>
+              <w:right w:w="150" w:type="dxa"/>
+            </w:tcMar>
+          </w:tcPr>
+          <w:p>
+            <w:r>
+              <w:rPr>
+                <w:b/>
+              </w:rPr>
+              <w:t>教師</w:t>
+            </w:r>
+          </w:p>
+        </w:tc>
+        <w:tc>
+          <w:tcPr>
+            <w:tcW w:type="dxa" w:w="2592"/>
+            <w:tcMar>
+              <w:top w:w="120" w:type="dxa"/>
+              <w:bottom w:w="120" w:type="dxa"/>
+              <w:left w:w="150" w:type="dxa"/>
+              <w:right w:w="150" w:type="dxa"/>
+            </w:tcMar>
+          </w:tcPr>
+          <w:p>
+            <w:r>
+              <w:rPr>
+                <w:b/>
+              </w:rPr>
+              <w:t>師生問題的生成</w:t>
+            </w:r>
+          </w:p>
+        </w:tc>
+        <w:tc>
+          <w:tcPr>
+            <w:tcW w:type="dxa" w:w="5472"/>
+            <w:tcMar>
+              <w:top w:w="120" w:type="dxa"/>
+              <w:bottom w:w="120" w:type="dxa"/>
+              <w:left w:w="150" w:type="dxa"/>
+              <w:right w:w="150" w:type="dxa"/>
+            </w:tcMar>
+          </w:tcPr>
+          <w:p>
+            <w:r>
+              <w:t>預想問題：1. 四葉草每個尖角角度不知道怎麼算？ 2. 4 個半圓加起來 628，為什麼減 400 剛好是花瓣？ 3. 第 3 題右下角怪怪的圖形怎麼算？ 4. 為什麼第 3 題塗色面積剛好是正方形的一半？</w:t>
+            </w:r>
+          </w:p>
+        </w:tc>
+      </w:tr>
+      <w:tr>
+        <w:tc>
+          <w:tcPr>
+            <w:tcW w:type="dxa" w:w="1728"/>
+            <w:tcMar>
+              <w:top w:w="120" w:type="dxa"/>
+              <w:bottom w:w="120" w:type="dxa"/>
+              <w:left w:w="150" w:type="dxa"/>
+              <w:right w:w="150" w:type="dxa"/>
+            </w:tcMar>
+          </w:tcPr>
+          <w:p>
+            <w:r>
+              <w:rPr>
+                <w:b/>
+              </w:rPr>
+              <w:t>教師</w:t>
+            </w:r>
+          </w:p>
+        </w:tc>
+        <w:tc>
+          <w:tcPr>
+            <w:tcW w:type="dxa" w:w="2592"/>
+            <w:tcMar>
+              <w:top w:w="120" w:type="dxa"/>
+              <w:bottom w:w="120" w:type="dxa"/>
+              <w:left w:w="150" w:type="dxa"/>
+              <w:right w:w="150" w:type="dxa"/>
+            </w:tcMar>
+          </w:tcPr>
+          <w:p>
+            <w:r>
+              <w:rPr>
+                <w:b/>
+              </w:rPr>
+              <w:t>教學活動的開展</w:t>
+            </w:r>
+          </w:p>
+        </w:tc>
+        <w:tc>
+          <w:tcPr>
+            <w:tcW w:type="dxa" w:w="5472"/>
+            <w:tcMar>
+              <w:top w:w="120" w:type="dxa"/>
+              <w:bottom w:w="120" w:type="dxa"/>
+              <w:left w:w="150" w:type="dxa"/>
+              <w:right w:w="150" w:type="dxa"/>
+            </w:tcMar>
+          </w:tcPr>
+          <w:p>
+            <w:r>
+              <w:t>動態幾何投影片佈題 → 學習單獨立動筆 → 4人圍坐耳語對話與小白板記錄 → 小白板並排張貼與音讀分享 → 動態圖層拆解驗證 → 個人反思筆記。</w:t>
+            </w:r>
+          </w:p>
+        </w:tc>
+      </w:tr>
+      <w:tr>
+        <w:tc>
+          <w:tcPr>
+            <w:tcW w:type="dxa" w:w="1728"/>
+            <w:tcMar>
+              <w:top w:w="120" w:type="dxa"/>
+              <w:bottom w:w="120" w:type="dxa"/>
+              <w:left w:w="150" w:type="dxa"/>
+              <w:right w:w="150" w:type="dxa"/>
+            </w:tcMar>
+          </w:tcPr>
+          <w:p>
+            <w:r>
+              <w:rPr>
+                <w:b/>
+              </w:rPr>
+              <w:t>教師</w:t>
+            </w:r>
+          </w:p>
+        </w:tc>
+        <w:tc>
+          <w:tcPr>
+            <w:tcW w:type="dxa" w:w="2592"/>
+            <w:tcMar>
+              <w:top w:w="120" w:type="dxa"/>
+              <w:bottom w:w="120" w:type="dxa"/>
+              <w:left w:w="150" w:type="dxa"/>
+              <w:right w:w="150" w:type="dxa"/>
+            </w:tcMar>
+          </w:tcPr>
+          <w:p>
+            <w:r>
+              <w:rPr>
+                <w:b/>
+              </w:rPr>
+              <w:t>教學語言的優化</w:t>
+            </w:r>
+          </w:p>
+        </w:tc>
+        <w:tc>
+          <w:tcPr>
+            <w:tcW w:type="dxa" w:w="5472"/>
+            <w:tcMar>
+              <w:top w:w="120" w:type="dxa"/>
+              <w:bottom w:w="120" w:type="dxa"/>
+              <w:left w:w="150" w:type="dxa"/>
+              <w:right w:w="150" w:type="dxa"/>
+            </w:tcMar>
+          </w:tcPr>
+          <w:p>
+            <w:r>
+              <w:t>拋題後保持沉靜等待；避免使用「答對了/好棒」等終結性評價；運用理答六策略（轉引、轉問、反問、提示、釐清、深究）引導學生回到幾何本質。</w:t>
+            </w:r>
+          </w:p>
+        </w:tc>
+      </w:tr>
+      <w:tr>
+        <w:tc>
+          <w:tcPr>
+            <w:tcW w:type="dxa" w:w="1728"/>
+            <w:tcMar>
+              <w:top w:w="120" w:type="dxa"/>
+              <w:bottom w:w="120" w:type="dxa"/>
+              <w:left w:w="150" w:type="dxa"/>
+              <w:right w:w="150" w:type="dxa"/>
+            </w:tcMar>
+          </w:tcPr>
+          <w:p>
+            <w:r>
+              <w:rPr>
+                <w:b/>
+              </w:rPr>
+              <w:t>教材</w:t>
+            </w:r>
+          </w:p>
+        </w:tc>
+        <w:tc>
+          <w:tcPr>
+            <w:tcW w:type="dxa" w:w="2592"/>
+            <w:tcMar>
+              <w:top w:w="120" w:type="dxa"/>
+              <w:bottom w:w="120" w:type="dxa"/>
+              <w:left w:w="150" w:type="dxa"/>
+              <w:right w:w="150" w:type="dxa"/>
+            </w:tcMar>
+          </w:tcPr>
+          <w:p>
+            <w:r>
+              <w:rPr>
+                <w:b/>
+              </w:rPr>
+              <w:t>教具的使用策略</w:t>
+            </w:r>
+          </w:p>
+        </w:tc>
+        <w:tc>
+          <w:tcPr>
+            <w:tcW w:type="dxa" w:w="5472"/>
+            <w:tcMar>
+              <w:top w:w="120" w:type="dxa"/>
+              <w:bottom w:w="120" w:type="dxa"/>
+              <w:left w:w="150" w:type="dxa"/>
+              <w:right w:w="150" w:type="dxa"/>
+            </w:tcMar>
+          </w:tcPr>
+          <w:p>
+            <w:r>
+              <w:t>小白板 6 片（每組 1 片）、彩色白板筆、RWD 課堂互動式導學簡報（含計時器與幾何圖層）、大字版 16:9 PowerPoint 簡報。</w:t>
+            </w:r>
+          </w:p>
+        </w:tc>
+      </w:tr>
+      <w:tr>
+        <w:tc>
+          <w:tcPr>
+            <w:tcW w:type="dxa" w:w="1728"/>
+            <w:tcMar>
+              <w:top w:w="120" w:type="dxa"/>
+              <w:bottom w:w="120" w:type="dxa"/>
+              <w:left w:w="150" w:type="dxa"/>
+              <w:right w:w="150" w:type="dxa"/>
+            </w:tcMar>
+          </w:tcPr>
+          <w:p>
+            <w:r>
+              <w:rPr>
+                <w:b/>
+              </w:rPr>
+              <w:t>教材</w:t>
+            </w:r>
+          </w:p>
+        </w:tc>
+        <w:tc>
+          <w:tcPr>
+            <w:tcW w:type="dxa" w:w="2592"/>
+            <w:tcMar>
+              <w:top w:w="120" w:type="dxa"/>
+              <w:bottom w:w="120" w:type="dxa"/>
+              <w:left w:w="150" w:type="dxa"/>
+              <w:right w:w="150" w:type="dxa"/>
+            </w:tcMar>
+          </w:tcPr>
+          <w:p>
+            <w:r>
+              <w:rPr>
+                <w:b/>
+              </w:rPr>
+              <w:t>教材的使用價值</w:t>
+            </w:r>
+          </w:p>
+        </w:tc>
+        <w:tc>
+          <w:tcPr>
+            <w:tcW w:type="dxa" w:w="5472"/>
+            <w:tcMar>
+              <w:top w:w="120" w:type="dxa"/>
+              <w:bottom w:w="120" w:type="dxa"/>
+              <w:left w:w="150" w:type="dxa"/>
+              <w:right w:w="150" w:type="dxa"/>
+            </w:tcMar>
+          </w:tcPr>
+          <w:p>
+            <w:r>
+              <w:t>將平面幾何由單一公式套用昇華至「空間重疊、容斥原理與守恆性」，培養高階系統思維與問題解決素養。</w:t>
+            </w:r>
+          </w:p>
+        </w:tc>
+      </w:tr>
+      <w:tr>
+        <w:tc>
+          <w:tcPr>
+            <w:tcW w:type="dxa" w:w="1728"/>
+            <w:tcMar>
+              <w:top w:w="120" w:type="dxa"/>
+              <w:bottom w:w="120" w:type="dxa"/>
+              <w:left w:w="150" w:type="dxa"/>
+              <w:right w:w="150" w:type="dxa"/>
+            </w:tcMar>
+          </w:tcPr>
+          <w:p>
+            <w:r>
+              <w:rPr>
+                <w:b/>
+              </w:rPr>
+              <w:t>教材</w:t>
+            </w:r>
+          </w:p>
+        </w:tc>
+        <w:tc>
+          <w:tcPr>
+            <w:tcW w:type="dxa" w:w="2592"/>
+            <w:tcMar>
+              <w:top w:w="120" w:type="dxa"/>
+              <w:bottom w:w="120" w:type="dxa"/>
+              <w:left w:w="150" w:type="dxa"/>
+              <w:right w:w="150" w:type="dxa"/>
+            </w:tcMar>
+          </w:tcPr>
+          <w:p>
+            <w:r>
+              <w:rPr>
+                <w:b/>
+              </w:rPr>
+              <w:t>教學目標的設計</w:t>
+            </w:r>
+          </w:p>
+        </w:tc>
+        <w:tc>
+          <w:tcPr>
+            <w:tcW w:type="dxa" w:w="5472"/>
+            <w:tcMar>
+              <w:top w:w="120" w:type="dxa"/>
+              <w:bottom w:w="120" w:type="dxa"/>
+              <w:left w:w="150" w:type="dxa"/>
+              <w:right w:w="150" w:type="dxa"/>
+            </w:tcMar>
+          </w:tcPr>
+          <w:p>
+            <w:r>
+              <w:t>以多元表徵（圖示、文字、算式）說明四葉草與雙半圓面積之幾何成因，達成全班學生皆有思維躍遷。</w:t>
+            </w:r>
+          </w:p>
+        </w:tc>
+      </w:tr>
+      <w:tr>
+        <w:tc>
+          <w:tcPr>
+            <w:tcW w:type="dxa" w:w="1728"/>
+            <w:tcMar>
+              <w:top w:w="120" w:type="dxa"/>
+              <w:bottom w:w="120" w:type="dxa"/>
+              <w:left w:w="150" w:type="dxa"/>
+              <w:right w:w="150" w:type="dxa"/>
+            </w:tcMar>
+          </w:tcPr>
+          <w:p>
+            <w:r>
+              <w:rPr>
+                <w:b/>
+              </w:rPr>
+              <w:t>教材</w:t>
+            </w:r>
+          </w:p>
+        </w:tc>
+        <w:tc>
+          <w:tcPr>
+            <w:tcW w:type="dxa" w:w="2592"/>
+            <w:tcMar>
+              <w:top w:w="120" w:type="dxa"/>
+              <w:bottom w:w="120" w:type="dxa"/>
+              <w:left w:w="150" w:type="dxa"/>
+              <w:right w:w="150" w:type="dxa"/>
+            </w:tcMar>
+          </w:tcPr>
+          <w:p>
+            <w:r>
+              <w:rPr>
+                <w:b/>
+              </w:rPr>
+              <w:t>學科作業的設計</w:t>
+            </w:r>
+          </w:p>
+        </w:tc>
+        <w:tc>
+          <w:tcPr>
+            <w:tcW w:type="dxa" w:w="5472"/>
+            <w:tcMar>
+              <w:top w:w="120" w:type="dxa"/>
+              <w:bottom w:w="120" w:type="dxa"/>
+              <w:left w:w="150" w:type="dxa"/>
+              <w:right w:w="150" w:type="dxa"/>
+            </w:tcMar>
+          </w:tcPr>
+          <w:p>
+            <w:r>
+              <w:t>探究學習單一人一份：正面為「基礎任務鑰匙」與「跳躍任務一、二紀錄」；背面為「多元策略對照」與「高光反思回饋」。</w:t>
+            </w:r>
+          </w:p>
+        </w:tc>
+      </w:tr>
+      <w:tr>
+        <w:tc>
+          <w:tcPr>
+            <w:tcW w:type="dxa" w:w="1728"/>
+            <w:tcMar>
+              <w:top w:w="120" w:type="dxa"/>
+              <w:bottom w:w="120" w:type="dxa"/>
+              <w:left w:w="150" w:type="dxa"/>
+              <w:right w:w="150" w:type="dxa"/>
+            </w:tcMar>
+          </w:tcPr>
+          <w:p>
+            <w:r>
+              <w:rPr>
+                <w:b/>
+              </w:rPr>
+              <w:t>學生</w:t>
+            </w:r>
+          </w:p>
+        </w:tc>
+        <w:tc>
+          <w:tcPr>
+            <w:tcW w:type="dxa" w:w="2592"/>
+            <w:tcMar>
+              <w:top w:w="120" w:type="dxa"/>
+              <w:bottom w:w="120" w:type="dxa"/>
+              <w:left w:w="150" w:type="dxa"/>
+              <w:right w:w="150" w:type="dxa"/>
+            </w:tcMar>
+          </w:tcPr>
+          <w:p>
+            <w:r>
+              <w:rPr>
+                <w:b/>
+              </w:rPr>
+              <w:t>學生的心智水平</w:t>
+            </w:r>
+          </w:p>
+        </w:tc>
+        <w:tc>
+          <w:tcPr>
+            <w:tcW w:type="dxa" w:w="5472"/>
+            <w:tcMar>
+              <w:top w:w="120" w:type="dxa"/>
+              <w:bottom w:w="120" w:type="dxa"/>
+              <w:left w:w="150" w:type="dxa"/>
+              <w:right w:w="150" w:type="dxa"/>
+            </w:tcMar>
+          </w:tcPr>
+          <w:p>
+            <w:r>
+              <w:t>已熟練扇形與圓面積計算公式；正處於由「具體運思」過渡至「幾何代數抽象推理」之關鍵期。</w:t>
+            </w:r>
+          </w:p>
+        </w:tc>
+      </w:tr>
+      <w:tr>
+        <w:tc>
+          <w:tcPr>
+            <w:tcW w:type="dxa" w:w="1728"/>
+            <w:tcMar>
+              <w:top w:w="120" w:type="dxa"/>
+              <w:bottom w:w="120" w:type="dxa"/>
+              <w:left w:w="150" w:type="dxa"/>
+              <w:right w:w="150" w:type="dxa"/>
+            </w:tcMar>
+          </w:tcPr>
+          <w:p>
+            <w:r>
+              <w:rPr>
+                <w:b/>
+              </w:rPr>
+              <w:t>學生</w:t>
+            </w:r>
+          </w:p>
+        </w:tc>
+        <w:tc>
+          <w:tcPr>
+            <w:tcW w:type="dxa" w:w="2592"/>
+            <w:tcMar>
+              <w:top w:w="120" w:type="dxa"/>
+              <w:bottom w:w="120" w:type="dxa"/>
+              <w:left w:w="150" w:type="dxa"/>
+              <w:right w:w="150" w:type="dxa"/>
+            </w:tcMar>
+          </w:tcPr>
+          <w:p>
+            <w:r>
+              <w:rPr>
+                <w:b/>
+              </w:rPr>
+              <w:t>學習方式的選擇</w:t>
+            </w:r>
+          </w:p>
+        </w:tc>
+        <w:tc>
+          <w:tcPr>
+            <w:tcW w:type="dxa" w:w="5472"/>
+            <w:tcMar>
+              <w:top w:w="120" w:type="dxa"/>
+              <w:bottom w:w="120" w:type="dxa"/>
+              <w:left w:w="150" w:type="dxa"/>
+              <w:right w:w="150" w:type="dxa"/>
+            </w:tcMar>
+          </w:tcPr>
+          <w:p>
+            <w:r>
+              <w:t>自學沉澱（保障每人有想法）→ Pair 對照補漏 → 4人異質協同（互惠鷹架）→ 全班串聯互學 → 個人反思筆記。</w:t>
+            </w:r>
+          </w:p>
+        </w:tc>
+      </w:tr>
+      <w:tr>
+        <w:tc>
+          <w:tcPr>
+            <w:tcW w:type="dxa" w:w="1728"/>
+            <w:tcMar>
+              <w:top w:w="120" w:type="dxa"/>
+              <w:bottom w:w="120" w:type="dxa"/>
+              <w:left w:w="150" w:type="dxa"/>
+              <w:right w:w="150" w:type="dxa"/>
+            </w:tcMar>
+          </w:tcPr>
+          <w:p>
+            <w:r>
+              <w:rPr>
+                <w:b/>
+              </w:rPr>
+              <w:t>環境</w:t>
+            </w:r>
+          </w:p>
+        </w:tc>
+        <w:tc>
+          <w:tcPr>
+            <w:tcW w:type="dxa" w:w="2592"/>
+            <w:tcMar>
+              <w:top w:w="120" w:type="dxa"/>
+              <w:bottom w:w="120" w:type="dxa"/>
+              <w:left w:w="150" w:type="dxa"/>
+              <w:right w:w="150" w:type="dxa"/>
+            </w:tcMar>
+          </w:tcPr>
+          <w:p>
+            <w:r>
+              <w:rPr>
+                <w:b/>
+              </w:rPr>
+              <w:t>教學情景的創設</w:t>
+            </w:r>
+          </w:p>
+        </w:tc>
+        <w:tc>
+          <w:tcPr>
+            <w:tcW w:type="dxa" w:w="5472"/>
+            <w:tcMar>
+              <w:top w:w="120" w:type="dxa"/>
+              <w:bottom w:w="120" w:type="dxa"/>
+              <w:left w:w="150" w:type="dxa"/>
+              <w:right w:w="150" w:type="dxa"/>
+            </w:tcMar>
+          </w:tcPr>
+          <w:p>
+            <w:r>
+              <w:t>4人桌異質分組排列，桌距寬敞便於教師蹲下傾聽；黑板預留小白板並排張貼區，供全班橫向對照。</w:t>
+            </w:r>
+          </w:p>
+        </w:tc>
+      </w:tr>
+      <w:tr>
+        <w:tc>
+          <w:tcPr>
+            <w:tcW w:type="dxa" w:w="1728"/>
+            <w:tcMar>
+              <w:top w:w="120" w:type="dxa"/>
+              <w:bottom w:w="120" w:type="dxa"/>
+              <w:left w:w="150" w:type="dxa"/>
+              <w:right w:w="150" w:type="dxa"/>
+            </w:tcMar>
+          </w:tcPr>
+          <w:p>
+            <w:r>
+              <w:rPr>
+                <w:b/>
+              </w:rPr>
+              <w:t>環境</w:t>
+            </w:r>
+          </w:p>
+        </w:tc>
+        <w:tc>
+          <w:tcPr>
+            <w:tcW w:type="dxa" w:w="2592"/>
+            <w:tcMar>
+              <w:top w:w="120" w:type="dxa"/>
+              <w:bottom w:w="120" w:type="dxa"/>
+              <w:left w:w="150" w:type="dxa"/>
+              <w:right w:w="150" w:type="dxa"/>
+            </w:tcMar>
+          </w:tcPr>
+          <w:p>
+            <w:r>
+              <w:rPr>
+                <w:b/>
+              </w:rPr>
+              <w:t>課程資源的開發</w:t>
+            </w:r>
+          </w:p>
+        </w:tc>
+        <w:tc>
+          <w:tcPr>
+            <w:tcW w:type="dxa" w:w="5472"/>
+            <w:tcMar>
+              <w:top w:w="120" w:type="dxa"/>
+              <w:bottom w:w="120" w:type="dxa"/>
+              <w:left w:w="150" w:type="dxa"/>
+              <w:right w:w="150" w:type="dxa"/>
+            </w:tcMar>
+          </w:tcPr>
+          <w:p>
+            <w:r>
+              <w:t>整合國教院課綱幾何向度、南一版教材、日本算數幾何思維題庫及 GitHub Pages 線上互動平台。</w:t>
+            </w:r>
+          </w:p>
+        </w:tc>
+      </w:tr>
+    </w:tbl>
+    <w:p/>
+    <w:tbl>
+      <w:tblPr>
+        <w:tblW w:type="auto" w:w="0"/>
+        <w:jc w:val="center"/>
+        <w:tblLook w:firstColumn="1" w:firstRow="1" w:lastColumn="0" w:lastRow="0" w:noHBand="0" w:noVBand="1" w:val="04A0"/>
+      </w:tblPr>
+      <w:tblGrid>
+        <w:gridCol w:w="9936"/>
+      </w:tblGrid>
+      <w:tr>
+        <w:tc>
+          <w:tcPr>
+            <w:tcW w:type="dxa" w:w="9792"/>
+            <w:tcMar>
+              <w:top w:w="120" w:type="dxa"/>
+              <w:bottom w:w="120" w:type="dxa"/>
+              <w:left w:w="150" w:type="dxa"/>
+              <w:right w:w="150" w:type="dxa"/>
+            </w:tcMar>
+            <w:shd w:fill="3F98DE"/>
+          </w:tcPr>
+          <w:p>
+            <w:r>
+              <w:rPr>
+                <w:rFonts w:ascii="微軟正黑體" w:hAnsi="微軟正黑體"/>
+                <w:b/>
+                <w:color w:val="FFFFFF"/>
+                <w:sz w:val="23"/>
+              </w:rPr>
+              <w:t>各節次學習活動設計重點（本次公開課為第四節，單元統整）</w:t>
+            </w:r>
+          </w:p>
+        </w:tc>
+      </w:tr>
+      <w:tr>
+        <w:tc>
+          <w:tcPr>
+            <w:tcW w:type="dxa" w:w="9792"/>
+            <w:tcMar>
+              <w:top w:w="120" w:type="dxa"/>
+              <w:bottom w:w="120" w:type="dxa"/>
+              <w:left w:w="150" w:type="dxa"/>
+              <w:right w:w="150" w:type="dxa"/>
+            </w:tcMar>
+          </w:tcPr>
+          <w:p>
+            <w:r>
+              <w:t>本單元共 4 節。第 1 節認識扇形與圓心角；第 2 節扇形弧長與周長計算；第 3 節扇形與複合圖形基礎面積；第 4 節為本次公開課，專注於「Jumping Task 伸展跳躍任務：四葉草綠地與雙半圓花窗的秘密」，整節課全神貫注於引發幾何認知衝突、同儕傾聽對話與思維躍遷。</w:t>
+            </w:r>
+          </w:p>
+        </w:tc>
+      </w:tr>
+    </w:tbl>
+    <w:p/>
     <w:tbl>
       <w:tblPr>
         <w:tblW w:type="auto" w:w="0"/>
@@ -47,109 +1273,81 @@
       <w:tr>
         <w:tc>
           <w:tcPr>
-            <w:tcW w:type="dxa" w:w="2484"/>
+            <w:tcW w:type="dxa" w:w="2016"/>
             <w:tcMar>
-              <w:top w:w="80" w:type="dxa"/>
-              <w:bottom w:w="80" w:type="dxa"/>
-              <w:left w:w="100" w:type="dxa"/>
-              <w:right w:w="100" w:type="dxa"/>
+              <w:top w:w="120" w:type="dxa"/>
+              <w:bottom w:w="120" w:type="dxa"/>
+              <w:left w:w="150" w:type="dxa"/>
+              <w:right w:w="150" w:type="dxa"/>
             </w:tcMar>
-            <w:shd w:fill="EBF8FF"/>
+            <w:shd w:fill="EBF5FC"/>
           </w:tcPr>
           <w:p>
-            <w:pPr>
-              <w:spacing w:line="276" w:lineRule="auto" w:after="40" w:before="40"/>
-              <w:jc w:val="center"/>
-            </w:pPr>
             <w:r>
               <w:rPr>
-                <w:rFonts w:ascii="微軟正黑體" w:hAnsi="微軟正黑體"/>
-                <w:rFonts w:eastAsia="微軟正黑體"/>
                 <w:b/>
-                <w:color w:val="1A365D"/>
-                <w:sz w:val="19"/>
               </w:rPr>
-              <w:t>授課年級</w:t>
+              <w:t>流程</w:t>
             </w:r>
           </w:p>
         </w:tc>
         <w:tc>
           <w:tcPr>
-            <w:tcW w:type="dxa" w:w="2484"/>
+            <w:tcW w:type="dxa" w:w="3888"/>
             <w:tcMar>
-              <w:top w:w="80" w:type="dxa"/>
-              <w:bottom w:w="80" w:type="dxa"/>
-              <w:left w:w="100" w:type="dxa"/>
-              <w:right w:w="100" w:type="dxa"/>
+              <w:top w:w="120" w:type="dxa"/>
+              <w:bottom w:w="120" w:type="dxa"/>
+              <w:left w:w="150" w:type="dxa"/>
+              <w:right w:w="150" w:type="dxa"/>
             </w:tcMar>
+            <w:shd w:fill="EBF5FC"/>
           </w:tcPr>
           <w:p>
-            <w:pPr>
-              <w:spacing w:line="276" w:lineRule="auto" w:after="40" w:before="40"/>
-              <w:jc w:val="left"/>
-            </w:pPr>
             <w:r>
               <w:rPr>
-                <w:rFonts w:ascii="微軟正黑體" w:hAnsi="微軟正黑體"/>
-                <w:rFonts w:eastAsia="微軟正黑體"/>
-                <w:b w:val="0"/>
-                <w:sz w:val="19"/>
+                <w:b/>
               </w:rPr>
-              <w:t>六年級（第一學期）</w:t>
+              <w:t>教學活動內容（含學生學習事實）</w:t>
             </w:r>
           </w:p>
         </w:tc>
         <w:tc>
           <w:tcPr>
-            <w:tcW w:type="dxa" w:w="2484"/>
+            <w:tcW w:type="dxa" w:w="3024"/>
             <w:tcMar>
-              <w:top w:w="80" w:type="dxa"/>
-              <w:bottom w:w="80" w:type="dxa"/>
-              <w:left w:w="100" w:type="dxa"/>
-              <w:right w:w="100" w:type="dxa"/>
+              <w:top w:w="120" w:type="dxa"/>
+              <w:bottom w:w="120" w:type="dxa"/>
+              <w:left w:w="150" w:type="dxa"/>
+              <w:right w:w="150" w:type="dxa"/>
             </w:tcMar>
-            <w:shd w:fill="EBF8FF"/>
+            <w:shd w:fill="EBF5FC"/>
           </w:tcPr>
           <w:p>
-            <w:pPr>
-              <w:spacing w:line="276" w:lineRule="auto" w:after="40" w:before="40"/>
-              <w:jc w:val="center"/>
-            </w:pPr>
             <w:r>
               <w:rPr>
-                <w:rFonts w:ascii="微軟正黑體" w:hAnsi="微軟正黑體"/>
-                <w:rFonts w:eastAsia="微軟正黑體"/>
                 <w:b/>
-                <w:color w:val="1A365D"/>
-                <w:sz w:val="19"/>
               </w:rPr>
-              <w:t>教學時間</w:t>
+              <w:t>教師支援、學習引導與理答策略</w:t>
             </w:r>
           </w:p>
         </w:tc>
         <w:tc>
           <w:tcPr>
-            <w:tcW w:type="dxa" w:w="2484"/>
+            <w:tcW w:type="dxa" w:w="864"/>
             <w:tcMar>
-              <w:top w:w="80" w:type="dxa"/>
-              <w:bottom w:w="80" w:type="dxa"/>
-              <w:left w:w="100" w:type="dxa"/>
-              <w:right w:w="100" w:type="dxa"/>
+              <w:top w:w="120" w:type="dxa"/>
+              <w:bottom w:w="120" w:type="dxa"/>
+              <w:left w:w="150" w:type="dxa"/>
+              <w:right w:w="150" w:type="dxa"/>
             </w:tcMar>
+            <w:shd w:fill="EBF5FC"/>
           </w:tcPr>
           <w:p>
-            <w:pPr>
-              <w:spacing w:line="276" w:lineRule="auto" w:after="40" w:before="40"/>
-              <w:jc w:val="left"/>
-            </w:pPr>
             <w:r>
               <w:rPr>
-                <w:rFonts w:ascii="微軟正黑體" w:hAnsi="微軟正黑體"/>
-                <w:rFonts w:eastAsia="微軟正黑體"/>
-                <w:b w:val="0"/>
-                <w:sz w:val="19"/>
+                <w:b/>
               </w:rPr>
-              <w:t>40 分鐘（單元統整第 4/4 節）</w:t>
+              <w:t>時間</w:t>
             </w:r>
           </w:p>
         </w:tc>
@@ -157,470 +1355,7 @@
       <w:tr>
         <w:tc>
           <w:tcPr>
-            <w:tcW w:type="dxa" w:w="2484"/>
-            <w:tcMar>
-              <w:top w:w="80" w:type="dxa"/>
-              <w:bottom w:w="80" w:type="dxa"/>
-              <w:left w:w="100" w:type="dxa"/>
-              <w:right w:w="100" w:type="dxa"/>
-            </w:tcMar>
-            <w:shd w:fill="EBF8FF"/>
-          </w:tcPr>
-          <w:p>
-            <w:pPr>
-              <w:spacing w:line="276" w:lineRule="auto" w:after="40" w:before="40"/>
-              <w:jc w:val="center"/>
-            </w:pPr>
-            <w:r>
-              <w:rPr>
-                <w:rFonts w:ascii="微軟正黑體" w:hAnsi="微軟正黑體"/>
-                <w:rFonts w:eastAsia="微軟正黑體"/>
-                <w:b/>
-                <w:color w:val="1A365D"/>
-                <w:sz w:val="19"/>
-              </w:rPr>
-              <w:t>任教學科</w:t>
-            </w:r>
-          </w:p>
-        </w:tc>
-        <w:tc>
-          <w:tcPr>
-            <w:tcW w:type="dxa" w:w="2484"/>
-            <w:tcMar>
-              <w:top w:w="80" w:type="dxa"/>
-              <w:bottom w:w="80" w:type="dxa"/>
-              <w:left w:w="100" w:type="dxa"/>
-              <w:right w:w="100" w:type="dxa"/>
-            </w:tcMar>
-          </w:tcPr>
-          <w:p>
-            <w:pPr>
-              <w:spacing w:line="276" w:lineRule="auto" w:after="40" w:before="40"/>
-              <w:jc w:val="left"/>
-            </w:pPr>
-            <w:r>
-              <w:rPr>
-                <w:rFonts w:ascii="微軟正黑體" w:hAnsi="微軟正黑體"/>
-                <w:rFonts w:eastAsia="微軟正黑體"/>
-                <w:b w:val="0"/>
-                <w:sz w:val="19"/>
-              </w:rPr>
-              <w:t>數學領域</w:t>
-            </w:r>
-          </w:p>
-        </w:tc>
-        <w:tc>
-          <w:tcPr>
-            <w:tcW w:type="dxa" w:w="2484"/>
-            <w:tcMar>
-              <w:top w:w="80" w:type="dxa"/>
-              <w:bottom w:w="80" w:type="dxa"/>
-              <w:left w:w="100" w:type="dxa"/>
-              <w:right w:w="100" w:type="dxa"/>
-            </w:tcMar>
-            <w:shd w:fill="EBF8FF"/>
-          </w:tcPr>
-          <w:p>
-            <w:pPr>
-              <w:spacing w:line="276" w:lineRule="auto" w:after="40" w:before="40"/>
-              <w:jc w:val="center"/>
-            </w:pPr>
-            <w:r>
-              <w:rPr>
-                <w:rFonts w:ascii="微軟正黑體" w:hAnsi="微軟正黑體"/>
-                <w:rFonts w:eastAsia="微軟正黑體"/>
-                <w:b/>
-                <w:color w:val="1A365D"/>
-                <w:sz w:val="19"/>
-              </w:rPr>
-              <w:t>教材版本</w:t>
-            </w:r>
-          </w:p>
-        </w:tc>
-        <w:tc>
-          <w:tcPr>
-            <w:tcW w:type="dxa" w:w="2484"/>
-            <w:tcMar>
-              <w:top w:w="80" w:type="dxa"/>
-              <w:bottom w:w="80" w:type="dxa"/>
-              <w:left w:w="100" w:type="dxa"/>
-              <w:right w:w="100" w:type="dxa"/>
-            </w:tcMar>
-          </w:tcPr>
-          <w:p>
-            <w:pPr>
-              <w:spacing w:line="276" w:lineRule="auto" w:after="40" w:before="40"/>
-              <w:jc w:val="left"/>
-            </w:pPr>
-            <w:r>
-              <w:rPr>
-                <w:rFonts w:ascii="微軟正黑體" w:hAnsi="微軟正黑體"/>
-                <w:rFonts w:eastAsia="微軟正黑體"/>
-                <w:b w:val="0"/>
-                <w:sz w:val="19"/>
-              </w:rPr>
-              <w:t>南一版 115-1 第六單元 扇形的周長和面積</w:t>
-            </w:r>
-          </w:p>
-        </w:tc>
-      </w:tr>
-      <w:tr>
-        <w:tc>
-          <w:tcPr>
-            <w:tcW w:type="dxa" w:w="2484"/>
-            <w:tcMar>
-              <w:top w:w="80" w:type="dxa"/>
-              <w:bottom w:w="80" w:type="dxa"/>
-              <w:left w:w="100" w:type="dxa"/>
-              <w:right w:w="100" w:type="dxa"/>
-            </w:tcMar>
-            <w:shd w:fill="EBF8FF"/>
-          </w:tcPr>
-          <w:p>
-            <w:pPr>
-              <w:spacing w:line="276" w:lineRule="auto" w:after="40" w:before="40"/>
-              <w:jc w:val="center"/>
-            </w:pPr>
-            <w:r>
-              <w:rPr>
-                <w:rFonts w:ascii="微軟正黑體" w:hAnsi="微軟正黑體"/>
-                <w:rFonts w:eastAsia="微軟正黑體"/>
-                <w:b/>
-                <w:color w:val="1A365D"/>
-                <w:sz w:val="19"/>
-              </w:rPr>
-              <w:t>教學單元</w:t>
-            </w:r>
-          </w:p>
-        </w:tc>
-        <w:tc>
-          <w:tcPr>
-            <w:tcW w:type="dxa" w:w="2484"/>
-            <w:tcMar>
-              <w:top w:w="80" w:type="dxa"/>
-              <w:bottom w:w="80" w:type="dxa"/>
-              <w:left w:w="100" w:type="dxa"/>
-              <w:right w:w="100" w:type="dxa"/>
-            </w:tcMar>
-          </w:tcPr>
-          <w:p>
-            <w:pPr>
-              <w:spacing w:line="276" w:lineRule="auto" w:after="40" w:before="40"/>
-              <w:jc w:val="left"/>
-            </w:pPr>
-            <w:r>
-              <w:rPr>
-                <w:rFonts w:ascii="微軟正黑體" w:hAnsi="微軟正黑體"/>
-                <w:rFonts w:eastAsia="微軟正黑體"/>
-                <w:b w:val="0"/>
-                <w:sz w:val="19"/>
-              </w:rPr>
-              <w:t>第六單元 扇形面積與複合圖形探究</w:t>
-            </w:r>
-          </w:p>
-        </w:tc>
-        <w:tc>
-          <w:tcPr>
-            <w:tcW w:type="dxa" w:w="2484"/>
-            <w:tcMar>
-              <w:top w:w="80" w:type="dxa"/>
-              <w:bottom w:w="80" w:type="dxa"/>
-              <w:left w:w="100" w:type="dxa"/>
-              <w:right w:w="100" w:type="dxa"/>
-            </w:tcMar>
-            <w:shd w:fill="EBF8FF"/>
-          </w:tcPr>
-          <w:p>
-            <w:pPr>
-              <w:spacing w:line="276" w:lineRule="auto" w:after="40" w:before="40"/>
-              <w:jc w:val="center"/>
-            </w:pPr>
-            <w:r>
-              <w:rPr>
-                <w:rFonts w:ascii="微軟正黑體" w:hAnsi="微軟正黑體"/>
-                <w:rFonts w:eastAsia="微軟正黑體"/>
-                <w:b/>
-                <w:color w:val="1A365D"/>
-                <w:sz w:val="19"/>
-              </w:rPr>
-              <w:t>教學者/備課</w:t>
-            </w:r>
-          </w:p>
-        </w:tc>
-        <w:tc>
-          <w:tcPr>
-            <w:tcW w:type="dxa" w:w="2484"/>
-            <w:tcMar>
-              <w:top w:w="80" w:type="dxa"/>
-              <w:bottom w:w="80" w:type="dxa"/>
-              <w:left w:w="100" w:type="dxa"/>
-              <w:right w:w="100" w:type="dxa"/>
-            </w:tcMar>
-          </w:tcPr>
-          <w:p>
-            <w:pPr>
-              <w:spacing w:line="276" w:lineRule="auto" w:after="40" w:before="40"/>
-              <w:jc w:val="left"/>
-            </w:pPr>
-            <w:r>
-              <w:rPr>
-                <w:rFonts w:ascii="微軟正黑體" w:hAnsi="微軟正黑體"/>
-                <w:rFonts w:eastAsia="微軟正黑體"/>
-                <w:b w:val="0"/>
-                <w:sz w:val="19"/>
-              </w:rPr>
-              <w:t>公開課教學研究團隊</w:t>
-            </w:r>
-          </w:p>
-        </w:tc>
-      </w:tr>
-      <w:tr>
-        <w:tc>
-          <w:tcPr>
-            <w:tcW w:type="dxa" w:w="2484"/>
-            <w:tcMar>
-              <w:top w:w="80" w:type="dxa"/>
-              <w:bottom w:w="80" w:type="dxa"/>
-              <w:left w:w="100" w:type="dxa"/>
-              <w:right w:w="100" w:type="dxa"/>
-            </w:tcMar>
-            <w:shd w:fill="EBF8FF"/>
-          </w:tcPr>
-          <w:p>
-            <w:pPr>
-              <w:spacing w:line="276" w:lineRule="auto" w:after="40" w:before="40"/>
-              <w:jc w:val="center"/>
-            </w:pPr>
-            <w:r>
-              <w:rPr>
-                <w:rFonts w:ascii="微軟正黑體" w:hAnsi="微軟正黑體"/>
-                <w:rFonts w:eastAsia="微軟正黑體"/>
-                <w:b/>
-                <w:color w:val="1A365D"/>
-                <w:sz w:val="19"/>
-              </w:rPr>
-              <w:t>教學場地</w:t>
-            </w:r>
-          </w:p>
-        </w:tc>
-        <w:tc>
-          <w:tcPr>
-            <w:tcW w:type="dxa" w:w="2484"/>
-            <w:tcMar>
-              <w:top w:w="80" w:type="dxa"/>
-              <w:bottom w:w="80" w:type="dxa"/>
-              <w:left w:w="100" w:type="dxa"/>
-              <w:right w:w="100" w:type="dxa"/>
-            </w:tcMar>
-          </w:tcPr>
-          <w:p>
-            <w:pPr>
-              <w:spacing w:line="276" w:lineRule="auto" w:after="40" w:before="40"/>
-              <w:jc w:val="left"/>
-            </w:pPr>
-            <w:r>
-              <w:rPr>
-                <w:rFonts w:ascii="微軟正黑體" w:hAnsi="微軟正黑體"/>
-                <w:rFonts w:eastAsia="微軟正黑體"/>
-                <w:b w:val="0"/>
-                <w:sz w:val="19"/>
-              </w:rPr>
-              <w:t>六年級智慧創客教室 / 一般教室</w:t>
-            </w:r>
-          </w:p>
-        </w:tc>
-        <w:tc>
-          <w:tcPr>
-            <w:tcW w:type="dxa" w:w="2484"/>
-            <w:tcMar>
-              <w:top w:w="80" w:type="dxa"/>
-              <w:bottom w:w="80" w:type="dxa"/>
-              <w:left w:w="100" w:type="dxa"/>
-              <w:right w:w="100" w:type="dxa"/>
-            </w:tcMar>
-            <w:shd w:fill="EBF8FF"/>
-          </w:tcPr>
-          <w:p>
-            <w:pPr>
-              <w:spacing w:line="276" w:lineRule="auto" w:after="40" w:before="40"/>
-              <w:jc w:val="center"/>
-            </w:pPr>
-            <w:r>
-              <w:rPr>
-                <w:rFonts w:ascii="微軟正黑體" w:hAnsi="微軟正黑體"/>
-                <w:rFonts w:eastAsia="微軟正黑體"/>
-                <w:b/>
-                <w:color w:val="1A365D"/>
-                <w:sz w:val="19"/>
-              </w:rPr>
-              <w:t>分組模式</w:t>
-            </w:r>
-          </w:p>
-        </w:tc>
-        <w:tc>
-          <w:tcPr>
-            <w:tcW w:type="dxa" w:w="2484"/>
-            <w:tcMar>
-              <w:top w:w="80" w:type="dxa"/>
-              <w:bottom w:w="80" w:type="dxa"/>
-              <w:left w:w="100" w:type="dxa"/>
-              <w:right w:w="100" w:type="dxa"/>
-            </w:tcMar>
-          </w:tcPr>
-          <w:p>
-            <w:pPr>
-              <w:spacing w:line="276" w:lineRule="auto" w:after="40" w:before="40"/>
-              <w:jc w:val="left"/>
-            </w:pPr>
-            <w:r>
-              <w:rPr>
-                <w:rFonts w:ascii="微軟正黑體" w:hAnsi="微軟正黑體"/>
-                <w:rFonts w:eastAsia="微軟正黑體"/>
-                <w:b w:val="0"/>
-                <w:sz w:val="19"/>
-              </w:rPr>
-              <w:t>4 人異質協同學習小組（男女混編）</w:t>
-            </w:r>
-          </w:p>
-        </w:tc>
-      </w:tr>
-      <w:tr>
-        <w:tc>
-          <w:tcPr>
-            <w:tcW w:type="dxa" w:w="2484"/>
-            <w:tcMar>
-              <w:top w:w="80" w:type="dxa"/>
-              <w:bottom w:w="80" w:type="dxa"/>
-              <w:left w:w="100" w:type="dxa"/>
-              <w:right w:w="100" w:type="dxa"/>
-            </w:tcMar>
-            <w:shd w:fill="EBF8FF"/>
-          </w:tcPr>
-          <w:p>
-            <w:pPr>
-              <w:spacing w:line="276" w:lineRule="auto" w:after="40" w:before="40"/>
-              <w:jc w:val="center"/>
-            </w:pPr>
-            <w:r>
-              <w:rPr>
-                <w:rFonts w:ascii="微軟正黑體" w:hAnsi="微軟正黑體"/>
-                <w:rFonts w:eastAsia="微軟正黑體"/>
-                <w:b/>
-                <w:color w:val="1A365D"/>
-                <w:sz w:val="19"/>
-              </w:rPr>
-              <w:t>核心主題</w:t>
-            </w:r>
-          </w:p>
-        </w:tc>
-        <w:tc>
-          <w:tcPr>
-            <w:tcW w:type="dxa" w:w="2484"/>
-            <w:tcMar>
-              <w:top w:w="80" w:type="dxa"/>
-              <w:bottom w:w="80" w:type="dxa"/>
-              <w:left w:w="100" w:type="dxa"/>
-              <w:right w:w="100" w:type="dxa"/>
-            </w:tcMar>
-          </w:tcPr>
-          <w:p>
-            <w:pPr>
-              <w:spacing w:line="276" w:lineRule="auto" w:after="40" w:before="40"/>
-              <w:jc w:val="left"/>
-            </w:pPr>
-            <w:r>
-              <w:rPr>
-                <w:rFonts w:ascii="微軟正黑體" w:hAnsi="微軟正黑體"/>
-                <w:rFonts w:eastAsia="微軟正黑體"/>
-                <w:b w:val="0"/>
-                <w:sz w:val="19"/>
-              </w:rPr>
-              <w:t>以重疊容斥、割補平移突破複合圖形面積（Jumping Task）</w:t>
-            </w:r>
-          </w:p>
-        </w:tc>
-        <w:tc>
-          <w:tcPr>
-            <w:tcW w:type="dxa" w:w="2484"/>
-            <w:tcMar>
-              <w:top w:w="80" w:type="dxa"/>
-              <w:bottom w:w="80" w:type="dxa"/>
-              <w:left w:w="100" w:type="dxa"/>
-              <w:right w:w="100" w:type="dxa"/>
-            </w:tcMar>
-            <w:shd w:fill="EBF8FF"/>
-          </w:tcPr>
-          <w:p>
-            <w:pPr>
-              <w:spacing w:line="276" w:lineRule="auto" w:after="40" w:before="40"/>
-              <w:jc w:val="center"/>
-            </w:pPr>
-            <w:r>
-              <w:rPr>
-                <w:rFonts w:ascii="微軟正黑體" w:hAnsi="微軟正黑體"/>
-                <w:rFonts w:eastAsia="微軟正黑體"/>
-                <w:b/>
-                <w:color w:val="1A365D"/>
-                <w:sz w:val="19"/>
-              </w:rPr>
-              <w:t>觀課焦點</w:t>
-            </w:r>
-          </w:p>
-        </w:tc>
-        <w:tc>
-          <w:tcPr>
-            <w:tcW w:type="dxa" w:w="2484"/>
-            <w:tcMar>
-              <w:top w:w="80" w:type="dxa"/>
-              <w:bottom w:w="80" w:type="dxa"/>
-              <w:left w:w="100" w:type="dxa"/>
-              <w:right w:w="100" w:type="dxa"/>
-            </w:tcMar>
-          </w:tcPr>
-          <w:p>
-            <w:pPr>
-              <w:spacing w:line="276" w:lineRule="auto" w:after="40" w:before="40"/>
-              <w:jc w:val="left"/>
-            </w:pPr>
-            <w:r>
-              <w:rPr>
-                <w:rFonts w:ascii="微軟正黑體" w:hAnsi="微軟正黑體"/>
-                <w:rFonts w:eastAsia="微軟正黑體"/>
-                <w:b w:val="0"/>
-                <w:sz w:val="19"/>
-              </w:rPr>
-              <w:t>學生於伸展任務之傾聽對話、卡點突破與幾何頓悟</w:t>
-            </w:r>
-          </w:p>
-        </w:tc>
-      </w:tr>
-    </w:tbl>
-    <w:p/>
-    <w:p>
-      <w:r>
-        <w:rPr>
-          <w:rFonts w:ascii="微軟正黑體" w:hAnsi="微軟正黑體"/>
-          <w:b/>
-          <w:color w:val="1A365D"/>
-          <w:sz w:val="24"/>
-        </w:rPr>
-        <w:t>壹、教學理念與學習共同體核心哲學</w:t>
-      </w:r>
-    </w:p>
-    <w:tbl>
-      <w:tblPr>
-        <w:tblW w:type="auto" w:w="0"/>
-        <w:jc w:val="center"/>
-        <w:tblLook w:firstColumn="1" w:firstRow="1" w:lastColumn="0" w:lastRow="0" w:noHBand="0" w:noVBand="1" w:val="04A0"/>
-      </w:tblPr>
-      <w:tblGrid>
-        <w:gridCol w:w="9936"/>
-      </w:tblGrid>
-      <w:tr>
-        <w:tc>
-          <w:tcPr>
-            <w:tcW w:type="dxa" w:w="9936"/>
-            <w:shd w:fill="F7FAFC"/>
+            <w:tcW w:type="dxa" w:w="2016"/>
             <w:tcMar>
               <w:top w:w="120" w:type="dxa"/>
               <w:bottom w:w="120" w:type="dxa"/>
@@ -629,277 +1364,72 @@
             </w:tcMar>
           </w:tcPr>
           <w:p>
-            <w:pPr>
-              <w:spacing w:line="288" w:lineRule="auto" w:after="40" w:before="40"/>
-              <w:jc w:val="left"/>
-            </w:pPr>
             <w:r>
               <w:rPr>
-                <w:rFonts w:ascii="微軟正黑體" w:hAnsi="微軟正黑體"/>
-                <w:rFonts w:eastAsia="微軟正黑體"/>
-                <w:b w:val="0"/>
-                <w:sz w:val="19"/>
+                <w:b/>
               </w:rPr>
-              <w:t>1. 學習共同體（SLC）核心理念：</w:t>
-            </w:r>
-          </w:p>
-          <w:p>
-            <w:pPr>
-              <w:spacing w:line="288" w:lineRule="auto" w:after="40" w:before="40"/>
-              <w:jc w:val="left"/>
-            </w:pPr>
-            <w:r>
-              <w:rPr>
-                <w:rFonts w:ascii="微軟正黑體" w:hAnsi="微軟正黑體"/>
-                <w:rFonts w:eastAsia="微軟正黑體"/>
-                <w:b w:val="0"/>
-                <w:sz w:val="19"/>
-              </w:rPr>
-              <w:t xml:space="preserve">   本課程實踐佐藤學教授「學習的革命」理念，以「相互傾聽、協同探究、真實學習」為基石。課堂揚棄傳統教師單向講授與反覆機械式套公式，將課堂主權交還學生。透過「潤澤安心的教室氛圍」，鼓勵每位孩子勇於表達「我不懂」，並在同儕彼此傾聽與同理中開展思考。</w:t>
-            </w:r>
-          </w:p>
-          <w:p>
-            <w:pPr>
-              <w:spacing w:line="288" w:lineRule="auto" w:after="40" w:before="40"/>
-              <w:jc w:val="left"/>
-            </w:pPr>
-            <w:r>
-              <w:rPr>
-                <w:rFonts w:ascii="微軟正黑體" w:hAnsi="微軟正黑體"/>
-                <w:rFonts w:eastAsia="微軟正黑體"/>
-                <w:b w:val="0"/>
-                <w:sz w:val="19"/>
-              </w:rPr>
-              <w:t>2. Jumping Task（伸展跳躍任務）的設計意圖：</w:t>
-            </w:r>
-          </w:p>
-          <w:p>
-            <w:pPr>
-              <w:spacing w:line="288" w:lineRule="auto" w:after="40" w:before="40"/>
-              <w:jc w:val="left"/>
-            </w:pPr>
-            <w:r>
-              <w:rPr>
-                <w:rFonts w:ascii="微軟正黑體" w:hAnsi="微軟正黑體"/>
-                <w:rFonts w:eastAsia="微軟正黑體"/>
-                <w:b w:val="0"/>
-                <w:sz w:val="19"/>
-              </w:rPr>
-              <w:t xml:space="preserve">   低門檻（Low Floor）：透過複習基礎「扇形扣三角形求弓形」，讓每位學生在自學階段皆能順利動筆，建立信心。</w:t>
-            </w:r>
-          </w:p>
-          <w:p>
-            <w:pPr>
-              <w:spacing w:line="288" w:lineRule="auto" w:after="40" w:before="40"/>
-              <w:jc w:val="left"/>
-            </w:pPr>
-            <w:r>
-              <w:rPr>
-                <w:rFonts w:ascii="微軟正黑體" w:hAnsi="微軟正黑體"/>
-                <w:rFonts w:eastAsia="微軟正黑體"/>
-                <w:b w:val="0"/>
-                <w:sz w:val="19"/>
-              </w:rPr>
-              <w:t xml:space="preserve">   高天花板（High Ceiling）：在 20m×20m 正方形內交疊 4 個半圓形成「四葉草花瓣」。此任務無法藉由單一公式直接套用，必須引發認知衝突，驅使學生從「碎塊硬算」躍遷至「重疊容斥（4個半圓之和 - 正方形 = 花瓣）」或「割補對稱」的高階幾何思維。</w:t>
-            </w:r>
-          </w:p>
-          <w:p>
-            <w:pPr>
-              <w:spacing w:line="288" w:lineRule="auto" w:after="40" w:before="40"/>
-              <w:jc w:val="left"/>
-            </w:pPr>
-            <w:r>
-              <w:rPr>
-                <w:rFonts w:ascii="微軟正黑體" w:hAnsi="微軟正黑體"/>
-                <w:rFonts w:eastAsia="微軟正黑體"/>
-                <w:b w:val="0"/>
-                <w:sz w:val="19"/>
-              </w:rPr>
-              <w:t>3. 異質協同與質性時間：</w:t>
-            </w:r>
-          </w:p>
-          <w:p>
-            <w:pPr>
-              <w:spacing w:line="288" w:lineRule="auto" w:after="40" w:before="40"/>
-              <w:jc w:val="left"/>
-            </w:pPr>
-            <w:r>
-              <w:rPr>
-                <w:rFonts w:ascii="微軟正黑體" w:hAnsi="微軟正黑體"/>
-                <w:rFonts w:eastAsia="微軟正黑體"/>
-                <w:b w:val="0"/>
-                <w:sz w:val="19"/>
-              </w:rPr>
-              <w:t xml:space="preserve">   以 4 人異質分組營造「互惠學習（Reciprocal Learning）」，教師扮演「安靜的傾聽者與轉引者」，記錄學生的語言、眼神與姿態，串聯全班的思考光譜。</w:t>
-            </w:r>
-          </w:p>
-        </w:tc>
-      </w:tr>
-    </w:tbl>
-    <w:p/>
-    <w:p>
-      <w:r>
-        <w:rPr>
-          <w:rFonts w:ascii="微軟正黑體" w:hAnsi="微軟正黑體"/>
-          <w:b/>
-          <w:color w:val="1A365D"/>
-          <w:sz w:val="24"/>
-        </w:rPr>
-        <w:t>貳、十二年國教課綱指標與學習重點</w:t>
-      </w:r>
-    </w:p>
-    <w:tbl>
-      <w:tblPr>
-        <w:tblW w:type="auto" w:w="0"/>
-        <w:jc w:val="center"/>
-        <w:tblLook w:firstColumn="1" w:firstRow="1" w:lastColumn="0" w:lastRow="0" w:noHBand="0" w:noVBand="1" w:val="04A0"/>
-      </w:tblPr>
-      <w:tblGrid>
-        <w:gridCol w:w="4968"/>
-        <w:gridCol w:w="4968"/>
-      </w:tblGrid>
-      <w:tr>
-        <w:tc>
-          <w:tcPr>
-            <w:tcW w:type="dxa" w:w="4968"/>
-            <w:tcMar>
-              <w:top w:w="80" w:type="dxa"/>
-              <w:bottom w:w="80" w:type="dxa"/>
-              <w:left w:w="100" w:type="dxa"/>
-              <w:right w:w="100" w:type="dxa"/>
-            </w:tcMar>
-            <w:shd w:fill="EBF8FF"/>
-          </w:tcPr>
-          <w:p>
-            <w:pPr>
-              <w:spacing w:line="276" w:lineRule="auto" w:after="40" w:before="40"/>
-              <w:jc w:val="left"/>
-            </w:pPr>
-            <w:r>
-              <w:rPr>
-                <w:rFonts w:ascii="微軟正黑體" w:hAnsi="微軟正黑體"/>
-                <w:rFonts w:eastAsia="微軟正黑體"/>
-                <w:b/>
-                <w:color w:val="1A365D"/>
-                <w:sz w:val="19"/>
-              </w:rPr>
-              <w:t>核心素養 (Core Competencies)</w:t>
+              <w:t>一、導入與自學</w:t>
+              <w:br/>
+              <w:t>（傾聽與低門檻）</w:t>
             </w:r>
           </w:p>
         </w:tc>
         <w:tc>
           <w:tcPr>
-            <w:tcW w:type="dxa" w:w="4968"/>
+            <w:tcW w:type="dxa" w:w="3888"/>
             <w:tcMar>
-              <w:top w:w="80" w:type="dxa"/>
-              <w:bottom w:w="80" w:type="dxa"/>
-              <w:left w:w="100" w:type="dxa"/>
-              <w:right w:w="100" w:type="dxa"/>
+              <w:top w:w="120" w:type="dxa"/>
+              <w:bottom w:w="120" w:type="dxa"/>
+              <w:left w:w="150" w:type="dxa"/>
+              <w:right w:w="150" w:type="dxa"/>
             </w:tcMar>
           </w:tcPr>
           <w:p>
-            <w:pPr>
-              <w:spacing w:line="276" w:lineRule="auto" w:after="40" w:before="40"/>
-              <w:jc w:val="left"/>
-            </w:pPr>
+            <w:r>
+              <w:t>1. 情境引入：創客中庭幾何花窗設計。</w:t>
+              <w:br/>
+              <w:t>2. 【第1題 基礎任務】：邊長 10cm 正方形，求 1/4 圓扇形扣等腰直角三角形後之塗色小葉片（弓形）面積。</w:t>
+              <w:br/>
+              <w:t>3. 學生學習事實：獨立列式 10×10×3.14×(1/4) - 10×10÷2 = 28.5 (cm²)。掌握關鍵鑰匙。</w:t>
+            </w:r>
+          </w:p>
+        </w:tc>
+        <w:tc>
+          <w:tcPr>
+            <w:tcW w:type="dxa" w:w="3024"/>
+            <w:tcMar>
+              <w:top w:w="120" w:type="dxa"/>
+              <w:bottom w:w="120" w:type="dxa"/>
+              <w:left w:w="150" w:type="dxa"/>
+              <w:right w:w="150" w:type="dxa"/>
+            </w:tcMar>
+          </w:tcPr>
+          <w:p>
+            <w:r>
+              <w:t>說完題目即停止講授，讓學生安靜動筆 5 分鐘。</w:t>
+              <w:br/>
+              <w:t>巡視行間，近身確認慢學同學是否算出 28.5。</w:t>
+              <w:br/>
+              <w:t>【提示】「這片小葉片是一把神奇鑰匙，待會跳躍任務會大派用場喔！」</w:t>
+            </w:r>
+          </w:p>
+        </w:tc>
+        <w:tc>
+          <w:tcPr>
+            <w:tcW w:type="dxa" w:w="864"/>
+            <w:tcMar>
+              <w:top w:w="120" w:type="dxa"/>
+              <w:bottom w:w="120" w:type="dxa"/>
+              <w:left w:w="150" w:type="dxa"/>
+              <w:right w:w="150" w:type="dxa"/>
+            </w:tcMar>
+          </w:tcPr>
+          <w:p>
             <w:r>
               <w:rPr>
-                <w:rFonts w:ascii="微軟正黑體" w:hAnsi="微軟正黑體"/>
-                <w:rFonts w:eastAsia="微軟正黑體"/>
-                <w:b w:val="0"/>
-                <w:sz w:val="19"/>
+                <w:b/>
               </w:rPr>
-              <w:t>【總綱素養】</w:t>
-            </w:r>
-          </w:p>
-          <w:p>
-            <w:pPr>
-              <w:spacing w:line="276" w:lineRule="auto" w:after="40" w:before="40"/>
-              <w:jc w:val="left"/>
-            </w:pPr>
-            <w:r>
-              <w:rPr>
-                <w:rFonts w:ascii="微軟正黑體" w:hAnsi="微軟正黑體"/>
-                <w:rFonts w:eastAsia="微軟正黑體"/>
-                <w:b w:val="0"/>
-                <w:sz w:val="19"/>
-              </w:rPr>
-              <w:t>• A2 系統思考與解決問題：具備問題理解、思辨推理的系統思考素養。</w:t>
-            </w:r>
-          </w:p>
-          <w:p>
-            <w:pPr>
-              <w:spacing w:line="276" w:lineRule="auto" w:after="40" w:before="40"/>
-              <w:jc w:val="left"/>
-            </w:pPr>
-            <w:r>
-              <w:rPr>
-                <w:rFonts w:ascii="微軟正黑體" w:hAnsi="微軟正黑體"/>
-                <w:rFonts w:eastAsia="微軟正黑體"/>
-                <w:b w:val="0"/>
-                <w:sz w:val="19"/>
-              </w:rPr>
-              <w:t>• C2 人際關係與團隊合作：具備合群知能，在團隊中積極協同合作。</w:t>
-            </w:r>
-          </w:p>
-          <w:p>
-            <w:pPr>
-              <w:spacing w:line="276" w:lineRule="auto" w:after="40" w:before="40"/>
-              <w:jc w:val="left"/>
-            </w:pPr>
-            <w:r>
-              <w:rPr>
-                <w:rFonts w:ascii="微軟正黑體" w:hAnsi="微軟正黑體"/>
-                <w:rFonts w:eastAsia="微軟正黑體"/>
-                <w:b w:val="0"/>
-                <w:sz w:val="19"/>
-              </w:rPr>
-              <w:t>【數學領域素養】</w:t>
-            </w:r>
-          </w:p>
-          <w:p>
-            <w:pPr>
-              <w:spacing w:line="276" w:lineRule="auto" w:after="40" w:before="40"/>
-              <w:jc w:val="left"/>
-            </w:pPr>
-            <w:r>
-              <w:rPr>
-                <w:rFonts w:ascii="微軟正黑體" w:hAnsi="微軟正黑體"/>
-                <w:rFonts w:eastAsia="微軟正黑體"/>
-                <w:b w:val="0"/>
-                <w:sz w:val="19"/>
-              </w:rPr>
-              <w:t>• 數-E-A2：具備使用數學語言溝通說理，系統化分析幾何複合問題。</w:t>
-            </w:r>
-          </w:p>
-          <w:p>
-            <w:pPr>
-              <w:spacing w:line="276" w:lineRule="auto" w:after="40" w:before="40"/>
-              <w:jc w:val="left"/>
-            </w:pPr>
-            <w:r>
-              <w:rPr>
-                <w:rFonts w:ascii="微軟正黑體" w:hAnsi="微軟正黑體"/>
-                <w:rFonts w:eastAsia="微軟正黑體"/>
-                <w:b w:val="0"/>
-                <w:sz w:val="19"/>
-              </w:rPr>
-              <w:t>• 數-E-B1：具備日常語言與算式符號之轉換，熟練操作幾何度量與公式。</w:t>
-            </w:r>
-          </w:p>
-          <w:p>
-            <w:pPr>
-              <w:spacing w:line="276" w:lineRule="auto" w:after="40" w:before="40"/>
-              <w:jc w:val="left"/>
-            </w:pPr>
-            <w:r>
-              <w:rPr>
-                <w:rFonts w:ascii="微軟正黑體" w:hAnsi="微軟正黑體"/>
-                <w:rFonts w:eastAsia="微軟正黑體"/>
-                <w:b w:val="0"/>
-                <w:sz w:val="19"/>
-              </w:rPr>
-              <w:t>• 數-E-C2：樂於與他人合作解決問題並尊重多元解題策略。</w:t>
+              <w:t>7分</w:t>
             </w:r>
           </w:p>
         </w:tc>
@@ -907,85 +1437,83 @@
       <w:tr>
         <w:tc>
           <w:tcPr>
-            <w:tcW w:type="dxa" w:w="4968"/>
+            <w:tcW w:type="dxa" w:w="2016"/>
             <w:tcMar>
-              <w:top w:w="80" w:type="dxa"/>
-              <w:bottom w:w="80" w:type="dxa"/>
-              <w:left w:w="100" w:type="dxa"/>
-              <w:right w:w="100" w:type="dxa"/>
+              <w:top w:w="120" w:type="dxa"/>
+              <w:bottom w:w="120" w:type="dxa"/>
+              <w:left w:w="150" w:type="dxa"/>
+              <w:right w:w="150" w:type="dxa"/>
             </w:tcMar>
-            <w:shd w:fill="EBF8FF"/>
           </w:tcPr>
           <w:p>
-            <w:pPr>
-              <w:spacing w:line="276" w:lineRule="auto" w:after="40" w:before="40"/>
-              <w:jc w:val="left"/>
-            </w:pPr>
             <w:r>
               <w:rPr>
-                <w:rFonts w:ascii="微軟正黑體" w:hAnsi="微軟正黑體"/>
-                <w:rFonts w:eastAsia="微軟正黑體"/>
                 <w:b/>
-                <w:color w:val="1A365D"/>
-                <w:sz w:val="19"/>
               </w:rPr>
-              <w:t>學習表現 (Learning Performance)</w:t>
+              <w:t>二、探究與跳躍</w:t>
+              <w:br/>
+              <w:t>（協同與認知衝突）</w:t>
             </w:r>
           </w:p>
         </w:tc>
         <w:tc>
           <w:tcPr>
-            <w:tcW w:type="dxa" w:w="4968"/>
+            <w:tcW w:type="dxa" w:w="3888"/>
             <w:tcMar>
-              <w:top w:w="80" w:type="dxa"/>
-              <w:bottom w:w="80" w:type="dxa"/>
-              <w:left w:w="100" w:type="dxa"/>
-              <w:right w:w="100" w:type="dxa"/>
+              <w:top w:w="120" w:type="dxa"/>
+              <w:bottom w:w="120" w:type="dxa"/>
+              <w:left w:w="150" w:type="dxa"/>
+              <w:right w:w="150" w:type="dxa"/>
             </w:tcMar>
           </w:tcPr>
           <w:p>
-            <w:pPr>
-              <w:spacing w:line="276" w:lineRule="auto" w:after="40" w:before="40"/>
-              <w:jc w:val="left"/>
-            </w:pPr>
+            <w:r>
+              <w:t>1. 拋出【第2題 Jumping Task 一】：邊長 20m 正方形，4 個半圓交疊出四葉草花瓣綠地，求 4 片花瓣總面積。</w:t>
+              <w:br/>
+              <w:t>2. 拋出【第3題 Jumping Task 二】：邊長 16cm 正方形，雙半圓交疊求塗色總面積。</w:t>
+              <w:br/>
+              <w:t>3. 小組協同歷程：4人圍坐，經歷碎塊困惑 → 嘗試分割小正方形（28.5×2×4=228）→ 探索 4 半圓容斥（628-400=228）→ 發現第3題容斥守恆（128 cm²）。</w:t>
+            </w:r>
+          </w:p>
+        </w:tc>
+        <w:tc>
+          <w:tcPr>
+            <w:tcW w:type="dxa" w:w="3024"/>
+            <w:tcMar>
+              <w:top w:w="120" w:type="dxa"/>
+              <w:bottom w:w="120" w:type="dxa"/>
+              <w:left w:w="150" w:type="dxa"/>
+              <w:right w:w="150" w:type="dxa"/>
+            </w:tcMar>
+          </w:tcPr>
+          <w:p>
+            <w:r>
+              <w:t>教師蹲下至學生視線高度，安靜傾聽。</w:t>
+              <w:br/>
+              <w:t>【提示】（對卡在碎塊的組）：「看看第1題的小正方形藏在大圖哪裡？」</w:t>
+              <w:br/>
+              <w:t>【深究】（對算出 628-400 的組）：「為什麼減掉正方形剛好是 4 片花瓣？能比給老師看哪裡被算了兩次嗎？」</w:t>
+              <w:br/>
+              <w:t>【反問】（對第3題）：「兩半圓重疊處與留白處有什麼神秘關係？」</w:t>
+            </w:r>
+          </w:p>
+        </w:tc>
+        <w:tc>
+          <w:tcPr>
+            <w:tcW w:type="dxa" w:w="864"/>
+            <w:tcMar>
+              <w:top w:w="120" w:type="dxa"/>
+              <w:bottom w:w="120" w:type="dxa"/>
+              <w:left w:w="150" w:type="dxa"/>
+              <w:right w:w="150" w:type="dxa"/>
+            </w:tcMar>
+          </w:tcPr>
+          <w:p>
             <w:r>
               <w:rPr>
-                <w:rFonts w:ascii="微軟正黑體" w:hAnsi="微軟正黑體"/>
-                <w:rFonts w:eastAsia="微軟正黑體"/>
-                <w:b w:val="0"/>
-                <w:sz w:val="19"/>
+                <w:b/>
               </w:rPr>
-              <w:t>• s-III-1 理解扇形、圓與圓心角之意義，並能計算圓心角、弧長、周長與面積。</w:t>
-            </w:r>
-          </w:p>
-          <w:p>
-            <w:pPr>
-              <w:spacing w:line="276" w:lineRule="auto" w:after="40" w:before="40"/>
-              <w:jc w:val="left"/>
-            </w:pPr>
-            <w:r>
-              <w:rPr>
-                <w:rFonts w:ascii="微軟正黑體" w:hAnsi="微軟正黑體"/>
-                <w:rFonts w:eastAsia="微軟正黑體"/>
-                <w:b w:val="0"/>
-                <w:sz w:val="19"/>
-              </w:rPr>
-              <w:t>• s-III-2 理解複合圖形面積之求法（透過割補、平移、重疊扣減等幾何策略進行分析）。</w:t>
-            </w:r>
-          </w:p>
-          <w:p>
-            <w:pPr>
-              <w:spacing w:line="276" w:lineRule="auto" w:after="40" w:before="40"/>
-              <w:jc w:val="left"/>
-            </w:pPr>
-            <w:r>
-              <w:rPr>
-                <w:rFonts w:ascii="微軟正黑體" w:hAnsi="微軟正黑體"/>
-                <w:rFonts w:eastAsia="微軟正黑體"/>
-                <w:b w:val="0"/>
-                <w:sz w:val="19"/>
-              </w:rPr>
-              <w:t>• r-III-1 理解並使用幾何關係式解決複合圖形問題，並能口語與圖示清晰說理。</w:t>
+              <w:t>15分</w:t>
             </w:r>
           </w:p>
         </w:tc>
@@ -993,70 +1521,83 @@
       <w:tr>
         <w:tc>
           <w:tcPr>
-            <w:tcW w:type="dxa" w:w="4968"/>
+            <w:tcW w:type="dxa" w:w="2016"/>
             <w:tcMar>
-              <w:top w:w="80" w:type="dxa"/>
-              <w:bottom w:w="80" w:type="dxa"/>
-              <w:left w:w="100" w:type="dxa"/>
-              <w:right w:w="100" w:type="dxa"/>
+              <w:top w:w="120" w:type="dxa"/>
+              <w:bottom w:w="120" w:type="dxa"/>
+              <w:left w:w="150" w:type="dxa"/>
+              <w:right w:w="150" w:type="dxa"/>
             </w:tcMar>
-            <w:shd w:fill="EBF8FF"/>
           </w:tcPr>
           <w:p>
-            <w:pPr>
-              <w:spacing w:line="276" w:lineRule="auto" w:after="40" w:before="40"/>
-              <w:jc w:val="left"/>
-            </w:pPr>
             <w:r>
               <w:rPr>
-                <w:rFonts w:ascii="微軟正黑體" w:hAnsi="微軟正黑體"/>
-                <w:rFonts w:eastAsia="微軟正黑體"/>
                 <w:b/>
-                <w:color w:val="1A365D"/>
-                <w:sz w:val="19"/>
               </w:rPr>
-              <w:t>學習內容 (Learning Content)</w:t>
+              <w:t>三、組間互學</w:t>
+              <w:br/>
+              <w:t>（多元表徵碰撞）</w:t>
             </w:r>
           </w:p>
         </w:tc>
         <w:tc>
           <w:tcPr>
-            <w:tcW w:type="dxa" w:w="4968"/>
+            <w:tcW w:type="dxa" w:w="3888"/>
             <w:tcMar>
-              <w:top w:w="80" w:type="dxa"/>
-              <w:bottom w:w="80" w:type="dxa"/>
-              <w:left w:w="100" w:type="dxa"/>
-              <w:right w:w="100" w:type="dxa"/>
+              <w:top w:w="120" w:type="dxa"/>
+              <w:bottom w:w="120" w:type="dxa"/>
+              <w:left w:w="150" w:type="dxa"/>
+              <w:right w:w="150" w:type="dxa"/>
             </w:tcMar>
           </w:tcPr>
           <w:p>
-            <w:pPr>
-              <w:spacing w:line="276" w:lineRule="auto" w:after="40" w:before="40"/>
-              <w:jc w:val="left"/>
-            </w:pPr>
+            <w:r>
+              <w:t>1. 小白板張貼與音讀分享：各組展示解法。</w:t>
+              <w:br/>
+              <w:t>2. 策略一發表（分割法）：展示 4 個 10×10 小方格，28.5×2×4=228。</w:t>
+              <w:br/>
+              <w:t>3. 策略二發表（容斥法）：展示 4 半圓 628 扣大正方形 400 = 228。</w:t>
+              <w:br/>
+              <w:t>4. 第3題高光發表：展示雙半圓交疊 (32π-64) + 留白 (192-32π) = 128 cm²（正方形的一半）！</w:t>
+            </w:r>
+          </w:p>
+        </w:tc>
+        <w:tc>
+          <w:tcPr>
+            <w:tcW w:type="dxa" w:w="3024"/>
+            <w:tcMar>
+              <w:top w:w="120" w:type="dxa"/>
+              <w:bottom w:w="120" w:type="dxa"/>
+              <w:left w:w="150" w:type="dxa"/>
+              <w:right w:w="150" w:type="dxa"/>
+            </w:tcMar>
+          </w:tcPr>
+          <w:p>
+            <w:r>
+              <w:t>【轉引】：「第1組用分割法，第2組用容斥法，這兩種方法答案都是 228，背後的幾何道理相通嗎？」</w:t>
+              <w:br/>
+              <w:t>【轉問】：「小華，剛才小明說的『被蓋了兩次』，你聽懂了嗎？能用自己的話說說看嗎？」</w:t>
+              <w:br/>
+              <w:t>投影互動導學網頁幾何圖層，動態驗證！</w:t>
+            </w:r>
+          </w:p>
+        </w:tc>
+        <w:tc>
+          <w:tcPr>
+            <w:tcW w:type="dxa" w:w="864"/>
+            <w:tcMar>
+              <w:top w:w="120" w:type="dxa"/>
+              <w:bottom w:w="120" w:type="dxa"/>
+              <w:left w:w="150" w:type="dxa"/>
+              <w:right w:w="150" w:type="dxa"/>
+            </w:tcMar>
+          </w:tcPr>
+          <w:p>
             <w:r>
               <w:rPr>
-                <w:rFonts w:ascii="微軟正黑體" w:hAnsi="微軟正黑體"/>
-                <w:rFonts w:eastAsia="微軟正黑體"/>
-                <w:b w:val="0"/>
-                <w:sz w:val="19"/>
+                <w:b/>
               </w:rPr>
-              <w:t>• S-6-3 圓面積與扇形面積：圓周率、圓面積與扇形面積計算公式及複合圖形應用。</w:t>
-            </w:r>
-          </w:p>
-          <w:p>
-            <w:pPr>
-              <w:spacing w:line="276" w:lineRule="auto" w:after="40" w:before="40"/>
-              <w:jc w:val="left"/>
-            </w:pPr>
-            <w:r>
-              <w:rPr>
-                <w:rFonts w:ascii="微軟正黑體" w:hAnsi="微軟正黑體"/>
-                <w:rFonts w:eastAsia="微軟正黑體"/>
-                <w:b w:val="0"/>
-                <w:sz w:val="19"/>
-              </w:rPr>
-              <w:t>• S-6-4 複合圖形面積：正方形、三角形、扇形、半圓之組合、分解、重疊與割補。</w:t>
+              <w:t>10分</w:t>
             </w:r>
           </w:p>
         </w:tc>
@@ -1064,102 +1605,91 @@
       <w:tr>
         <w:tc>
           <w:tcPr>
-            <w:tcW w:type="dxa" w:w="4968"/>
+            <w:tcW w:type="dxa" w:w="2016"/>
             <w:tcMar>
-              <w:top w:w="80" w:type="dxa"/>
-              <w:bottom w:w="80" w:type="dxa"/>
-              <w:left w:w="100" w:type="dxa"/>
-              <w:right w:w="100" w:type="dxa"/>
+              <w:top w:w="120" w:type="dxa"/>
+              <w:bottom w:w="120" w:type="dxa"/>
+              <w:left w:w="150" w:type="dxa"/>
+              <w:right w:w="150" w:type="dxa"/>
             </w:tcMar>
-            <w:shd w:fill="EBF8FF"/>
           </w:tcPr>
           <w:p>
-            <w:pPr>
-              <w:spacing w:line="276" w:lineRule="auto" w:after="40" w:before="40"/>
-              <w:jc w:val="left"/>
-            </w:pPr>
             <w:r>
               <w:rPr>
-                <w:rFonts w:ascii="微軟正黑體" w:hAnsi="微軟正黑體"/>
-                <w:rFonts w:eastAsia="微軟正黑體"/>
                 <w:b/>
-                <w:color w:val="1A365D"/>
-                <w:sz w:val="19"/>
               </w:rPr>
-              <w:t>本課學習目標 (Learning Objectives)</w:t>
+              <w:t>四、統整與反思</w:t>
+              <w:br/>
+              <w:t>（思維昇華沉澱）</w:t>
             </w:r>
           </w:p>
         </w:tc>
         <w:tc>
           <w:tcPr>
-            <w:tcW w:type="dxa" w:w="4968"/>
+            <w:tcW w:type="dxa" w:w="3888"/>
             <w:tcMar>
-              <w:top w:w="80" w:type="dxa"/>
-              <w:bottom w:w="80" w:type="dxa"/>
-              <w:left w:w="100" w:type="dxa"/>
-              <w:right w:w="100" w:type="dxa"/>
+              <w:top w:w="120" w:type="dxa"/>
+              <w:bottom w:w="120" w:type="dxa"/>
+              <w:left w:w="150" w:type="dxa"/>
+              <w:right w:w="150" w:type="dxa"/>
             </w:tcMar>
           </w:tcPr>
           <w:p>
-            <w:pPr>
-              <w:spacing w:line="276" w:lineRule="auto" w:after="40" w:before="40"/>
-              <w:jc w:val="left"/>
-            </w:pPr>
+            <w:r>
+              <w:t>1. 全班歸納核心幾何思維：『分割小方現葉片，重疊扣全見真身！』</w:t>
+              <w:br/>
+              <w:t>2. 學生在學習單安靜書寫反思：</w:t>
+              <w:br/>
+              <w:t xml:space="preserve">   • 我今天最棒的新發現</w:t>
+              <w:br/>
+              <w:t xml:space="preserve">   • 我想感謝同組夥伴</w:t>
+              <w:br/>
+              <w:t xml:space="preserve">   • 自我學習評估檢核表</w:t>
+            </w:r>
+          </w:p>
+        </w:tc>
+        <w:tc>
+          <w:tcPr>
+            <w:tcW w:type="dxa" w:w="3024"/>
+            <w:tcMar>
+              <w:top w:w="120" w:type="dxa"/>
+              <w:bottom w:w="120" w:type="dxa"/>
+              <w:left w:w="150" w:type="dxa"/>
+              <w:right w:w="150" w:type="dxa"/>
+            </w:tcMar>
+          </w:tcPr>
+          <w:p>
+            <w:r>
+              <w:t>總結性點評：讚賞同學的深刻洞察與彼此傾聽。</w:t>
+              <w:br/>
+              <w:t>最後 3 分鐘教師不再說話，留給全班安靜沉澱書寫反思。</w:t>
+              <w:br/>
+              <w:t>下課收回學習單，進行課後觀課議課。</w:t>
+            </w:r>
+          </w:p>
+        </w:tc>
+        <w:tc>
+          <w:tcPr>
+            <w:tcW w:type="dxa" w:w="864"/>
+            <w:tcMar>
+              <w:top w:w="120" w:type="dxa"/>
+              <w:bottom w:w="120" w:type="dxa"/>
+              <w:left w:w="150" w:type="dxa"/>
+              <w:right w:w="150" w:type="dxa"/>
+            </w:tcMar>
+          </w:tcPr>
+          <w:p>
             <w:r>
               <w:rPr>
-                <w:rFonts w:ascii="微軟正黑體" w:hAnsi="微軟正黑體"/>
-                <w:rFonts w:eastAsia="微軟正黑體"/>
-                <w:b w:val="0"/>
-                <w:sz w:val="19"/>
+                <w:b/>
               </w:rPr>
-              <w:t>1. 認知：能理解複合圖形中「重疊容斥原理（總面積之和 - 全域面積 = 重疊面積）」與「對稱分割割補」的幾何意義。</w:t>
-            </w:r>
-          </w:p>
-          <w:p>
-            <w:pPr>
-              <w:spacing w:line="276" w:lineRule="auto" w:after="40" w:before="40"/>
-              <w:jc w:val="left"/>
-            </w:pPr>
-            <w:r>
-              <w:rPr>
-                <w:rFonts w:ascii="微軟正黑體" w:hAnsi="微軟正黑體"/>
-                <w:rFonts w:eastAsia="微軟正黑體"/>
-                <w:b w:val="0"/>
-                <w:sz w:val="19"/>
-              </w:rPr>
-              <w:t>2. 技能：能以多元算式與圖解表徵正確求出四葉草花瓣的面積（228 平方公尺）。</w:t>
-            </w:r>
-          </w:p>
-          <w:p>
-            <w:pPr>
-              <w:spacing w:line="276" w:lineRule="auto" w:after="40" w:before="40"/>
-              <w:jc w:val="left"/>
-            </w:pPr>
-            <w:r>
-              <w:rPr>
-                <w:rFonts w:ascii="微軟正黑體" w:hAnsi="微軟正黑體"/>
-                <w:rFonts w:eastAsia="微軟正黑體"/>
-                <w:b w:val="0"/>
-                <w:sz w:val="19"/>
-              </w:rPr>
-              <w:t>3. 情意：能在小組中專注傾聽組員想法，不嘲笑、不放棄，體驗同儕互助與頓悟之美。</w:t>
+              <w:t>8分</w:t>
             </w:r>
           </w:p>
         </w:tc>
       </w:tr>
     </w:tbl>
     <w:p/>
-    <w:p>
-      <w:r>
-        <w:rPr>
-          <w:rFonts w:ascii="微軟正黑體" w:hAnsi="微軟正黑體"/>
-          <w:b/>
-          <w:color w:val="1A365D"/>
-          <w:sz w:val="24"/>
-        </w:rPr>
-        <w:t>參、四十分鐘教學活動流程（四階段協同學習逐字設計）</w:t>
-      </w:r>
-    </w:p>
     <w:tbl>
       <w:tblPr>
         <w:tblW w:type="auto" w:w="0"/>
@@ -1175,2324 +1705,81 @@
       <w:tr>
         <w:tc>
           <w:tcPr>
-            <w:tcW w:type="dxa" w:w="2484"/>
+            <w:tcW w:type="dxa" w:w="3312"/>
             <w:tcMar>
-              <w:top w:w="80" w:type="dxa"/>
-              <w:bottom w:w="80" w:type="dxa"/>
-              <w:left w:w="80" w:type="dxa"/>
-              <w:right w:w="80" w:type="dxa"/>
+              <w:top w:w="120" w:type="dxa"/>
+              <w:bottom w:w="120" w:type="dxa"/>
+              <w:left w:w="150" w:type="dxa"/>
+              <w:right w:w="150" w:type="dxa"/>
             </w:tcMar>
-            <w:shd w:fill="EBF8FF"/>
+            <w:shd w:fill="EBF5FC"/>
           </w:tcPr>
           <w:p>
-            <w:pPr>
-              <w:spacing w:line="276" w:lineRule="auto" w:after="40" w:before="40"/>
-              <w:jc w:val="center"/>
-            </w:pPr>
             <w:r>
               <w:rPr>
-                <w:rFonts w:ascii="微軟正黑體" w:hAnsi="微軟正黑體"/>
-                <w:rFonts w:eastAsia="微軟正黑體"/>
                 <w:b/>
-                <w:color w:val="1A365D"/>
-                <w:sz w:val="19"/>
               </w:rPr>
-              <w:t>教學階段與時間</w:t>
+              <w:t>預想的學生回應/卡點</w:t>
             </w:r>
           </w:p>
         </w:tc>
         <w:tc>
           <w:tcPr>
-            <w:tcW w:type="dxa" w:w="2484"/>
+            <w:tcW w:type="dxa" w:w="2592"/>
             <w:tcMar>
-              <w:top w:w="80" w:type="dxa"/>
-              <w:bottom w:w="80" w:type="dxa"/>
-              <w:left w:w="80" w:type="dxa"/>
-              <w:right w:w="80" w:type="dxa"/>
+              <w:top w:w="120" w:type="dxa"/>
+              <w:bottom w:w="120" w:type="dxa"/>
+              <w:left w:w="150" w:type="dxa"/>
+              <w:right w:w="150" w:type="dxa"/>
             </w:tcMar>
-            <w:shd w:fill="EBF8FF"/>
+            <w:shd w:fill="EBF5FC"/>
           </w:tcPr>
           <w:p>
-            <w:pPr>
-              <w:spacing w:line="276" w:lineRule="auto" w:after="40" w:before="40"/>
-              <w:jc w:val="center"/>
-            </w:pPr>
             <w:r>
               <w:rPr>
-                <w:rFonts w:ascii="微軟正黑體" w:hAnsi="微軟正黑體"/>
-                <w:rFonts w:eastAsia="微軟正黑體"/>
                 <w:b/>
-                <w:color w:val="1A365D"/>
-                <w:sz w:val="19"/>
               </w:rPr>
-              <w:t>學習任務與學生學習事實（學）</w:t>
+              <w:t>判讀與學習診斷</w:t>
             </w:r>
           </w:p>
         </w:tc>
         <w:tc>
           <w:tcPr>
-            <w:tcW w:type="dxa" w:w="2484"/>
+            <w:tcW w:type="dxa" w:w="1296"/>
             <w:tcMar>
-              <w:top w:w="80" w:type="dxa"/>
-              <w:bottom w:w="80" w:type="dxa"/>
-              <w:left w:w="80" w:type="dxa"/>
-              <w:right w:w="80" w:type="dxa"/>
+              <w:top w:w="120" w:type="dxa"/>
+              <w:bottom w:w="120" w:type="dxa"/>
+              <w:left w:w="150" w:type="dxa"/>
+              <w:right w:w="150" w:type="dxa"/>
             </w:tcMar>
-            <w:shd w:fill="EBF8FF"/>
+            <w:shd w:fill="EBF5FC"/>
           </w:tcPr>
           <w:p>
-            <w:pPr>
-              <w:spacing w:line="276" w:lineRule="auto" w:after="40" w:before="40"/>
-              <w:jc w:val="center"/>
-            </w:pPr>
             <w:r>
               <w:rPr>
-                <w:rFonts w:ascii="微軟正黑體" w:hAnsi="微軟正黑體"/>
-                <w:rFonts w:eastAsia="微軟正黑體"/>
                 <w:b/>
-                <w:color w:val="1A365D"/>
-                <w:sz w:val="19"/>
               </w:rPr>
-              <w:t>教師引導、理答與觀課焦點（教）</w:t>
+              <w:t>策略</w:t>
             </w:r>
           </w:p>
         </w:tc>
         <w:tc>
           <w:tcPr>
-            <w:tcW w:type="dxa" w:w="2484"/>
+            <w:tcW w:type="dxa" w:w="2592"/>
             <w:tcMar>
-              <w:top w:w="80" w:type="dxa"/>
-              <w:bottom w:w="80" w:type="dxa"/>
-              <w:left w:w="80" w:type="dxa"/>
-              <w:right w:w="80" w:type="dxa"/>
+              <w:top w:w="120" w:type="dxa"/>
+              <w:bottom w:w="120" w:type="dxa"/>
+              <w:left w:w="150" w:type="dxa"/>
+              <w:right w:w="150" w:type="dxa"/>
             </w:tcMar>
-            <w:shd w:fill="EBF8FF"/>
+            <w:shd w:fill="EBF5FC"/>
           </w:tcPr>
           <w:p>
-            <w:pPr>
-              <w:spacing w:line="276" w:lineRule="auto" w:after="40" w:before="40"/>
-              <w:jc w:val="center"/>
-            </w:pPr>
             <w:r>
               <w:rPr>
-                <w:rFonts w:ascii="微軟正黑體" w:hAnsi="微軟正黑體"/>
-                <w:rFonts w:eastAsia="微軟正黑體"/>
                 <w:b/>
-                <w:color w:val="1A365D"/>
-                <w:sz w:val="19"/>
               </w:rPr>
-              <w:t>評量與輔導機制</w:t>
-            </w:r>
-          </w:p>
-        </w:tc>
-      </w:tr>
-      <w:tr>
-        <w:tc>
-          <w:tcPr>
-            <w:tcW w:type="dxa" w:w="2484"/>
-            <w:tcMar>
-              <w:top w:w="80" w:type="dxa"/>
-              <w:bottom w:w="80" w:type="dxa"/>
-              <w:left w:w="80" w:type="dxa"/>
-              <w:right w:w="80" w:type="dxa"/>
-            </w:tcMar>
-            <w:shd w:fill="F7FAFC"/>
-          </w:tcPr>
-          <w:p>
-            <w:pPr>
-              <w:spacing w:line="276" w:lineRule="auto" w:after="40" w:before="40"/>
-              <w:jc w:val="left"/>
-            </w:pPr>
-            <w:r>
-              <w:rPr>
-                <w:rFonts w:ascii="微軟正黑體" w:hAnsi="微軟正黑體"/>
-                <w:rFonts w:eastAsia="微軟正黑體"/>
-                <w:b/>
-                <w:color w:val="1A365D"/>
-                <w:sz w:val="18"/>
-              </w:rPr>
-              <w:t>一、情境暖身與個人自學</w:t>
-            </w:r>
-          </w:p>
-          <w:p>
-            <w:pPr>
-              <w:spacing w:line="276" w:lineRule="auto" w:after="40" w:before="40"/>
-              <w:jc w:val="left"/>
-            </w:pPr>
-            <w:r>
-              <w:rPr>
-                <w:rFonts w:ascii="微軟正黑體" w:hAnsi="微軟正黑體"/>
-                <w:rFonts w:eastAsia="微軟正黑體"/>
-                <w:b/>
-                <w:color w:val="1A365D"/>
-                <w:sz w:val="18"/>
-              </w:rPr>
-              <w:t>(Low Floor 基礎任務)</w:t>
-            </w:r>
-          </w:p>
-          <w:p>
-            <w:pPr>
-              <w:spacing w:line="276" w:lineRule="auto" w:after="40" w:before="40"/>
-              <w:jc w:val="left"/>
-            </w:pPr>
-            <w:r>
-              <w:rPr>
-                <w:rFonts w:ascii="微軟正黑體" w:hAnsi="微軟正黑體"/>
-                <w:rFonts w:eastAsia="微軟正黑體"/>
-                <w:b/>
-                <w:color w:val="1A365D"/>
-                <w:sz w:val="18"/>
-              </w:rPr>
-              <w:t>【7分鐘】</w:t>
-            </w:r>
-          </w:p>
-          <w:p>
-            <w:pPr>
-              <w:spacing w:line="276" w:lineRule="auto" w:after="40" w:before="40"/>
-              <w:jc w:val="left"/>
-            </w:pPr>
-            <w:r>
-              <w:rPr>
-                <w:rFonts w:ascii="微軟正黑體" w:hAnsi="微軟正黑體"/>
-                <w:rFonts w:eastAsia="微軟正黑體"/>
-                <w:b/>
-                <w:color w:val="1A365D"/>
-                <w:sz w:val="18"/>
-              </w:rPr>
-              <w:t>• 倒數計時</w:t>
-            </w:r>
-          </w:p>
-        </w:tc>
-        <w:tc>
-          <w:tcPr>
-            <w:tcW w:type="dxa" w:w="2484"/>
-            <w:tcMar>
-              <w:top w:w="80" w:type="dxa"/>
-              <w:bottom w:w="80" w:type="dxa"/>
-              <w:left w:w="80" w:type="dxa"/>
-              <w:right w:w="80" w:type="dxa"/>
-            </w:tcMar>
-          </w:tcPr>
-          <w:p>
-            <w:pPr>
-              <w:spacing w:line="276" w:lineRule="auto" w:after="40" w:before="40"/>
-              <w:jc w:val="left"/>
-            </w:pPr>
-            <w:r>
-              <w:rPr>
-                <w:rFonts w:ascii="微軟正黑體" w:hAnsi="微軟正黑體"/>
-                <w:rFonts w:eastAsia="微軟正黑體"/>
-                <w:b w:val="0"/>
-                <w:sz w:val="18"/>
-              </w:rPr>
-              <w:t>【情境引入】：學校創客中庭將鋪設「幾何綠能草坪」，邀請六年級同學擔任小小景觀設計師。</w:t>
-            </w:r>
-          </w:p>
-          <w:p>
-            <w:pPr>
-              <w:spacing w:line="276" w:lineRule="auto" w:after="40" w:before="40"/>
-              <w:jc w:val="left"/>
-            </w:pPr>
-            <w:r>
-              <w:rPr>
-                <w:rFonts w:ascii="微軟正黑體" w:hAnsi="微軟正黑體"/>
-                <w:rFonts w:eastAsia="微軟正黑體"/>
-                <w:b w:val="0"/>
-                <w:sz w:val="18"/>
-              </w:rPr>
-              <w:t>【個人自學任務】：</w:t>
-            </w:r>
-          </w:p>
-          <w:p>
-            <w:pPr>
-              <w:spacing w:line="276" w:lineRule="auto" w:after="40" w:before="40"/>
-              <w:jc w:val="left"/>
-            </w:pPr>
-            <w:r>
-              <w:rPr>
-                <w:rFonts w:ascii="微軟正黑體" w:hAnsi="微軟正黑體"/>
-                <w:rFonts w:eastAsia="微軟正黑體"/>
-                <w:b w:val="0"/>
-                <w:sz w:val="18"/>
-              </w:rPr>
-              <w:t>在邊長 10cm 的正方形中，求出內接 1/4 圓扣掉等腰直角三角形後的「單一葉片（弓形）」面積。</w:t>
-            </w:r>
-          </w:p>
-          <w:p>
-            <w:pPr>
-              <w:spacing w:line="276" w:lineRule="auto" w:after="40" w:before="40"/>
-              <w:jc w:val="left"/>
-            </w:pPr>
-            <w:r>
-              <w:rPr>
-                <w:rFonts w:ascii="微軟正黑體" w:hAnsi="微軟正黑體"/>
-                <w:rFonts w:eastAsia="微軟正黑體"/>
-                <w:b w:val="0"/>
-                <w:sz w:val="18"/>
-              </w:rPr>
-              <w:t>【學生學習事實】：</w:t>
-            </w:r>
-          </w:p>
-          <w:p>
-            <w:pPr>
-              <w:spacing w:line="276" w:lineRule="auto" w:after="40" w:before="40"/>
-              <w:jc w:val="left"/>
-            </w:pPr>
-            <w:r>
-              <w:rPr>
-                <w:rFonts w:ascii="微軟正黑體" w:hAnsi="微軟正黑體"/>
-                <w:rFonts w:eastAsia="微軟正黑體"/>
-                <w:b w:val="0"/>
-                <w:sz w:val="18"/>
-              </w:rPr>
-              <w:t>1. 每位學生獨立動筆於學習單。</w:t>
-            </w:r>
-          </w:p>
-          <w:p>
-            <w:pPr>
-              <w:spacing w:line="276" w:lineRule="auto" w:after="40" w:before="40"/>
-              <w:jc w:val="left"/>
-            </w:pPr>
-            <w:r>
-              <w:rPr>
-                <w:rFonts w:ascii="微軟正黑體" w:hAnsi="微軟正黑體"/>
-                <w:rFonts w:eastAsia="微軟正黑體"/>
-                <w:b w:val="0"/>
-                <w:sz w:val="18"/>
-              </w:rPr>
-              <w:t>2. 學生回想舊經驗：四分之一圓面積 = 10×10×3.14×(1/4) = 78.5。</w:t>
-            </w:r>
-          </w:p>
-          <w:p>
-            <w:pPr>
-              <w:spacing w:line="276" w:lineRule="auto" w:after="40" w:before="40"/>
-              <w:jc w:val="left"/>
-            </w:pPr>
-            <w:r>
-              <w:rPr>
-                <w:rFonts w:ascii="微軟正黑體" w:hAnsi="微軟正黑體"/>
-                <w:rFonts w:eastAsia="微軟正黑體"/>
-                <w:b w:val="0"/>
-                <w:sz w:val="18"/>
-              </w:rPr>
-              <w:t>3. 三角形面積 = 10×10÷2 = 50。</w:t>
-            </w:r>
-          </w:p>
-          <w:p>
-            <w:pPr>
-              <w:spacing w:line="276" w:lineRule="auto" w:after="40" w:before="40"/>
-              <w:jc w:val="left"/>
-            </w:pPr>
-            <w:r>
-              <w:rPr>
-                <w:rFonts w:ascii="微軟正黑體" w:hAnsi="微軟正黑體"/>
-                <w:rFonts w:eastAsia="微軟正黑體"/>
-                <w:b w:val="0"/>
-                <w:sz w:val="18"/>
-              </w:rPr>
-              <w:t>4. 葉片面積 = 78.5 - 50 = 28.5 (cm²)。</w:t>
-            </w:r>
-          </w:p>
-        </w:tc>
-        <w:tc>
-          <w:tcPr>
-            <w:tcW w:type="dxa" w:w="2484"/>
-            <w:tcMar>
-              <w:top w:w="80" w:type="dxa"/>
-              <w:bottom w:w="80" w:type="dxa"/>
-              <w:left w:w="80" w:type="dxa"/>
-              <w:right w:w="80" w:type="dxa"/>
-            </w:tcMar>
-          </w:tcPr>
-          <w:p>
-            <w:pPr>
-              <w:spacing w:line="276" w:lineRule="auto" w:after="40" w:before="40"/>
-              <w:jc w:val="left"/>
-            </w:pPr>
-            <w:r>
-              <w:rPr>
-                <w:rFonts w:ascii="微軟正黑體" w:hAnsi="微軟正黑體"/>
-                <w:rFonts w:eastAsia="微軟正黑體"/>
-                <w:b w:val="0"/>
-                <w:sz w:val="18"/>
-              </w:rPr>
-              <w:t>【教師引導話語】：</w:t>
-            </w:r>
-          </w:p>
-          <w:p>
-            <w:pPr>
-              <w:spacing w:line="276" w:lineRule="auto" w:after="40" w:before="40"/>
-              <w:jc w:val="left"/>
-            </w:pPr>
-            <w:r>
-              <w:rPr>
-                <w:rFonts w:ascii="微軟正黑體" w:hAnsi="微軟正黑體"/>
-                <w:rFonts w:eastAsia="微軟正黑體"/>
-                <w:b w:val="0"/>
-                <w:sz w:val="18"/>
-              </w:rPr>
-              <w:t>「請大家打開學習單第一部分，給自己 5 分鐘安靜思考，算算看這片小葉片的面積。這是一把神奇鑰匙喔！」</w:t>
-            </w:r>
-          </w:p>
-          <w:p>
-            <w:pPr>
-              <w:spacing w:line="276" w:lineRule="auto" w:after="40" w:before="40"/>
-              <w:jc w:val="left"/>
-            </w:pPr>
-            <w:r>
-              <w:rPr>
-                <w:rFonts w:ascii="微軟正黑體" w:hAnsi="微軟正黑體"/>
-                <w:rFonts w:eastAsia="微軟正黑體"/>
-                <w:b w:val="0"/>
-                <w:sz w:val="18"/>
-              </w:rPr>
-              <w:t>【教師巡視與行間診斷】：</w:t>
-            </w:r>
-          </w:p>
-          <w:p>
-            <w:pPr>
-              <w:spacing w:line="276" w:lineRule="auto" w:after="40" w:before="40"/>
-              <w:jc w:val="left"/>
-            </w:pPr>
-            <w:r>
-              <w:rPr>
-                <w:rFonts w:ascii="微軟正黑體" w:hAnsi="微軟正黑體"/>
-                <w:rFonts w:eastAsia="微軟正黑體"/>
-                <w:b w:val="0"/>
-                <w:sz w:val="18"/>
-              </w:rPr>
-              <w:t>1. 觀察是否有學生忘記乘 1/4 或 3.14。</w:t>
-            </w:r>
-          </w:p>
-          <w:p>
-            <w:pPr>
-              <w:spacing w:line="276" w:lineRule="auto" w:after="40" w:before="40"/>
-              <w:jc w:val="left"/>
-            </w:pPr>
-            <w:r>
-              <w:rPr>
-                <w:rFonts w:ascii="微軟正黑體" w:hAnsi="微軟正黑體"/>
-                <w:rFonts w:eastAsia="微軟正黑體"/>
-                <w:b w:val="0"/>
-                <w:sz w:val="18"/>
-              </w:rPr>
-              <w:t>2. 特別走近學習節奏較慢的同學，確認是否順利算出 28.5。</w:t>
-            </w:r>
-          </w:p>
-          <w:p>
-            <w:pPr>
-              <w:spacing w:line="276" w:lineRule="auto" w:after="40" w:before="40"/>
-              <w:jc w:val="left"/>
-            </w:pPr>
-            <w:r>
-              <w:rPr>
-                <w:rFonts w:ascii="微軟正黑體" w:hAnsi="微軟正黑體"/>
-                <w:rFonts w:eastAsia="微軟正黑體"/>
-                <w:b w:val="0"/>
-                <w:sz w:val="18"/>
-              </w:rPr>
-              <w:t>3. 不公開對答案，營造懸念：「大家都掌握了關鍵鑰匙，接下來挑戰真正的大任務！」</w:t>
-            </w:r>
-          </w:p>
-        </w:tc>
-        <w:tc>
-          <w:tcPr>
-            <w:tcW w:type="dxa" w:w="2484"/>
-            <w:tcMar>
-              <w:top w:w="80" w:type="dxa"/>
-              <w:bottom w:w="80" w:type="dxa"/>
-              <w:left w:w="80" w:type="dxa"/>
-              <w:right w:w="80" w:type="dxa"/>
-            </w:tcMar>
-          </w:tcPr>
-          <w:p>
-            <w:pPr>
-              <w:spacing w:line="276" w:lineRule="auto" w:after="40" w:before="40"/>
-              <w:jc w:val="left"/>
-            </w:pPr>
-            <w:r>
-              <w:rPr>
-                <w:rFonts w:ascii="微軟正黑體" w:hAnsi="微軟正黑體"/>
-                <w:rFonts w:eastAsia="微軟正黑體"/>
-                <w:b w:val="0"/>
-                <w:sz w:val="18"/>
-              </w:rPr>
-              <w:t>• 形成性評量：學習單自學區完成度（100% 學生能列出算式並求得 28.5）。</w:t>
-            </w:r>
-          </w:p>
-          <w:p>
-            <w:pPr>
-              <w:spacing w:line="276" w:lineRule="auto" w:after="40" w:before="40"/>
-              <w:jc w:val="left"/>
-            </w:pPr>
-            <w:r>
-              <w:rPr>
-                <w:rFonts w:ascii="微軟正黑體" w:hAnsi="微軟正黑體"/>
-                <w:rFonts w:eastAsia="微軟正黑體"/>
-                <w:b w:val="0"/>
-                <w:sz w:val="18"/>
-              </w:rPr>
-              <w:t>• 質性觀察：學生能否沉浸於獨立思考。</w:t>
-            </w:r>
-          </w:p>
-        </w:tc>
-      </w:tr>
-      <w:tr>
-        <w:tc>
-          <w:tcPr>
-            <w:tcW w:type="dxa" w:w="2484"/>
-            <w:tcMar>
-              <w:top w:w="80" w:type="dxa"/>
-              <w:bottom w:w="80" w:type="dxa"/>
-              <w:left w:w="80" w:type="dxa"/>
-              <w:right w:w="80" w:type="dxa"/>
-            </w:tcMar>
-            <w:shd w:fill="F7FAFC"/>
-          </w:tcPr>
-          <w:p>
-            <w:pPr>
-              <w:spacing w:line="276" w:lineRule="auto" w:after="40" w:before="40"/>
-              <w:jc w:val="left"/>
-            </w:pPr>
-            <w:r>
-              <w:rPr>
-                <w:rFonts w:ascii="微軟正黑體" w:hAnsi="微軟正黑體"/>
-                <w:rFonts w:eastAsia="微軟正黑體"/>
-                <w:b/>
-                <w:color w:val="1A365D"/>
-                <w:sz w:val="18"/>
-              </w:rPr>
-              <w:t>二、伸展跳躍任務與小組共學</w:t>
-            </w:r>
-          </w:p>
-          <w:p>
-            <w:pPr>
-              <w:spacing w:line="276" w:lineRule="auto" w:after="40" w:before="40"/>
-              <w:jc w:val="left"/>
-            </w:pPr>
-            <w:r>
-              <w:rPr>
-                <w:rFonts w:ascii="微軟正黑體" w:hAnsi="微軟正黑體"/>
-                <w:rFonts w:eastAsia="微軟正黑體"/>
-                <w:b/>
-                <w:color w:val="1A365D"/>
-                <w:sz w:val="18"/>
-              </w:rPr>
-              <w:t>(Jumping Task 認知衝突)</w:t>
-            </w:r>
-          </w:p>
-          <w:p>
-            <w:pPr>
-              <w:spacing w:line="276" w:lineRule="auto" w:after="40" w:before="40"/>
-              <w:jc w:val="left"/>
-            </w:pPr>
-            <w:r>
-              <w:rPr>
-                <w:rFonts w:ascii="微軟正黑體" w:hAnsi="微軟正黑體"/>
-                <w:rFonts w:eastAsia="微軟正黑體"/>
-                <w:b/>
-                <w:color w:val="1A365D"/>
-                <w:sz w:val="18"/>
-              </w:rPr>
-              <w:t>【15分鐘】</w:t>
-            </w:r>
-          </w:p>
-          <w:p>
-            <w:pPr>
-              <w:spacing w:line="276" w:lineRule="auto" w:after="40" w:before="40"/>
-              <w:jc w:val="left"/>
-            </w:pPr>
-            <w:r>
-              <w:rPr>
-                <w:rFonts w:ascii="微軟正黑體" w:hAnsi="微軟正黑體"/>
-                <w:rFonts w:eastAsia="微軟正黑體"/>
-                <w:b/>
-                <w:color w:val="1A365D"/>
-                <w:sz w:val="18"/>
-              </w:rPr>
-              <w:t>• 倒數計時</w:t>
-            </w:r>
-          </w:p>
-        </w:tc>
-        <w:tc>
-          <w:tcPr>
-            <w:tcW w:type="dxa" w:w="2484"/>
-            <w:tcMar>
-              <w:top w:w="80" w:type="dxa"/>
-              <w:bottom w:w="80" w:type="dxa"/>
-              <w:left w:w="80" w:type="dxa"/>
-              <w:right w:w="80" w:type="dxa"/>
-            </w:tcMar>
-          </w:tcPr>
-          <w:p>
-            <w:pPr>
-              <w:spacing w:line="276" w:lineRule="auto" w:after="40" w:before="40"/>
-              <w:jc w:val="left"/>
-            </w:pPr>
-            <w:r>
-              <w:rPr>
-                <w:rFonts w:ascii="微軟正黑體" w:hAnsi="微軟正黑體"/>
-                <w:rFonts w:eastAsia="微軟正黑體"/>
-                <w:b w:val="0"/>
-                <w:sz w:val="18"/>
-              </w:rPr>
-              <w:t>【發布 Jumping Task 挑戰】：</w:t>
-            </w:r>
-          </w:p>
-          <w:p>
-            <w:pPr>
-              <w:spacing w:line="276" w:lineRule="auto" w:after="40" w:before="40"/>
-              <w:jc w:val="left"/>
-            </w:pPr>
-            <w:r>
-              <w:rPr>
-                <w:rFonts w:ascii="微軟正黑體" w:hAnsi="微軟正黑體"/>
-                <w:rFonts w:eastAsia="微軟正黑體"/>
-                <w:b w:val="0"/>
-                <w:sz w:val="18"/>
-              </w:rPr>
-              <w:t>正方形花圃邊長 20 公尺，設計師以四個邊為直徑各畫一個半圓（半徑 10m），交織成中央美麗的「四葉草花瓣綠地」。</w:t>
-            </w:r>
-          </w:p>
-          <w:p>
-            <w:pPr>
-              <w:spacing w:line="276" w:lineRule="auto" w:after="40" w:before="40"/>
-              <w:jc w:val="left"/>
-            </w:pPr>
-            <w:r>
-              <w:rPr>
-                <w:rFonts w:ascii="微軟正黑體" w:hAnsi="微軟正黑體"/>
-                <w:rFonts w:eastAsia="微軟正黑體"/>
-                <w:b w:val="0"/>
-                <w:sz w:val="18"/>
-              </w:rPr>
-              <w:t>★ 挑戰：四片花瓣的總面積是多少平方公尺？</w:t>
-            </w:r>
-          </w:p>
-          <w:p>
-            <w:pPr>
-              <w:spacing w:line="276" w:lineRule="auto" w:after="40" w:before="40"/>
-              <w:jc w:val="left"/>
-            </w:pPr>
-            <w:r>
-              <w:rPr>
-                <w:rFonts w:ascii="微軟正黑體" w:hAnsi="微軟正黑體"/>
-                <w:rFonts w:eastAsia="微軟正黑體"/>
-                <w:b w:val="0"/>
-                <w:sz w:val="18"/>
-              </w:rPr>
-              <w:t>【小組共學歷程】：</w:t>
-            </w:r>
-          </w:p>
-          <w:p>
-            <w:pPr>
-              <w:spacing w:line="276" w:lineRule="auto" w:after="40" w:before="40"/>
-              <w:jc w:val="left"/>
-            </w:pPr>
-            <w:r>
-              <w:rPr>
-                <w:rFonts w:ascii="微軟正黑體" w:hAnsi="微軟正黑體"/>
-                <w:rFonts w:eastAsia="微軟正黑體"/>
-                <w:b w:val="0"/>
-                <w:sz w:val="18"/>
-              </w:rPr>
-              <w:t>1. 四人圍坐，身體前傾，共同注視學習單與圖形。</w:t>
-            </w:r>
-          </w:p>
-          <w:p>
-            <w:pPr>
-              <w:spacing w:line="276" w:lineRule="auto" w:after="40" w:before="40"/>
-              <w:jc w:val="left"/>
-            </w:pPr>
-            <w:r>
-              <w:rPr>
-                <w:rFonts w:ascii="微軟正黑體" w:hAnsi="微軟正黑體"/>
-                <w:rFonts w:eastAsia="微軟正黑體"/>
-                <w:b w:val="0"/>
-                <w:sz w:val="18"/>
-              </w:rPr>
-              <w:t>2. 出現認知衝突：</w:t>
-            </w:r>
-          </w:p>
-          <w:p>
-            <w:pPr>
-              <w:spacing w:line="276" w:lineRule="auto" w:after="40" w:before="40"/>
-              <w:jc w:val="left"/>
-            </w:pPr>
-            <w:r>
-              <w:rPr>
-                <w:rFonts w:ascii="微軟正黑體" w:hAnsi="微軟正黑體"/>
-                <w:rFonts w:eastAsia="微軟正黑體"/>
-                <w:b w:val="0"/>
-                <w:sz w:val="18"/>
-              </w:rPr>
-              <w:t xml:space="preserve">   • 迷思 A：想直接算每個尖角碎塊，發現算不出來！</w:t>
-            </w:r>
-          </w:p>
-          <w:p>
-            <w:pPr>
-              <w:spacing w:line="276" w:lineRule="auto" w:after="40" w:before="40"/>
-              <w:jc w:val="left"/>
-            </w:pPr>
-            <w:r>
-              <w:rPr>
-                <w:rFonts w:ascii="微軟正黑體" w:hAnsi="微軟正黑體"/>
-                <w:rFonts w:eastAsia="微軟正黑體"/>
-                <w:b w:val="0"/>
-                <w:sz w:val="18"/>
-              </w:rPr>
-              <w:t xml:space="preserve">   • 策略一（分割小正方形）：切成 4 個 10×10 小正方形，每個有 2 個葉片（28.5×2=57），4 個就是 57×4=228。</w:t>
-            </w:r>
-          </w:p>
-          <w:p>
-            <w:pPr>
-              <w:spacing w:line="276" w:lineRule="auto" w:after="40" w:before="40"/>
-              <w:jc w:val="left"/>
-            </w:pPr>
-            <w:r>
-              <w:rPr>
-                <w:rFonts w:ascii="微軟正黑體" w:hAnsi="微軟正黑體"/>
-                <w:rFonts w:eastAsia="微軟正黑體"/>
-                <w:b w:val="0"/>
-                <w:sz w:val="18"/>
-              </w:rPr>
-              <w:t xml:space="preserve">   • 策略二（重疊容斥神解）：4 個半圓總面積 = 4×(10×10×3.14÷2) = 628。鋪滿 20×20=400 的正方形，重疊算兩次的就是花瓣！628 - 400 = 228！</w:t>
-            </w:r>
-          </w:p>
-          <w:p>
-            <w:pPr>
-              <w:spacing w:line="276" w:lineRule="auto" w:after="40" w:before="40"/>
-              <w:jc w:val="left"/>
-            </w:pPr>
-            <w:r>
-              <w:rPr>
-                <w:rFonts w:ascii="微軟正黑體" w:hAnsi="微軟正黑體"/>
-                <w:rFonts w:eastAsia="微軟正黑體"/>
-                <w:b w:val="0"/>
-                <w:sz w:val="18"/>
-              </w:rPr>
-              <w:t>3. 組內相互傾聽：「你看，把這個移到這裡...」「為什麼多出來剛好是花瓣？」</w:t>
-            </w:r>
-          </w:p>
-        </w:tc>
-        <w:tc>
-          <w:tcPr>
-            <w:tcW w:type="dxa" w:w="2484"/>
-            <w:tcMar>
-              <w:top w:w="80" w:type="dxa"/>
-              <w:bottom w:w="80" w:type="dxa"/>
-              <w:left w:w="80" w:type="dxa"/>
-              <w:right w:w="80" w:type="dxa"/>
-            </w:tcMar>
-          </w:tcPr>
-          <w:p>
-            <w:pPr>
-              <w:spacing w:line="276" w:lineRule="auto" w:after="40" w:before="40"/>
-              <w:jc w:val="left"/>
-            </w:pPr>
-            <w:r>
-              <w:rPr>
-                <w:rFonts w:ascii="微軟正黑體" w:hAnsi="微軟正黑體"/>
-                <w:rFonts w:eastAsia="微軟正黑體"/>
-                <w:b w:val="0"/>
-                <w:sz w:val="18"/>
-              </w:rPr>
-              <w:t>【教師行間巡視與理答策略】：</w:t>
-            </w:r>
-          </w:p>
-          <w:p>
-            <w:pPr>
-              <w:spacing w:line="276" w:lineRule="auto" w:after="40" w:before="40"/>
-              <w:jc w:val="left"/>
-            </w:pPr>
-            <w:r>
-              <w:rPr>
-                <w:rFonts w:ascii="微軟正黑體" w:hAnsi="微軟正黑體"/>
-                <w:rFonts w:eastAsia="微軟正黑體"/>
-                <w:b w:val="0"/>
-                <w:sz w:val="18"/>
-              </w:rPr>
-              <w:t>1. 教師蹲下至學生視線高度，安靜傾聽各組討論，不直接介入給答案。</w:t>
-            </w:r>
-          </w:p>
-          <w:p>
-            <w:pPr>
-              <w:spacing w:line="276" w:lineRule="auto" w:after="40" w:before="40"/>
-              <w:jc w:val="left"/>
-            </w:pPr>
-            <w:r>
-              <w:rPr>
-                <w:rFonts w:ascii="微軟正黑體" w:hAnsi="微軟正黑體"/>
-                <w:rFonts w:eastAsia="微軟正黑體"/>
-                <w:b w:val="0"/>
-                <w:sz w:val="18"/>
-              </w:rPr>
-              <w:t>2. 【診斷卡點組】：若有組別卡在碎塊計算，教師使用【提示】：「請看看剛才暖身題的小正方形，和這個大花圃有什麼關係？」</w:t>
-            </w:r>
-          </w:p>
-          <w:p>
-            <w:pPr>
-              <w:spacing w:line="276" w:lineRule="auto" w:after="40" w:before="40"/>
-              <w:jc w:val="left"/>
-            </w:pPr>
-            <w:r>
-              <w:rPr>
-                <w:rFonts w:ascii="微軟正黑體" w:hAnsi="微軟正黑體"/>
-                <w:rFonts w:eastAsia="微軟正黑體"/>
-                <w:b w:val="0"/>
-                <w:sz w:val="18"/>
-              </w:rPr>
-              <w:t>3. 【引導高階組】：發現有組別算出 628-400=228 時，教師使用【深究】：「為什麼 4 個半圓面積加起來減掉正方形，剛好就是花瓣？能用手比給老師看重疊了哪裡嗎？」</w:t>
-            </w:r>
-          </w:p>
-          <w:p>
-            <w:pPr>
-              <w:spacing w:line="276" w:lineRule="auto" w:after="40" w:before="40"/>
-              <w:jc w:val="left"/>
-            </w:pPr>
-            <w:r>
-              <w:rPr>
-                <w:rFonts w:ascii="微軟正黑體" w:hAnsi="微軟正黑體"/>
-                <w:rFonts w:eastAsia="微軟正黑體"/>
-                <w:b w:val="0"/>
-                <w:sz w:val="18"/>
-              </w:rPr>
-              <w:t>4. 記錄不同策略組別，規劃待會上台互學順序（策略一 → 策略二）。</w:t>
-            </w:r>
-          </w:p>
-        </w:tc>
-        <w:tc>
-          <w:tcPr>
-            <w:tcW w:type="dxa" w:w="2484"/>
-            <w:tcMar>
-              <w:top w:w="80" w:type="dxa"/>
-              <w:bottom w:w="80" w:type="dxa"/>
-              <w:left w:w="80" w:type="dxa"/>
-              <w:right w:w="80" w:type="dxa"/>
-            </w:tcMar>
-          </w:tcPr>
-          <w:p>
-            <w:pPr>
-              <w:spacing w:line="276" w:lineRule="auto" w:after="40" w:before="40"/>
-              <w:jc w:val="left"/>
-            </w:pPr>
-            <w:r>
-              <w:rPr>
-                <w:rFonts w:ascii="微軟正黑體" w:hAnsi="微軟正黑體"/>
-                <w:rFonts w:eastAsia="微軟正黑體"/>
-                <w:b w:val="0"/>
-                <w:sz w:val="18"/>
-              </w:rPr>
-              <w:t>• 同儕互惠觀察：每位組員是否都有發言機會？是否有人被邊緣化？</w:t>
-            </w:r>
-          </w:p>
-          <w:p>
-            <w:pPr>
-              <w:spacing w:line="276" w:lineRule="auto" w:after="40" w:before="40"/>
-              <w:jc w:val="left"/>
-            </w:pPr>
-            <w:r>
-              <w:rPr>
-                <w:rFonts w:ascii="微軟正黑體" w:hAnsi="微軟正黑體"/>
-                <w:rFonts w:eastAsia="微軟正黑體"/>
-                <w:b w:val="0"/>
-                <w:sz w:val="18"/>
-              </w:rPr>
-              <w:t>• 協同評量：能否在組內畫出幾何拆解圖並寫下完整算式。</w:t>
-            </w:r>
-          </w:p>
-        </w:tc>
-      </w:tr>
-      <w:tr>
-        <w:tc>
-          <w:tcPr>
-            <w:tcW w:type="dxa" w:w="2484"/>
-            <w:tcMar>
-              <w:top w:w="80" w:type="dxa"/>
-              <w:bottom w:w="80" w:type="dxa"/>
-              <w:left w:w="80" w:type="dxa"/>
-              <w:right w:w="80" w:type="dxa"/>
-            </w:tcMar>
-            <w:shd w:fill="F7FAFC"/>
-          </w:tcPr>
-          <w:p>
-            <w:pPr>
-              <w:spacing w:line="276" w:lineRule="auto" w:after="40" w:before="40"/>
-              <w:jc w:val="left"/>
-            </w:pPr>
-            <w:r>
-              <w:rPr>
-                <w:rFonts w:ascii="微軟正黑體" w:hAnsi="微軟正黑體"/>
-                <w:rFonts w:eastAsia="微軟正黑體"/>
-                <w:b/>
-                <w:color w:val="1A365D"/>
-                <w:sz w:val="18"/>
-              </w:rPr>
-              <w:t>三、組間互學與多元策略對話</w:t>
-            </w:r>
-          </w:p>
-          <w:p>
-            <w:pPr>
-              <w:spacing w:line="276" w:lineRule="auto" w:after="40" w:before="40"/>
-              <w:jc w:val="left"/>
-            </w:pPr>
-            <w:r>
-              <w:rPr>
-                <w:rFonts w:ascii="微軟正黑體" w:hAnsi="微軟正黑體"/>
-                <w:rFonts w:eastAsia="微軟正黑體"/>
-                <w:b/>
-                <w:color w:val="1A365D"/>
-                <w:sz w:val="18"/>
-              </w:rPr>
-              <w:t>(多元表徵與思維躍遷)</w:t>
-            </w:r>
-          </w:p>
-          <w:p>
-            <w:pPr>
-              <w:spacing w:line="276" w:lineRule="auto" w:after="40" w:before="40"/>
-              <w:jc w:val="left"/>
-            </w:pPr>
-            <w:r>
-              <w:rPr>
-                <w:rFonts w:ascii="微軟正黑體" w:hAnsi="微軟正黑體"/>
-                <w:rFonts w:eastAsia="微軟正黑體"/>
-                <w:b/>
-                <w:color w:val="1A365D"/>
-                <w:sz w:val="18"/>
-              </w:rPr>
-              <w:t>【10分鐘】</w:t>
-            </w:r>
-          </w:p>
-          <w:p>
-            <w:pPr>
-              <w:spacing w:line="276" w:lineRule="auto" w:after="40" w:before="40"/>
-              <w:jc w:val="left"/>
-            </w:pPr>
-            <w:r>
-              <w:rPr>
-                <w:rFonts w:ascii="微軟正黑體" w:hAnsi="微軟正黑體"/>
-                <w:rFonts w:eastAsia="微軟正黑體"/>
-                <w:b/>
-                <w:color w:val="1A365D"/>
-                <w:sz w:val="18"/>
-              </w:rPr>
-              <w:t>• 投影發表</w:t>
-            </w:r>
-          </w:p>
-        </w:tc>
-        <w:tc>
-          <w:tcPr>
-            <w:tcW w:type="dxa" w:w="2484"/>
-            <w:tcMar>
-              <w:top w:w="80" w:type="dxa"/>
-              <w:bottom w:w="80" w:type="dxa"/>
-              <w:left w:w="80" w:type="dxa"/>
-              <w:right w:w="80" w:type="dxa"/>
-            </w:tcMar>
-          </w:tcPr>
-          <w:p>
-            <w:pPr>
-              <w:spacing w:line="276" w:lineRule="auto" w:after="40" w:before="40"/>
-              <w:jc w:val="left"/>
-            </w:pPr>
-            <w:r>
-              <w:rPr>
-                <w:rFonts w:ascii="微軟正黑體" w:hAnsi="微軟正黑體"/>
-                <w:rFonts w:eastAsia="微軟正黑體"/>
-                <w:b w:val="0"/>
-                <w:sz w:val="18"/>
-              </w:rPr>
-              <w:t>【組間互學歷程】：</w:t>
-            </w:r>
-          </w:p>
-          <w:p>
-            <w:pPr>
-              <w:spacing w:line="276" w:lineRule="auto" w:after="40" w:before="40"/>
-              <w:jc w:val="left"/>
-            </w:pPr>
-            <w:r>
-              <w:rPr>
-                <w:rFonts w:ascii="微軟正黑體" w:hAnsi="微軟正黑體"/>
-                <w:rFonts w:eastAsia="微軟正黑體"/>
-                <w:b w:val="0"/>
-                <w:sz w:val="18"/>
-              </w:rPr>
-              <w:t>1. 第一組發表（葉片分割累加法）：</w:t>
-            </w:r>
-          </w:p>
-          <w:p>
-            <w:pPr>
-              <w:spacing w:line="276" w:lineRule="auto" w:after="40" w:before="40"/>
-              <w:jc w:val="left"/>
-            </w:pPr>
-            <w:r>
-              <w:rPr>
-                <w:rFonts w:ascii="微軟正黑體" w:hAnsi="微軟正黑體"/>
-                <w:rFonts w:eastAsia="微軟正黑體"/>
-                <w:b w:val="0"/>
-                <w:sz w:val="18"/>
-              </w:rPr>
-              <w:t xml:space="preserve">   展示切割成 4 個 10×10 小正方形，利用暖身題：(78.5-50)×2 = 57，57×4 = 228 m²。</w:t>
-            </w:r>
-          </w:p>
-          <w:p>
-            <w:pPr>
-              <w:spacing w:line="276" w:lineRule="auto" w:after="40" w:before="40"/>
-              <w:jc w:val="left"/>
-            </w:pPr>
-            <w:r>
-              <w:rPr>
-                <w:rFonts w:ascii="微軟正黑體" w:hAnsi="微軟正黑體"/>
-                <w:rFonts w:eastAsia="微軟正黑體"/>
-                <w:b w:val="0"/>
-                <w:sz w:val="18"/>
-              </w:rPr>
-              <w:t>2. 第二組發表（重疊容斥神解法）：</w:t>
-            </w:r>
-          </w:p>
-          <w:p>
-            <w:pPr>
-              <w:spacing w:line="276" w:lineRule="auto" w:after="40" w:before="40"/>
-              <w:jc w:val="left"/>
-            </w:pPr>
-            <w:r>
-              <w:rPr>
-                <w:rFonts w:ascii="微軟正黑體" w:hAnsi="微軟正黑體"/>
-                <w:rFonts w:eastAsia="微軟正黑體"/>
-                <w:b w:val="0"/>
-                <w:sz w:val="18"/>
-              </w:rPr>
-              <w:t xml:space="preserve">   展示 4 個半圓覆蓋圖：4 個半圓面積 628，正方形 400。重疊區域剛好是 4 片花瓣，算式：628 - 400 = 228 m²！</w:t>
-            </w:r>
-          </w:p>
-          <w:p>
-            <w:pPr>
-              <w:spacing w:line="276" w:lineRule="auto" w:after="40" w:before="40"/>
-              <w:jc w:val="left"/>
-            </w:pPr>
-            <w:r>
-              <w:rPr>
-                <w:rFonts w:ascii="微軟正黑體" w:hAnsi="微軟正黑體"/>
-                <w:rFonts w:eastAsia="微軟正黑體"/>
-                <w:b w:val="0"/>
-                <w:sz w:val="18"/>
-              </w:rPr>
-              <w:t>3. 全班傾聽與詰問：</w:t>
-            </w:r>
-          </w:p>
-          <w:p>
-            <w:pPr>
-              <w:spacing w:line="276" w:lineRule="auto" w:after="40" w:before="40"/>
-              <w:jc w:val="left"/>
-            </w:pPr>
-            <w:r>
-              <w:rPr>
-                <w:rFonts w:ascii="微軟正黑體" w:hAnsi="微軟正黑體"/>
-                <w:rFonts w:eastAsia="微軟正黑體"/>
-                <w:b w:val="0"/>
-                <w:sz w:val="18"/>
-              </w:rPr>
-              <w:t xml:space="preserve">   生 A：「為什麼 4 個半圓會重疊在花瓣？角落空白的地方有算到嗎？」</w:t>
-            </w:r>
-          </w:p>
-          <w:p>
-            <w:pPr>
-              <w:spacing w:line="276" w:lineRule="auto" w:after="40" w:before="40"/>
-              <w:jc w:val="left"/>
-            </w:pPr>
-            <w:r>
-              <w:rPr>
-                <w:rFonts w:ascii="微軟正黑體" w:hAnsi="微軟正黑體"/>
-                <w:rFonts w:eastAsia="微軟正黑體"/>
-                <w:b w:val="0"/>
-                <w:sz w:val="18"/>
-              </w:rPr>
-              <w:t xml:space="preserve">   生 B 解釋：「4 個半圓鋪滿了整個正方形（包含 4 個角落），但花瓣被蓋了兩次，所以扣掉 1 個正方形，剩下的就是多蓋一次的花瓣！」</w:t>
-            </w:r>
-          </w:p>
-        </w:tc>
-        <w:tc>
-          <w:tcPr>
-            <w:tcW w:type="dxa" w:w="2484"/>
-            <w:tcMar>
-              <w:top w:w="80" w:type="dxa"/>
-              <w:bottom w:w="80" w:type="dxa"/>
-              <w:left w:w="80" w:type="dxa"/>
-              <w:right w:w="80" w:type="dxa"/>
-            </w:tcMar>
-          </w:tcPr>
-          <w:p>
-            <w:pPr>
-              <w:spacing w:line="276" w:lineRule="auto" w:after="40" w:before="40"/>
-              <w:jc w:val="left"/>
-            </w:pPr>
-            <w:r>
-              <w:rPr>
-                <w:rFonts w:ascii="微軟正黑體" w:hAnsi="微軟正黑體"/>
-                <w:rFonts w:eastAsia="微軟正黑體"/>
-                <w:b w:val="0"/>
-                <w:sz w:val="18"/>
-              </w:rPr>
-              <w:t>【教師理答與串聯主持】：</w:t>
-            </w:r>
-          </w:p>
-          <w:p>
-            <w:pPr>
-              <w:spacing w:line="276" w:lineRule="auto" w:after="40" w:before="40"/>
-              <w:jc w:val="left"/>
-            </w:pPr>
-            <w:r>
-              <w:rPr>
-                <w:rFonts w:ascii="微軟正黑體" w:hAnsi="微軟正黑體"/>
-                <w:rFonts w:eastAsia="微軟正黑體"/>
-                <w:b w:val="0"/>
-                <w:sz w:val="18"/>
-              </w:rPr>
-              <w:t>1. 【轉問】：「第一組用的是分割法，第二組用的是容斥法。全班同學，這兩種方法答案都是 228，它們背後的幾何道理有相通嗎？」</w:t>
-            </w:r>
-          </w:p>
-          <w:p>
-            <w:pPr>
-              <w:spacing w:line="276" w:lineRule="auto" w:after="40" w:before="40"/>
-              <w:jc w:val="left"/>
-            </w:pPr>
-            <w:r>
-              <w:rPr>
-                <w:rFonts w:ascii="微軟正黑體" w:hAnsi="微軟正黑體"/>
-                <w:rFonts w:eastAsia="微軟正黑體"/>
-                <w:b w:val="0"/>
-                <w:sz w:val="18"/>
-              </w:rPr>
-              <w:t>2. 【轉引】：「小華，剛才小明解釋的『被蓋了兩次』，你聽懂了嗎？你能用自己的話再說一次嗎？」</w:t>
-            </w:r>
-          </w:p>
-          <w:p>
-            <w:pPr>
-              <w:spacing w:line="276" w:lineRule="auto" w:after="40" w:before="40"/>
-              <w:jc w:val="left"/>
-            </w:pPr>
-            <w:r>
-              <w:rPr>
-                <w:rFonts w:ascii="微軟正黑體" w:hAnsi="微軟正黑體"/>
-                <w:rFonts w:eastAsia="微軟正黑體"/>
-                <w:b w:val="0"/>
-                <w:sz w:val="18"/>
-              </w:rPr>
-              <w:t>3. 投影【動態幾何圖形拆解互動網頁】，即時點擊展示半圓重疊、透明度疊加與正方形扣除動畫，讓全班具象化頓悟！</w:t>
-            </w:r>
-          </w:p>
-        </w:tc>
-        <w:tc>
-          <w:tcPr>
-            <w:tcW w:type="dxa" w:w="2484"/>
-            <w:tcMar>
-              <w:top w:w="80" w:type="dxa"/>
-              <w:bottom w:w="80" w:type="dxa"/>
-              <w:left w:w="80" w:type="dxa"/>
-              <w:right w:w="80" w:type="dxa"/>
-            </w:tcMar>
-          </w:tcPr>
-          <w:p>
-            <w:pPr>
-              <w:spacing w:line="276" w:lineRule="auto" w:after="40" w:before="40"/>
-              <w:jc w:val="left"/>
-            </w:pPr>
-            <w:r>
-              <w:rPr>
-                <w:rFonts w:ascii="微軟正黑體" w:hAnsi="微軟正黑體"/>
-                <w:rFonts w:eastAsia="微軟正黑體"/>
-                <w:b w:val="0"/>
-                <w:sz w:val="18"/>
-              </w:rPr>
-              <w:t>• 課堂傾聽評量：學生能否專注聆聽台上同學發言並提出理性提問。</w:t>
-            </w:r>
-          </w:p>
-          <w:p>
-            <w:pPr>
-              <w:spacing w:line="276" w:lineRule="auto" w:after="40" w:before="40"/>
-              <w:jc w:val="left"/>
-            </w:pPr>
-            <w:r>
-              <w:rPr>
-                <w:rFonts w:ascii="微軟正黑體" w:hAnsi="微軟正黑體"/>
-                <w:rFonts w:eastAsia="微軟正黑體"/>
-                <w:b w:val="0"/>
-                <w:sz w:val="18"/>
-              </w:rPr>
-              <w:t>• 數學素養評量：能否看懂兩種不同解法的內在關聯。</w:t>
-            </w:r>
-          </w:p>
-        </w:tc>
-      </w:tr>
-      <w:tr>
-        <w:tc>
-          <w:tcPr>
-            <w:tcW w:type="dxa" w:w="2484"/>
-            <w:tcMar>
-              <w:top w:w="80" w:type="dxa"/>
-              <w:bottom w:w="80" w:type="dxa"/>
-              <w:left w:w="80" w:type="dxa"/>
-              <w:right w:w="80" w:type="dxa"/>
-            </w:tcMar>
-            <w:shd w:fill="F7FAFC"/>
-          </w:tcPr>
-          <w:p>
-            <w:pPr>
-              <w:spacing w:line="276" w:lineRule="auto" w:after="40" w:before="40"/>
-              <w:jc w:val="left"/>
-            </w:pPr>
-            <w:r>
-              <w:rPr>
-                <w:rFonts w:ascii="微軟正黑體" w:hAnsi="微軟正黑體"/>
-                <w:rFonts w:eastAsia="微軟正黑體"/>
-                <w:b/>
-                <w:color w:val="1A365D"/>
-                <w:sz w:val="18"/>
-              </w:rPr>
-              <w:t>四、導學統整與高光反思</w:t>
-            </w:r>
-          </w:p>
-          <w:p>
-            <w:pPr>
-              <w:spacing w:line="276" w:lineRule="auto" w:after="40" w:before="40"/>
-              <w:jc w:val="left"/>
-            </w:pPr>
-            <w:r>
-              <w:rPr>
-                <w:rFonts w:ascii="微軟正黑體" w:hAnsi="微軟正黑體"/>
-                <w:rFonts w:eastAsia="微軟正黑體"/>
-                <w:b/>
-                <w:color w:val="1A365D"/>
-                <w:sz w:val="18"/>
-              </w:rPr>
-              <w:t>(思維昇華與自我回饋)</w:t>
-            </w:r>
-          </w:p>
-          <w:p>
-            <w:pPr>
-              <w:spacing w:line="276" w:lineRule="auto" w:after="40" w:before="40"/>
-              <w:jc w:val="left"/>
-            </w:pPr>
-            <w:r>
-              <w:rPr>
-                <w:rFonts w:ascii="微軟正黑體" w:hAnsi="微軟正黑體"/>
-                <w:rFonts w:eastAsia="微軟正黑體"/>
-                <w:b/>
-                <w:color w:val="1A365D"/>
-                <w:sz w:val="18"/>
-              </w:rPr>
-              <w:t>【8分鐘】</w:t>
-            </w:r>
-          </w:p>
-          <w:p>
-            <w:pPr>
-              <w:spacing w:line="276" w:lineRule="auto" w:after="40" w:before="40"/>
-              <w:jc w:val="left"/>
-            </w:pPr>
-            <w:r>
-              <w:rPr>
-                <w:rFonts w:ascii="微軟正黑體" w:hAnsi="微軟正黑體"/>
-                <w:rFonts w:eastAsia="微軟正黑體"/>
-                <w:b/>
-                <w:color w:val="1A365D"/>
-                <w:sz w:val="18"/>
-              </w:rPr>
-              <w:t>• 頓悟沉澱</w:t>
-            </w:r>
-          </w:p>
-        </w:tc>
-        <w:tc>
-          <w:tcPr>
-            <w:tcW w:type="dxa" w:w="2484"/>
-            <w:tcMar>
-              <w:top w:w="80" w:type="dxa"/>
-              <w:bottom w:w="80" w:type="dxa"/>
-              <w:left w:w="80" w:type="dxa"/>
-              <w:right w:w="80" w:type="dxa"/>
-            </w:tcMar>
-          </w:tcPr>
-          <w:p>
-            <w:pPr>
-              <w:spacing w:line="276" w:lineRule="auto" w:after="40" w:before="40"/>
-              <w:jc w:val="left"/>
-            </w:pPr>
-            <w:r>
-              <w:rPr>
-                <w:rFonts w:ascii="微軟正黑體" w:hAnsi="微軟正黑體"/>
-                <w:rFonts w:eastAsia="微軟正黑體"/>
-                <w:b w:val="0"/>
-                <w:sz w:val="18"/>
-              </w:rPr>
-              <w:t>【學生總結與個人反思】：</w:t>
-            </w:r>
-          </w:p>
-          <w:p>
-            <w:pPr>
-              <w:spacing w:line="276" w:lineRule="auto" w:after="40" w:before="40"/>
-              <w:jc w:val="left"/>
-            </w:pPr>
-            <w:r>
-              <w:rPr>
-                <w:rFonts w:ascii="微軟正黑體" w:hAnsi="微軟正黑體"/>
-                <w:rFonts w:eastAsia="微軟正黑體"/>
-                <w:b w:val="0"/>
-                <w:sz w:val="18"/>
-              </w:rPr>
-              <w:t>1. 學生在學習單寫下今日「高光頓悟與學習心得」：</w:t>
-            </w:r>
-          </w:p>
-          <w:p>
-            <w:pPr>
-              <w:spacing w:line="276" w:lineRule="auto" w:after="40" w:before="40"/>
-              <w:jc w:val="left"/>
-            </w:pPr>
-            <w:r>
-              <w:rPr>
-                <w:rFonts w:ascii="微軟正黑體" w:hAnsi="微軟正黑體"/>
-                <w:rFonts w:eastAsia="微軟正黑體"/>
-                <w:b w:val="0"/>
-                <w:sz w:val="18"/>
-              </w:rPr>
-              <w:t xml:space="preserve">   • 「我原本以為要算很複雜的小碎塊，沒想到 4 個半圓扣掉正方形這麼神奇！」</w:t>
-            </w:r>
-          </w:p>
-          <w:p>
-            <w:pPr>
-              <w:spacing w:line="276" w:lineRule="auto" w:after="40" w:before="40"/>
-              <w:jc w:val="left"/>
-            </w:pPr>
-            <w:r>
-              <w:rPr>
-                <w:rFonts w:ascii="微軟正黑體" w:hAnsi="微軟正黑體"/>
-                <w:rFonts w:eastAsia="微軟正黑體"/>
-                <w:b w:val="0"/>
-                <w:sz w:val="18"/>
-              </w:rPr>
-              <w:t xml:space="preserve">   • 「謝謝我們組的〇〇，他指給我看小正方形的對角線，我才看懂！」</w:t>
-            </w:r>
-          </w:p>
-          <w:p>
-            <w:pPr>
-              <w:spacing w:line="276" w:lineRule="auto" w:after="40" w:before="40"/>
-              <w:jc w:val="left"/>
-            </w:pPr>
-            <w:r>
-              <w:rPr>
-                <w:rFonts w:ascii="微軟正黑體" w:hAnsi="微軟正黑體"/>
-                <w:rFonts w:eastAsia="微軟正黑體"/>
-                <w:b w:val="0"/>
-                <w:sz w:val="18"/>
-              </w:rPr>
-              <w:t>2. 齊讀幾何核心思維：</w:t>
-            </w:r>
-          </w:p>
-          <w:p>
-            <w:pPr>
-              <w:spacing w:line="276" w:lineRule="auto" w:after="40" w:before="40"/>
-              <w:jc w:val="left"/>
-            </w:pPr>
-            <w:r>
-              <w:rPr>
-                <w:rFonts w:ascii="微軟正黑體" w:hAnsi="微軟正黑體"/>
-                <w:rFonts w:eastAsia="微軟正黑體"/>
-                <w:b w:val="0"/>
-                <w:sz w:val="18"/>
-              </w:rPr>
-              <w:t xml:space="preserve">   『複合圖形求面積，割補平移顯神奇；重疊區域不要慌，總和扣全現真身！』</w:t>
-            </w:r>
-          </w:p>
-        </w:tc>
-        <w:tc>
-          <w:tcPr>
-            <w:tcW w:type="dxa" w:w="2484"/>
-            <w:tcMar>
-              <w:top w:w="80" w:type="dxa"/>
-              <w:bottom w:w="80" w:type="dxa"/>
-              <w:left w:w="80" w:type="dxa"/>
-              <w:right w:w="80" w:type="dxa"/>
-            </w:tcMar>
-          </w:tcPr>
-          <w:p>
-            <w:pPr>
-              <w:spacing w:line="276" w:lineRule="auto" w:after="40" w:before="40"/>
-              <w:jc w:val="left"/>
-            </w:pPr>
-            <w:r>
-              <w:rPr>
-                <w:rFonts w:ascii="微軟正黑體" w:hAnsi="微軟正黑體"/>
-                <w:rFonts w:eastAsia="微軟正黑體"/>
-                <w:b w:val="0"/>
-                <w:sz w:val="18"/>
-              </w:rPr>
-              <w:t>【教師導學總結】：</w:t>
-            </w:r>
-          </w:p>
-          <w:p>
-            <w:pPr>
-              <w:spacing w:line="276" w:lineRule="auto" w:after="40" w:before="40"/>
-              <w:jc w:val="left"/>
-            </w:pPr>
-            <w:r>
-              <w:rPr>
-                <w:rFonts w:ascii="微軟正黑體" w:hAnsi="微軟正黑體"/>
-                <w:rFonts w:eastAsia="微軟正黑體"/>
-                <w:b w:val="0"/>
-                <w:sz w:val="18"/>
-              </w:rPr>
-              <w:t>「今天大家展現了數學家般的敏銳洞察力！我們不僅用算式算出了 228 平方公尺，更發現了幾何圖形中『重疊與守恆』的美妙規律。在小組中，大家彼此傾聽、互相幫忙，這就是最棒的學習！」</w:t>
-            </w:r>
-          </w:p>
-          <w:p>
-            <w:pPr>
-              <w:spacing w:line="276" w:lineRule="auto" w:after="40" w:before="40"/>
-              <w:jc w:val="left"/>
-            </w:pPr>
-            <w:r>
-              <w:rPr>
-                <w:rFonts w:ascii="微軟正黑體" w:hAnsi="微軟正黑體"/>
-                <w:rFonts w:eastAsia="微軟正黑體"/>
-                <w:b w:val="0"/>
-                <w:sz w:val="18"/>
-              </w:rPr>
-              <w:t>【收工指引】：收回學習單，教師撰寫觀課反思記錄。</w:t>
-            </w:r>
-          </w:p>
-        </w:tc>
-        <w:tc>
-          <w:tcPr>
-            <w:tcW w:type="dxa" w:w="2484"/>
-            <w:tcMar>
-              <w:top w:w="80" w:type="dxa"/>
-              <w:bottom w:w="80" w:type="dxa"/>
-              <w:left w:w="80" w:type="dxa"/>
-              <w:right w:w="80" w:type="dxa"/>
-            </w:tcMar>
-          </w:tcPr>
-          <w:p>
-            <w:pPr>
-              <w:spacing w:line="276" w:lineRule="auto" w:after="40" w:before="40"/>
-              <w:jc w:val="left"/>
-            </w:pPr>
-            <w:r>
-              <w:rPr>
-                <w:rFonts w:ascii="微軟正黑體" w:hAnsi="微軟正黑體"/>
-                <w:rFonts w:eastAsia="微軟正黑體"/>
-                <w:b w:val="0"/>
-                <w:sz w:val="18"/>
-              </w:rPr>
-              <w:t>• 總結性評量：學習單反思心得與概念統整。</w:t>
-            </w:r>
-          </w:p>
-          <w:p>
-            <w:pPr>
-              <w:spacing w:line="276" w:lineRule="auto" w:after="40" w:before="40"/>
-              <w:jc w:val="left"/>
-            </w:pPr>
-            <w:r>
-              <w:rPr>
-                <w:rFonts w:ascii="微軟正黑體" w:hAnsi="微軟正黑體"/>
-                <w:rFonts w:eastAsia="微軟正黑體"/>
-                <w:b w:val="0"/>
-                <w:sz w:val="18"/>
-              </w:rPr>
-              <w:t>• 課堂反思回饋。</w:t>
-            </w:r>
-          </w:p>
-        </w:tc>
-      </w:tr>
-    </w:tbl>
-    <w:p/>
-    <w:p>
-      <w:r>
-        <w:rPr>
-          <w:rFonts w:ascii="微軟正黑體" w:hAnsi="微軟正黑體"/>
-          <w:b/>
-          <w:color w:val="1A365D"/>
-          <w:sz w:val="24"/>
-        </w:rPr>
-        <w:t>肆、學習共同體六大理答預想與對話策略表</w:t>
-      </w:r>
-    </w:p>
-    <w:tbl>
-      <w:tblPr>
-        <w:tblW w:type="auto" w:w="0"/>
-        <w:jc w:val="center"/>
-        <w:tblLook w:firstColumn="1" w:firstRow="1" w:lastColumn="0" w:lastRow="0" w:noHBand="0" w:noVBand="1" w:val="04A0"/>
-      </w:tblPr>
-      <w:tblGrid>
-        <w:gridCol w:w="2484"/>
-        <w:gridCol w:w="2484"/>
-        <w:gridCol w:w="2484"/>
-        <w:gridCol w:w="2484"/>
-      </w:tblGrid>
-      <w:tr>
-        <w:tc>
-          <w:tcPr>
-            <w:tcW w:type="dxa" w:w="2484"/>
-            <w:tcMar>
-              <w:top w:w="60" w:type="dxa"/>
-              <w:bottom w:w="60" w:type="dxa"/>
-              <w:left w:w="70" w:type="dxa"/>
-              <w:right w:w="70" w:type="dxa"/>
-            </w:tcMar>
-            <w:shd w:fill="EBF8FF"/>
-          </w:tcPr>
-          <w:p>
-            <w:pPr>
-              <w:spacing w:line="276" w:lineRule="auto" w:after="40" w:before="40"/>
-              <w:jc w:val="center"/>
-            </w:pPr>
-            <w:r>
-              <w:rPr>
-                <w:rFonts w:ascii="微軟正黑體" w:hAnsi="微軟正黑體"/>
-                <w:rFonts w:eastAsia="微軟正黑體"/>
-                <w:b/>
-                <w:color w:val="1A365D"/>
-                <w:sz w:val="18"/>
-              </w:rPr>
-              <w:t>學生可能回應或卡點</w:t>
-            </w:r>
-          </w:p>
-        </w:tc>
-        <w:tc>
-          <w:tcPr>
-            <w:tcW w:type="dxa" w:w="2484"/>
-            <w:tcMar>
-              <w:top w:w="60" w:type="dxa"/>
-              <w:bottom w:w="60" w:type="dxa"/>
-              <w:left w:w="70" w:type="dxa"/>
-              <w:right w:w="70" w:type="dxa"/>
-            </w:tcMar>
-            <w:shd w:fill="EBF8FF"/>
-          </w:tcPr>
-          <w:p>
-            <w:pPr>
-              <w:spacing w:line="276" w:lineRule="auto" w:after="40" w:before="40"/>
-              <w:jc w:val="center"/>
-            </w:pPr>
-            <w:r>
-              <w:rPr>
-                <w:rFonts w:ascii="微軟正黑體" w:hAnsi="微軟正黑體"/>
-                <w:rFonts w:eastAsia="微軟正黑體"/>
-                <w:b/>
-                <w:color w:val="1A365D"/>
-                <w:sz w:val="18"/>
-              </w:rPr>
-              <w:t>學習診斷與思維分析</w:t>
-            </w:r>
-          </w:p>
-        </w:tc>
-        <w:tc>
-          <w:tcPr>
-            <w:tcW w:type="dxa" w:w="2484"/>
-            <w:tcMar>
-              <w:top w:w="60" w:type="dxa"/>
-              <w:bottom w:w="60" w:type="dxa"/>
-              <w:left w:w="70" w:type="dxa"/>
-              <w:right w:w="70" w:type="dxa"/>
-            </w:tcMar>
-            <w:shd w:fill="EBF8FF"/>
-          </w:tcPr>
-          <w:p>
-            <w:pPr>
-              <w:spacing w:line="276" w:lineRule="auto" w:after="40" w:before="40"/>
-              <w:jc w:val="center"/>
-            </w:pPr>
-            <w:r>
-              <w:rPr>
-                <w:rFonts w:ascii="微軟正黑體" w:hAnsi="微軟正黑體"/>
-                <w:rFonts w:eastAsia="微軟正黑體"/>
-                <w:b/>
-                <w:color w:val="1A365D"/>
-                <w:sz w:val="18"/>
-              </w:rPr>
-              <w:t>理答策略</w:t>
-            </w:r>
-          </w:p>
-        </w:tc>
-        <w:tc>
-          <w:tcPr>
-            <w:tcW w:type="dxa" w:w="2484"/>
-            <w:tcMar>
-              <w:top w:w="60" w:type="dxa"/>
-              <w:bottom w:w="60" w:type="dxa"/>
-              <w:left w:w="70" w:type="dxa"/>
-              <w:right w:w="70" w:type="dxa"/>
-            </w:tcMar>
-            <w:shd w:fill="EBF8FF"/>
-          </w:tcPr>
-          <w:p>
-            <w:pPr>
-              <w:spacing w:line="276" w:lineRule="auto" w:after="40" w:before="40"/>
-              <w:jc w:val="center"/>
-            </w:pPr>
-            <w:r>
-              <w:rPr>
-                <w:rFonts w:ascii="微軟正黑體" w:hAnsi="微軟正黑體"/>
-                <w:rFonts w:eastAsia="微軟正黑體"/>
-                <w:b/>
-                <w:color w:val="1A365D"/>
-                <w:sz w:val="18"/>
-              </w:rPr>
-              <w:t>教師具體引導話語（逐字預想）</w:t>
-            </w:r>
-          </w:p>
-        </w:tc>
-      </w:tr>
-      <w:tr>
-        <w:tc>
-          <w:tcPr>
-            <w:tcW w:type="dxa" w:w="2484"/>
-            <w:tcMar>
-              <w:top w:w="60" w:type="dxa"/>
-              <w:bottom w:w="60" w:type="dxa"/>
-              <w:left w:w="70" w:type="dxa"/>
-              <w:right w:w="70" w:type="dxa"/>
-            </w:tcMar>
-          </w:tcPr>
-          <w:p>
-            <w:pPr>
-              <w:spacing w:line="264" w:lineRule="auto" w:after="40" w:before="40"/>
-              <w:jc w:val="left"/>
-            </w:pPr>
-            <w:r>
-              <w:rPr>
-                <w:rFonts w:ascii="微軟正黑體" w:hAnsi="微軟正黑體"/>
-                <w:rFonts w:eastAsia="微軟正黑體"/>
-                <w:b w:val="0"/>
-                <w:sz w:val="17"/>
-              </w:rPr>
-              <w:t>「老師，圖形切成好多小塊，圓心角不知道幾度，沒辦法算！」</w:t>
-            </w:r>
-          </w:p>
-        </w:tc>
-        <w:tc>
-          <w:tcPr>
-            <w:tcW w:type="dxa" w:w="2484"/>
-            <w:tcMar>
-              <w:top w:w="60" w:type="dxa"/>
-              <w:bottom w:w="60" w:type="dxa"/>
-              <w:left w:w="70" w:type="dxa"/>
-              <w:right w:w="70" w:type="dxa"/>
-            </w:tcMar>
-          </w:tcPr>
-          <w:p>
-            <w:pPr>
-              <w:spacing w:line="264" w:lineRule="auto" w:after="40" w:before="40"/>
-              <w:jc w:val="left"/>
-            </w:pPr>
-            <w:r>
-              <w:rPr>
-                <w:rFonts w:ascii="微軟正黑體" w:hAnsi="微軟正黑體"/>
-                <w:rFonts w:eastAsia="微軟正黑體"/>
-                <w:b w:val="0"/>
-                <w:sz w:val="17"/>
-              </w:rPr>
-              <w:t>受限於直接套公式的思維慣性，試圖拆解碎塊而陷入死胡同。</w:t>
-            </w:r>
-          </w:p>
-        </w:tc>
-        <w:tc>
-          <w:tcPr>
-            <w:tcW w:type="dxa" w:w="2484"/>
-            <w:tcMar>
-              <w:top w:w="60" w:type="dxa"/>
-              <w:bottom w:w="60" w:type="dxa"/>
-              <w:left w:w="70" w:type="dxa"/>
-              <w:right w:w="70" w:type="dxa"/>
-            </w:tcMar>
-            <w:shd w:fill="F7FAFC"/>
-          </w:tcPr>
-          <w:p>
-            <w:pPr>
-              <w:spacing w:line="276" w:lineRule="auto" w:after="40" w:before="40"/>
-              <w:jc w:val="center"/>
-            </w:pPr>
-            <w:r>
-              <w:rPr>
-                <w:rFonts w:ascii="微軟正黑體" w:hAnsi="微軟正黑體"/>
-                <w:rFonts w:eastAsia="微軟正黑體"/>
-                <w:b/>
-                <w:color w:val="2B6CB0"/>
-                <w:sz w:val="17"/>
-              </w:rPr>
-              <w:t>【提示】</w:t>
-            </w:r>
-          </w:p>
-        </w:tc>
-        <w:tc>
-          <w:tcPr>
-            <w:tcW w:type="dxa" w:w="2484"/>
-            <w:tcMar>
-              <w:top w:w="60" w:type="dxa"/>
-              <w:bottom w:w="60" w:type="dxa"/>
-              <w:left w:w="70" w:type="dxa"/>
-              <w:right w:w="70" w:type="dxa"/>
-            </w:tcMar>
-          </w:tcPr>
-          <w:p>
-            <w:pPr>
-              <w:spacing w:line="264" w:lineRule="auto" w:after="40" w:before="40"/>
-              <w:jc w:val="left"/>
-            </w:pPr>
-            <w:r>
-              <w:rPr>
-                <w:rFonts w:ascii="微軟正黑體" w:hAnsi="微軟正黑體"/>
-                <w:rFonts w:eastAsia="微軟正黑體"/>
-                <w:b w:val="0"/>
-                <w:sz w:val="17"/>
-              </w:rPr>
-              <w:t>「請大家停下筆，看看我們在暖身題求出的一片葉片，它在大正方形裡面藏在哪裡？小組一起找找看！」</w:t>
-            </w:r>
-          </w:p>
-        </w:tc>
-      </w:tr>
-      <w:tr>
-        <w:tc>
-          <w:tcPr>
-            <w:tcW w:type="dxa" w:w="2484"/>
-            <w:tcMar>
-              <w:top w:w="60" w:type="dxa"/>
-              <w:bottom w:w="60" w:type="dxa"/>
-              <w:left w:w="70" w:type="dxa"/>
-              <w:right w:w="70" w:type="dxa"/>
-            </w:tcMar>
-          </w:tcPr>
-          <w:p>
-            <w:pPr>
-              <w:spacing w:line="264" w:lineRule="auto" w:after="40" w:before="40"/>
-              <w:jc w:val="left"/>
-            </w:pPr>
-            <w:r>
-              <w:rPr>
-                <w:rFonts w:ascii="微軟正黑體" w:hAnsi="微軟正黑體"/>
-                <w:rFonts w:eastAsia="微軟正黑體"/>
-                <w:b w:val="0"/>
-                <w:sz w:val="17"/>
-              </w:rPr>
-              <w:t>「把 4 個半圓面積加起來是 628，然後呢？接下來怎麼辦？」</w:t>
-            </w:r>
-          </w:p>
-        </w:tc>
-        <w:tc>
-          <w:tcPr>
-            <w:tcW w:type="dxa" w:w="2484"/>
-            <w:tcMar>
-              <w:top w:w="60" w:type="dxa"/>
-              <w:bottom w:w="60" w:type="dxa"/>
-              <w:left w:w="70" w:type="dxa"/>
-              <w:right w:w="70" w:type="dxa"/>
-            </w:tcMar>
-          </w:tcPr>
-          <w:p>
-            <w:pPr>
-              <w:spacing w:line="264" w:lineRule="auto" w:after="40" w:before="40"/>
-              <w:jc w:val="left"/>
-            </w:pPr>
-            <w:r>
-              <w:rPr>
-                <w:rFonts w:ascii="微軟正黑體" w:hAnsi="微軟正黑體"/>
-                <w:rFonts w:eastAsia="微軟正黑體"/>
-                <w:b w:val="0"/>
-                <w:sz w:val="17"/>
-              </w:rPr>
-              <w:t>已發現 4 個半圓包含所有區域，但尚未看清「正方形」與「重疊區域」的容斥關係。</w:t>
-            </w:r>
-          </w:p>
-        </w:tc>
-        <w:tc>
-          <w:tcPr>
-            <w:tcW w:type="dxa" w:w="2484"/>
-            <w:tcMar>
-              <w:top w:w="60" w:type="dxa"/>
-              <w:bottom w:w="60" w:type="dxa"/>
-              <w:left w:w="70" w:type="dxa"/>
-              <w:right w:w="70" w:type="dxa"/>
-            </w:tcMar>
-            <w:shd w:fill="F7FAFC"/>
-          </w:tcPr>
-          <w:p>
-            <w:pPr>
-              <w:spacing w:line="276" w:lineRule="auto" w:after="40" w:before="40"/>
-              <w:jc w:val="center"/>
-            </w:pPr>
-            <w:r>
-              <w:rPr>
-                <w:rFonts w:ascii="微軟正黑體" w:hAnsi="微軟正黑體"/>
-                <w:rFonts w:eastAsia="微軟正黑體"/>
-                <w:b/>
-                <w:color w:val="2B6CB0"/>
-                <w:sz w:val="17"/>
-              </w:rPr>
-              <w:t>【反問】</w:t>
-            </w:r>
-          </w:p>
-        </w:tc>
-        <w:tc>
-          <w:tcPr>
-            <w:tcW w:type="dxa" w:w="2484"/>
-            <w:tcMar>
-              <w:top w:w="60" w:type="dxa"/>
-              <w:bottom w:w="60" w:type="dxa"/>
-              <w:left w:w="70" w:type="dxa"/>
-              <w:right w:w="70" w:type="dxa"/>
-            </w:tcMar>
-          </w:tcPr>
-          <w:p>
-            <w:pPr>
-              <w:spacing w:line="264" w:lineRule="auto" w:after="40" w:before="40"/>
-              <w:jc w:val="left"/>
-            </w:pPr>
-            <w:r>
-              <w:rPr>
-                <w:rFonts w:ascii="微軟正黑體" w:hAnsi="微軟正黑體"/>
-                <w:rFonts w:eastAsia="微軟正黑體"/>
-                <w:b w:val="0"/>
-                <w:sz w:val="17"/>
-              </w:rPr>
-              <w:t>「4 個半圓鋪在 20×20 的正方形上，正方形面積是多少？628 比 400 多出來的 228 是哪裡多算了？」</w:t>
-            </w:r>
-          </w:p>
-        </w:tc>
-      </w:tr>
-      <w:tr>
-        <w:tc>
-          <w:tcPr>
-            <w:tcW w:type="dxa" w:w="2484"/>
-            <w:tcMar>
-              <w:top w:w="60" w:type="dxa"/>
-              <w:bottom w:w="60" w:type="dxa"/>
-              <w:left w:w="70" w:type="dxa"/>
-              <w:right w:w="70" w:type="dxa"/>
-            </w:tcMar>
-          </w:tcPr>
-          <w:p>
-            <w:pPr>
-              <w:spacing w:line="264" w:lineRule="auto" w:after="40" w:before="40"/>
-              <w:jc w:val="left"/>
-            </w:pPr>
-            <w:r>
-              <w:rPr>
-                <w:rFonts w:ascii="微軟正黑體" w:hAnsi="微軟正黑體"/>
-                <w:rFonts w:eastAsia="微軟正黑體"/>
-                <w:b w:val="0"/>
-                <w:sz w:val="17"/>
-              </w:rPr>
-              <w:t>「第 2 組說 628 減 400 就是答案，我聽不懂為什麼可以直接減？」</w:t>
-            </w:r>
-          </w:p>
-        </w:tc>
-        <w:tc>
-          <w:tcPr>
-            <w:tcW w:type="dxa" w:w="2484"/>
-            <w:tcMar>
-              <w:top w:w="60" w:type="dxa"/>
-              <w:bottom w:w="60" w:type="dxa"/>
-              <w:left w:w="70" w:type="dxa"/>
-              <w:right w:w="70" w:type="dxa"/>
-            </w:tcMar>
-          </w:tcPr>
-          <w:p>
-            <w:pPr>
-              <w:spacing w:line="264" w:lineRule="auto" w:after="40" w:before="40"/>
-              <w:jc w:val="left"/>
-            </w:pPr>
-            <w:r>
-              <w:rPr>
-                <w:rFonts w:ascii="微軟正黑體" w:hAnsi="微軟正黑體"/>
-                <w:rFonts w:eastAsia="微軟正黑體"/>
-                <w:b w:val="0"/>
-                <w:sz w:val="17"/>
-              </w:rPr>
-              <w:t>缺乏空間重疊的視覺表徵，無法理解容斥原理。</w:t>
-            </w:r>
-          </w:p>
-        </w:tc>
-        <w:tc>
-          <w:tcPr>
-            <w:tcW w:type="dxa" w:w="2484"/>
-            <w:tcMar>
-              <w:top w:w="60" w:type="dxa"/>
-              <w:bottom w:w="60" w:type="dxa"/>
-              <w:left w:w="70" w:type="dxa"/>
-              <w:right w:w="70" w:type="dxa"/>
-            </w:tcMar>
-            <w:shd w:fill="F7FAFC"/>
-          </w:tcPr>
-          <w:p>
-            <w:pPr>
-              <w:spacing w:line="276" w:lineRule="auto" w:after="40" w:before="40"/>
-              <w:jc w:val="center"/>
-            </w:pPr>
-            <w:r>
-              <w:rPr>
-                <w:rFonts w:ascii="微軟正黑體" w:hAnsi="微軟正黑體"/>
-                <w:rFonts w:eastAsia="微軟正黑體"/>
-                <w:b/>
-                <w:color w:val="2B6CB0"/>
-                <w:sz w:val="17"/>
-              </w:rPr>
-              <w:t>【轉引】</w:t>
-            </w:r>
-          </w:p>
-        </w:tc>
-        <w:tc>
-          <w:tcPr>
-            <w:tcW w:type="dxa" w:w="2484"/>
-            <w:tcMar>
-              <w:top w:w="60" w:type="dxa"/>
-              <w:bottom w:w="60" w:type="dxa"/>
-              <w:left w:w="70" w:type="dxa"/>
-              <w:right w:w="70" w:type="dxa"/>
-            </w:tcMar>
-          </w:tcPr>
-          <w:p>
-            <w:pPr>
-              <w:spacing w:line="264" w:lineRule="auto" w:after="40" w:before="40"/>
-              <w:jc w:val="left"/>
-            </w:pPr>
-            <w:r>
-              <w:rPr>
-                <w:rFonts w:ascii="微軟正黑體" w:hAnsi="微軟正黑體"/>
-                <w:rFonts w:eastAsia="微軟正黑體"/>
-                <w:b w:val="0"/>
-                <w:sz w:val="17"/>
-              </w:rPr>
-              <w:t>「第 2 組的小明，你能拿著投影筆，指給小華看哪幾塊被塗了兩次顏色嗎？小華你聽完再告訴大家你的發現。」</w:t>
-            </w:r>
-          </w:p>
-        </w:tc>
-      </w:tr>
-      <w:tr>
-        <w:tc>
-          <w:tcPr>
-            <w:tcW w:type="dxa" w:w="2484"/>
-            <w:tcMar>
-              <w:top w:w="60" w:type="dxa"/>
-              <w:bottom w:w="60" w:type="dxa"/>
-              <w:left w:w="70" w:type="dxa"/>
-              <w:right w:w="70" w:type="dxa"/>
-            </w:tcMar>
-          </w:tcPr>
-          <w:p>
-            <w:pPr>
-              <w:spacing w:line="264" w:lineRule="auto" w:after="40" w:before="40"/>
-              <w:jc w:val="left"/>
-            </w:pPr>
-            <w:r>
-              <w:rPr>
-                <w:rFonts w:ascii="微軟正黑體" w:hAnsi="微軟正黑體"/>
-                <w:rFonts w:eastAsia="微軟正黑體"/>
-                <w:b w:val="0"/>
-                <w:sz w:val="17"/>
-              </w:rPr>
-              <w:t>「我把大正方形切成 4 個 10×10 小正方形，算出來也是 228！」</w:t>
-            </w:r>
-          </w:p>
-        </w:tc>
-        <w:tc>
-          <w:tcPr>
-            <w:tcW w:type="dxa" w:w="2484"/>
-            <w:tcMar>
-              <w:top w:w="60" w:type="dxa"/>
-              <w:bottom w:w="60" w:type="dxa"/>
-              <w:left w:w="70" w:type="dxa"/>
-              <w:right w:w="70" w:type="dxa"/>
-            </w:tcMar>
-          </w:tcPr>
-          <w:p>
-            <w:pPr>
-              <w:spacing w:line="264" w:lineRule="auto" w:after="40" w:before="40"/>
-              <w:jc w:val="left"/>
-            </w:pPr>
-            <w:r>
-              <w:rPr>
-                <w:rFonts w:ascii="微軟正黑體" w:hAnsi="微軟正黑體"/>
-                <w:rFonts w:eastAsia="微軟正黑體"/>
-                <w:b w:val="0"/>
-                <w:sz w:val="17"/>
-              </w:rPr>
-              <w:t>成功將大任務轉化為 4 個暖身題的組合，具備優異的化繁為簡能力。</w:t>
-            </w:r>
-          </w:p>
-        </w:tc>
-        <w:tc>
-          <w:tcPr>
-            <w:tcW w:type="dxa" w:w="2484"/>
-            <w:tcMar>
-              <w:top w:w="60" w:type="dxa"/>
-              <w:bottom w:w="60" w:type="dxa"/>
-              <w:left w:w="70" w:type="dxa"/>
-              <w:right w:w="70" w:type="dxa"/>
-            </w:tcMar>
-            <w:shd w:fill="F7FAFC"/>
-          </w:tcPr>
-          <w:p>
-            <w:pPr>
-              <w:spacing w:line="276" w:lineRule="auto" w:after="40" w:before="40"/>
-              <w:jc w:val="center"/>
-            </w:pPr>
-            <w:r>
-              <w:rPr>
-                <w:rFonts w:ascii="微軟正黑體" w:hAnsi="微軟正黑體"/>
-                <w:rFonts w:eastAsia="微軟正黑體"/>
-                <w:b/>
-                <w:color w:val="2B6CB0"/>
-                <w:sz w:val="17"/>
-              </w:rPr>
-              <w:t>【釐清】</w:t>
-            </w:r>
-          </w:p>
-        </w:tc>
-        <w:tc>
-          <w:tcPr>
-            <w:tcW w:type="dxa" w:w="2484"/>
-            <w:tcMar>
-              <w:top w:w="60" w:type="dxa"/>
-              <w:bottom w:w="60" w:type="dxa"/>
-              <w:left w:w="70" w:type="dxa"/>
-              <w:right w:w="70" w:type="dxa"/>
-            </w:tcMar>
-          </w:tcPr>
-          <w:p>
-            <w:pPr>
-              <w:spacing w:line="264" w:lineRule="auto" w:after="40" w:before="40"/>
-              <w:jc w:val="left"/>
-            </w:pPr>
-            <w:r>
-              <w:rPr>
-                <w:rFonts w:ascii="微軟正黑體" w:hAnsi="微軟正黑體"/>
-                <w:rFonts w:eastAsia="微軟正黑體"/>
-                <w:b w:val="0"/>
-                <w:sz w:val="17"/>
-              </w:rPr>
-              <w:t>「太棒了！請告訴全班，每一個小正方形裡面的 2 片葉片是怎麼算出來的？算式寫在黑板上給大家看。」</w:t>
-            </w:r>
-          </w:p>
-        </w:tc>
-      </w:tr>
-      <w:tr>
-        <w:tc>
-          <w:tcPr>
-            <w:tcW w:type="dxa" w:w="2484"/>
-            <w:tcMar>
-              <w:top w:w="60" w:type="dxa"/>
-              <w:bottom w:w="60" w:type="dxa"/>
-              <w:left w:w="70" w:type="dxa"/>
-              <w:right w:w="70" w:type="dxa"/>
-            </w:tcMar>
-          </w:tcPr>
-          <w:p>
-            <w:pPr>
-              <w:spacing w:line="264" w:lineRule="auto" w:after="40" w:before="40"/>
-              <w:jc w:val="left"/>
-            </w:pPr>
-            <w:r>
-              <w:rPr>
-                <w:rFonts w:ascii="微軟正黑體" w:hAnsi="微軟正黑體"/>
-                <w:rFonts w:eastAsia="微軟正黑體"/>
-                <w:b w:val="0"/>
-                <w:sz w:val="17"/>
-              </w:rPr>
-              <w:t>「如果花圃不是正方形，而是長方形，這個 4 半圓扣除法還能用嗎？」</w:t>
-            </w:r>
-          </w:p>
-        </w:tc>
-        <w:tc>
-          <w:tcPr>
-            <w:tcW w:type="dxa" w:w="2484"/>
-            <w:tcMar>
-              <w:top w:w="60" w:type="dxa"/>
-              <w:bottom w:w="60" w:type="dxa"/>
-              <w:left w:w="70" w:type="dxa"/>
-              <w:right w:w="70" w:type="dxa"/>
-            </w:tcMar>
-          </w:tcPr>
-          <w:p>
-            <w:pPr>
-              <w:spacing w:line="264" w:lineRule="auto" w:after="40" w:before="40"/>
-              <w:jc w:val="left"/>
-            </w:pPr>
-            <w:r>
-              <w:rPr>
-                <w:rFonts w:ascii="微軟正黑體" w:hAnsi="微軟正黑體"/>
-                <w:rFonts w:eastAsia="微軟正黑體"/>
-                <w:b w:val="0"/>
-                <w:sz w:val="17"/>
-              </w:rPr>
-              <w:t>產生高階幾何遷移與普遍性思維，探索數學規律的邊界。</w:t>
-            </w:r>
-          </w:p>
-        </w:tc>
-        <w:tc>
-          <w:tcPr>
-            <w:tcW w:type="dxa" w:w="2484"/>
-            <w:tcMar>
-              <w:top w:w="60" w:type="dxa"/>
-              <w:bottom w:w="60" w:type="dxa"/>
-              <w:left w:w="70" w:type="dxa"/>
-              <w:right w:w="70" w:type="dxa"/>
-            </w:tcMar>
-            <w:shd w:fill="F7FAFC"/>
-          </w:tcPr>
-          <w:p>
-            <w:pPr>
-              <w:spacing w:line="276" w:lineRule="auto" w:after="40" w:before="40"/>
-              <w:jc w:val="center"/>
-            </w:pPr>
-            <w:r>
-              <w:rPr>
-                <w:rFonts w:ascii="微軟正黑體" w:hAnsi="微軟正黑體"/>
-                <w:rFonts w:eastAsia="微軟正黑體"/>
-                <w:b/>
-                <w:color w:val="2B6CB0"/>
-                <w:sz w:val="17"/>
-              </w:rPr>
-              <w:t>【深究】</w:t>
-            </w:r>
-          </w:p>
-        </w:tc>
-        <w:tc>
-          <w:tcPr>
-            <w:tcW w:type="dxa" w:w="2484"/>
-            <w:tcMar>
-              <w:top w:w="60" w:type="dxa"/>
-              <w:bottom w:w="60" w:type="dxa"/>
-              <w:left w:w="70" w:type="dxa"/>
-              <w:right w:w="70" w:type="dxa"/>
-            </w:tcMar>
-          </w:tcPr>
-          <w:p>
-            <w:pPr>
-              <w:spacing w:line="264" w:lineRule="auto" w:after="40" w:before="40"/>
-              <w:jc w:val="left"/>
-            </w:pPr>
-            <w:r>
-              <w:rPr>
-                <w:rFonts w:ascii="微軟正黑體" w:hAnsi="微軟正黑體"/>
-                <w:rFonts w:eastAsia="微軟正黑體"/>
-                <w:b w:val="0"/>
-                <w:sz w:val="17"/>
-              </w:rPr>
-              <w:t>「這個問題太深刻了！大家想想看，如果長和寬不同，半圓的半徑會怎樣？重疊的地方還會對稱嗎？」</w:t>
-            </w:r>
-          </w:p>
-        </w:tc>
-      </w:tr>
-      <w:tr>
-        <w:tc>
-          <w:tcPr>
-            <w:tcW w:type="dxa" w:w="2484"/>
-            <w:tcMar>
-              <w:top w:w="60" w:type="dxa"/>
-              <w:bottom w:w="60" w:type="dxa"/>
-              <w:left w:w="70" w:type="dxa"/>
-              <w:right w:w="70" w:type="dxa"/>
-            </w:tcMar>
-          </w:tcPr>
-          <w:p>
-            <w:pPr>
-              <w:spacing w:line="264" w:lineRule="auto" w:after="40" w:before="40"/>
-              <w:jc w:val="left"/>
-            </w:pPr>
-            <w:r>
-              <w:rPr>
-                <w:rFonts w:ascii="微軟正黑體" w:hAnsi="微軟正黑體"/>
-                <w:rFonts w:eastAsia="微軟正黑體"/>
-                <w:b w:val="0"/>
-                <w:sz w:val="17"/>
-              </w:rPr>
-              <w:t>組內只有一人在算，其他三人安靜看著或發呆。</w:t>
-            </w:r>
-          </w:p>
-        </w:tc>
-        <w:tc>
-          <w:tcPr>
-            <w:tcW w:type="dxa" w:w="2484"/>
-            <w:tcMar>
-              <w:top w:w="60" w:type="dxa"/>
-              <w:bottom w:w="60" w:type="dxa"/>
-              <w:left w:w="70" w:type="dxa"/>
-              <w:right w:w="70" w:type="dxa"/>
-            </w:tcMar>
-          </w:tcPr>
-          <w:p>
-            <w:pPr>
-              <w:spacing w:line="264" w:lineRule="auto" w:after="40" w:before="40"/>
-              <w:jc w:val="left"/>
-            </w:pPr>
-            <w:r>
-              <w:rPr>
-                <w:rFonts w:ascii="微軟正黑體" w:hAnsi="微軟正黑體"/>
-                <w:rFonts w:eastAsia="微軟正黑體"/>
-                <w:b w:val="0"/>
-                <w:sz w:val="17"/>
-              </w:rPr>
-              <w:t>出現假性合作或學習邊緣化，缺乏安全對話機制。</w:t>
-            </w:r>
-          </w:p>
-        </w:tc>
-        <w:tc>
-          <w:tcPr>
-            <w:tcW w:type="dxa" w:w="2484"/>
-            <w:tcMar>
-              <w:top w:w="60" w:type="dxa"/>
-              <w:bottom w:w="60" w:type="dxa"/>
-              <w:left w:w="70" w:type="dxa"/>
-              <w:right w:w="70" w:type="dxa"/>
-            </w:tcMar>
-            <w:shd w:fill="F7FAFC"/>
-          </w:tcPr>
-          <w:p>
-            <w:pPr>
-              <w:spacing w:line="276" w:lineRule="auto" w:after="40" w:before="40"/>
-              <w:jc w:val="center"/>
-            </w:pPr>
-            <w:r>
-              <w:rPr>
-                <w:rFonts w:ascii="微軟正黑體" w:hAnsi="微軟正黑體"/>
-                <w:rFonts w:eastAsia="微軟正黑體"/>
-                <w:b/>
-                <w:color w:val="2B6CB0"/>
-                <w:sz w:val="17"/>
-              </w:rPr>
-              <w:t>【轉問】</w:t>
-            </w:r>
-          </w:p>
-        </w:tc>
-        <w:tc>
-          <w:tcPr>
-            <w:tcW w:type="dxa" w:w="2484"/>
-            <w:tcMar>
-              <w:top w:w="60" w:type="dxa"/>
-              <w:bottom w:w="60" w:type="dxa"/>
-              <w:left w:w="70" w:type="dxa"/>
-              <w:right w:w="70" w:type="dxa"/>
-            </w:tcMar>
-          </w:tcPr>
-          <w:p>
-            <w:pPr>
-              <w:spacing w:line="264" w:lineRule="auto" w:after="40" w:before="40"/>
-              <w:jc w:val="left"/>
-            </w:pPr>
-            <w:r>
-              <w:rPr>
-                <w:rFonts w:ascii="微軟正黑體" w:hAnsi="微軟正黑體"/>
-                <w:rFonts w:eastAsia="微軟正黑體"/>
-                <w:b w:val="0"/>
-                <w:sz w:val="17"/>
-              </w:rPr>
-              <w:t>「〇〇，你剛剛看著小華列的算式，你覺得哪一個數字最神奇？你願意問問小華那個 3.14 是哪來的嗎？」</w:t>
-            </w:r>
-          </w:p>
-        </w:tc>
-      </w:tr>
-    </w:tbl>
-    <w:p/>
-    <w:p>
-      <w:r>
-        <w:rPr>
-          <w:rFonts w:ascii="微軟正黑體" w:hAnsi="微軟正黑體"/>
-          <w:b/>
-          <w:color w:val="1A365D"/>
-          <w:sz w:val="24"/>
-        </w:rPr>
-        <w:t>伍、學習共同體觀課記錄表（以學生學習事實為核心）</w:t>
-      </w:r>
-    </w:p>
-    <w:tbl>
-      <w:tblPr>
-        <w:tblW w:type="auto" w:w="0"/>
-        <w:jc w:val="center"/>
-        <w:tblLook w:firstColumn="1" w:firstRow="1" w:lastColumn="0" w:lastRow="0" w:noHBand="0" w:noVBand="1" w:val="04A0"/>
-      </w:tblPr>
-      <w:tblGrid>
-        <w:gridCol w:w="3312"/>
-        <w:gridCol w:w="3312"/>
-        <w:gridCol w:w="3312"/>
-      </w:tblGrid>
-      <w:tr>
-        <w:tc>
-          <w:tcPr>
-            <w:tcW w:type="dxa" w:w="3312"/>
-            <w:tcMar>
-              <w:top w:w="70" w:type="dxa"/>
-              <w:bottom w:w="70" w:type="dxa"/>
-              <w:left w:w="80" w:type="dxa"/>
-              <w:right w:w="80" w:type="dxa"/>
-            </w:tcMar>
-            <w:shd w:fill="EBF8FF"/>
-          </w:tcPr>
-          <w:p>
-            <w:pPr>
-              <w:spacing w:line="276" w:lineRule="auto" w:after="40" w:before="40"/>
-              <w:jc w:val="center"/>
-            </w:pPr>
-            <w:r>
-              <w:rPr>
-                <w:rFonts w:ascii="微軟正黑體" w:hAnsi="微軟正黑體"/>
-                <w:rFonts w:eastAsia="微軟正黑體"/>
-                <w:b/>
-                <w:color w:val="1A365D"/>
-                <w:sz w:val="18"/>
-              </w:rPr>
-              <w:t>觀課向度</w:t>
-            </w:r>
-          </w:p>
-        </w:tc>
-        <w:tc>
-          <w:tcPr>
-            <w:tcW w:type="dxa" w:w="3312"/>
-            <w:tcMar>
-              <w:top w:w="70" w:type="dxa"/>
-              <w:bottom w:w="70" w:type="dxa"/>
-              <w:left w:w="80" w:type="dxa"/>
-              <w:right w:w="80" w:type="dxa"/>
-            </w:tcMar>
-            <w:shd w:fill="EBF8FF"/>
-          </w:tcPr>
-          <w:p>
-            <w:pPr>
-              <w:spacing w:line="276" w:lineRule="auto" w:after="40" w:before="40"/>
-              <w:jc w:val="center"/>
-            </w:pPr>
-            <w:r>
-              <w:rPr>
-                <w:rFonts w:ascii="微軟正黑體" w:hAnsi="微軟正黑體"/>
-                <w:rFonts w:eastAsia="微軟正黑體"/>
-                <w:b/>
-                <w:color w:val="1A365D"/>
-                <w:sz w:val="18"/>
-              </w:rPr>
-              <w:t>具體觀察指標（學習事實）</w:t>
-            </w:r>
-          </w:p>
-        </w:tc>
-        <w:tc>
-          <w:tcPr>
-            <w:tcW w:type="dxa" w:w="3312"/>
-            <w:tcMar>
-              <w:top w:w="70" w:type="dxa"/>
-              <w:bottom w:w="70" w:type="dxa"/>
-              <w:left w:w="80" w:type="dxa"/>
-              <w:right w:w="80" w:type="dxa"/>
-            </w:tcMar>
-            <w:shd w:fill="EBF8FF"/>
-          </w:tcPr>
-          <w:p>
-            <w:pPr>
-              <w:spacing w:line="276" w:lineRule="auto" w:after="40" w:before="40"/>
-              <w:jc w:val="center"/>
-            </w:pPr>
-            <w:r>
-              <w:rPr>
-                <w:rFonts w:ascii="微軟正黑體" w:hAnsi="微軟正黑體"/>
-                <w:rFonts w:eastAsia="微軟正黑體"/>
-                <w:b/>
-                <w:color w:val="1A365D"/>
-                <w:sz w:val="18"/>
-              </w:rPr>
-              <w:t>觀課紀錄範例（以學生為主體）</w:t>
+              <w:t>教師具體引導台詞</w:t>
             </w:r>
           </w:p>
         </w:tc>
@@ -3502,125 +1789,66 @@
           <w:tcPr>
             <w:tcW w:type="dxa" w:w="3312"/>
             <w:tcMar>
-              <w:top w:w="70" w:type="dxa"/>
-              <w:bottom w:w="70" w:type="dxa"/>
-              <w:left w:w="80" w:type="dxa"/>
-              <w:right w:w="80" w:type="dxa"/>
+              <w:top w:w="120" w:type="dxa"/>
+              <w:bottom w:w="120" w:type="dxa"/>
+              <w:left w:w="150" w:type="dxa"/>
+              <w:right w:w="150" w:type="dxa"/>
             </w:tcMar>
-            <w:shd w:fill="F7FAFC"/>
           </w:tcPr>
           <w:p>
-            <w:pPr>
-              <w:spacing w:line="276" w:lineRule="auto" w:after="40" w:before="40"/>
-              <w:jc w:val="left"/>
-            </w:pPr>
             <w:r>
-              <w:rPr>
-                <w:rFonts w:ascii="微軟正黑體" w:hAnsi="微軟正黑體"/>
-                <w:rFonts w:eastAsia="微軟正黑體"/>
-                <w:b/>
-                <w:color w:val="1A365D"/>
-                <w:sz w:val="17"/>
-              </w:rPr>
-              <w:t>一、傾聽與姿態</w:t>
-            </w:r>
-          </w:p>
-          <w:p>
-            <w:pPr>
-              <w:spacing w:line="276" w:lineRule="auto" w:after="40" w:before="40"/>
-              <w:jc w:val="left"/>
-            </w:pPr>
-            <w:r>
-              <w:rPr>
-                <w:rFonts w:ascii="微軟正黑體" w:hAnsi="微軟正黑體"/>
-                <w:rFonts w:eastAsia="微軟正黑體"/>
-                <w:b/>
-                <w:color w:val="1A365D"/>
-                <w:sz w:val="17"/>
-              </w:rPr>
-              <w:t>(Listening)</w:t>
+              <w:t>「老師，四葉草圖形切成好多碎塊，圓心角不知道幾度，算不出來！」</w:t>
             </w:r>
           </w:p>
         </w:tc>
         <w:tc>
           <w:tcPr>
-            <w:tcW w:type="dxa" w:w="3312"/>
+            <w:tcW w:type="dxa" w:w="2592"/>
             <w:tcMar>
-              <w:top w:w="70" w:type="dxa"/>
-              <w:bottom w:w="70" w:type="dxa"/>
-              <w:left w:w="80" w:type="dxa"/>
-              <w:right w:w="80" w:type="dxa"/>
+              <w:top w:w="120" w:type="dxa"/>
+              <w:bottom w:w="120" w:type="dxa"/>
+              <w:left w:w="150" w:type="dxa"/>
+              <w:right w:w="150" w:type="dxa"/>
             </w:tcMar>
           </w:tcPr>
           <w:p>
-            <w:pPr>
-              <w:spacing w:line="276" w:lineRule="auto" w:after="40" w:before="40"/>
-              <w:jc w:val="left"/>
-            </w:pPr>
             <w:r>
-              <w:rPr>
-                <w:rFonts w:ascii="微軟正黑體" w:hAnsi="微軟正黑體"/>
-                <w:rFonts w:eastAsia="微軟正黑體"/>
-                <w:b w:val="0"/>
-                <w:sz w:val="17"/>
-              </w:rPr>
-              <w:t>• 學生是否安靜專注注視發言同伴？</w:t>
-            </w:r>
-          </w:p>
-          <w:p>
-            <w:pPr>
-              <w:spacing w:line="276" w:lineRule="auto" w:after="40" w:before="40"/>
-              <w:jc w:val="left"/>
-            </w:pPr>
-            <w:r>
-              <w:rPr>
-                <w:rFonts w:ascii="微軟正黑體" w:hAnsi="微軟正黑體"/>
-                <w:rFonts w:eastAsia="微軟正黑體"/>
-                <w:b w:val="0"/>
-                <w:sz w:val="17"/>
-              </w:rPr>
-              <w:t>• 是否有傾身、點頭、探詢等同理肢體語言？</w:t>
-            </w:r>
-          </w:p>
-          <w:p>
-            <w:pPr>
-              <w:spacing w:line="276" w:lineRule="auto" w:after="40" w:before="40"/>
-              <w:jc w:val="left"/>
-            </w:pPr>
-            <w:r>
-              <w:rPr>
-                <w:rFonts w:ascii="微軟正黑體" w:hAnsi="微軟正黑體"/>
-                <w:rFonts w:eastAsia="微軟正黑體"/>
-                <w:b w:val="0"/>
-                <w:sz w:val="17"/>
-              </w:rPr>
-              <w:t>• 是否有學生被忽略或無法切入討論？</w:t>
+              <w:t>受限於直接套公式的思維慣性，陷入碎塊計算困境。</w:t>
             </w:r>
           </w:p>
         </w:tc>
         <w:tc>
           <w:tcPr>
-            <w:tcW w:type="dxa" w:w="3312"/>
+            <w:tcW w:type="dxa" w:w="1296"/>
             <w:tcMar>
-              <w:top w:w="70" w:type="dxa"/>
-              <w:bottom w:w="70" w:type="dxa"/>
-              <w:left w:w="80" w:type="dxa"/>
-              <w:right w:w="80" w:type="dxa"/>
+              <w:top w:w="120" w:type="dxa"/>
+              <w:bottom w:w="120" w:type="dxa"/>
+              <w:left w:w="150" w:type="dxa"/>
+              <w:right w:w="150" w:type="dxa"/>
             </w:tcMar>
           </w:tcPr>
           <w:p>
-            <w:pPr>
-              <w:spacing w:line="276" w:lineRule="auto" w:after="40" w:before="40"/>
-              <w:jc w:val="left"/>
-            </w:pPr>
             <w:r>
               <w:rPr>
-                <w:rFonts w:ascii="微軟正黑體" w:hAnsi="微軟正黑體"/>
-                <w:rFonts w:eastAsia="微軟正黑體"/>
-                <w:b w:val="0"/>
-                <w:sz w:val="17"/>
+                <w:b/>
               </w:rPr>
-              <w:t>【記錄事實】：第 3 組學生 A 說「我不懂 628 怎麼來的」時，同組學生 B 主動將學習單推向中央，用鉛筆指出 4 個半圓，A 點頭說「啊！我知道了！」。</w:t>
+              <w:t>提示</w:t>
+            </w:r>
+          </w:p>
+        </w:tc>
+        <w:tc>
+          <w:tcPr>
+            <w:tcW w:type="dxa" w:w="2592"/>
+            <w:tcMar>
+              <w:top w:w="120" w:type="dxa"/>
+              <w:bottom w:w="120" w:type="dxa"/>
+              <w:left w:w="150" w:type="dxa"/>
+              <w:right w:w="150" w:type="dxa"/>
+            </w:tcMar>
+          </w:tcPr>
+          <w:p>
+            <w:r>
+              <w:t>「請大家停下筆，看看我們在第1題求出的 28.5 小葉片，它在大花壇裡藏在哪裡？」</w:t>
             </w:r>
           </w:p>
         </w:tc>
@@ -3630,125 +1858,66 @@
           <w:tcPr>
             <w:tcW w:type="dxa" w:w="3312"/>
             <w:tcMar>
-              <w:top w:w="70" w:type="dxa"/>
-              <w:bottom w:w="70" w:type="dxa"/>
-              <w:left w:w="80" w:type="dxa"/>
-              <w:right w:w="80" w:type="dxa"/>
+              <w:top w:w="120" w:type="dxa"/>
+              <w:bottom w:w="120" w:type="dxa"/>
+              <w:left w:w="150" w:type="dxa"/>
+              <w:right w:w="150" w:type="dxa"/>
             </w:tcMar>
-            <w:shd w:fill="F7FAFC"/>
           </w:tcPr>
           <w:p>
-            <w:pPr>
-              <w:spacing w:line="276" w:lineRule="auto" w:after="40" w:before="40"/>
-              <w:jc w:val="left"/>
-            </w:pPr>
             <w:r>
-              <w:rPr>
-                <w:rFonts w:ascii="微軟正黑體" w:hAnsi="微軟正黑體"/>
-                <w:rFonts w:eastAsia="微軟正黑體"/>
-                <w:b/>
-                <w:color w:val="1A365D"/>
-                <w:sz w:val="17"/>
-              </w:rPr>
-              <w:t>二、思考與卡點</w:t>
-            </w:r>
-          </w:p>
-          <w:p>
-            <w:pPr>
-              <w:spacing w:line="276" w:lineRule="auto" w:after="40" w:before="40"/>
-              <w:jc w:val="left"/>
-            </w:pPr>
-            <w:r>
-              <w:rPr>
-                <w:rFonts w:ascii="微軟正黑體" w:hAnsi="微軟正黑體"/>
-                <w:rFonts w:eastAsia="微軟正黑體"/>
-                <w:b/>
-                <w:color w:val="1A365D"/>
-                <w:sz w:val="17"/>
-              </w:rPr>
-              <w:t>(Thinking &amp; Struggles)</w:t>
+              <w:t>「把 4 個半圓面積加起來是 628，然後呢？接下來怎麼辦？」</w:t>
             </w:r>
           </w:p>
         </w:tc>
         <w:tc>
           <w:tcPr>
-            <w:tcW w:type="dxa" w:w="3312"/>
+            <w:tcW w:type="dxa" w:w="2592"/>
             <w:tcMar>
-              <w:top w:w="70" w:type="dxa"/>
-              <w:bottom w:w="70" w:type="dxa"/>
-              <w:left w:w="80" w:type="dxa"/>
-              <w:right w:w="80" w:type="dxa"/>
+              <w:top w:w="120" w:type="dxa"/>
+              <w:bottom w:w="120" w:type="dxa"/>
+              <w:left w:w="150" w:type="dxa"/>
+              <w:right w:w="150" w:type="dxa"/>
             </w:tcMar>
           </w:tcPr>
           <w:p>
-            <w:pPr>
-              <w:spacing w:line="276" w:lineRule="auto" w:after="40" w:before="40"/>
-              <w:jc w:val="left"/>
-            </w:pPr>
             <w:r>
-              <w:rPr>
-                <w:rFonts w:ascii="微軟正黑體" w:hAnsi="微軟正黑體"/>
-                <w:rFonts w:eastAsia="微軟正黑體"/>
-                <w:b w:val="0"/>
-                <w:sz w:val="17"/>
-              </w:rPr>
-              <w:t>• 學生在哪個步驟停頓最久？（如碎塊分割、容斥概念）</w:t>
-            </w:r>
-          </w:p>
-          <w:p>
-            <w:pPr>
-              <w:spacing w:line="276" w:lineRule="auto" w:after="40" w:before="40"/>
-              <w:jc w:val="left"/>
-            </w:pPr>
-            <w:r>
-              <w:rPr>
-                <w:rFonts w:ascii="微軟正黑體" w:hAnsi="微軟正黑體"/>
-                <w:rFonts w:eastAsia="微軟正黑體"/>
-                <w:b w:val="0"/>
-                <w:sz w:val="17"/>
-              </w:rPr>
-              <w:t>• 學生如何表達困惑？是沉默放棄還是主動求助？</w:t>
-            </w:r>
-          </w:p>
-          <w:p>
-            <w:pPr>
-              <w:spacing w:line="276" w:lineRule="auto" w:after="40" w:before="40"/>
-              <w:jc w:val="left"/>
-            </w:pPr>
-            <w:r>
-              <w:rPr>
-                <w:rFonts w:ascii="微軟正黑體" w:hAnsi="微軟正黑體"/>
-                <w:rFonts w:eastAsia="微軟正黑體"/>
-                <w:b w:val="0"/>
-                <w:sz w:val="17"/>
-              </w:rPr>
-              <w:t>• 卡點如何被突破？（同伴一句話、手勢、或個人頓悟）</w:t>
+              <w:t>已發現 4 半圓鋪滿全域，但尚未看清「正方形」與「重疊區域」的容斥關係。</w:t>
             </w:r>
           </w:p>
         </w:tc>
         <w:tc>
           <w:tcPr>
-            <w:tcW w:type="dxa" w:w="3312"/>
+            <w:tcW w:type="dxa" w:w="1296"/>
             <w:tcMar>
-              <w:top w:w="70" w:type="dxa"/>
-              <w:bottom w:w="70" w:type="dxa"/>
-              <w:left w:w="80" w:type="dxa"/>
-              <w:right w:w="80" w:type="dxa"/>
+              <w:top w:w="120" w:type="dxa"/>
+              <w:bottom w:w="120" w:type="dxa"/>
+              <w:left w:w="150" w:type="dxa"/>
+              <w:right w:w="150" w:type="dxa"/>
             </w:tcMar>
           </w:tcPr>
           <w:p>
-            <w:pPr>
-              <w:spacing w:line="276" w:lineRule="auto" w:after="40" w:before="40"/>
-              <w:jc w:val="left"/>
-            </w:pPr>
             <w:r>
               <w:rPr>
-                <w:rFonts w:ascii="微軟正黑體" w:hAnsi="微軟正黑體"/>
-                <w:rFonts w:eastAsia="微軟正黑體"/>
-                <w:b w:val="0"/>
-                <w:sz w:val="17"/>
+                <w:b/>
               </w:rPr>
-              <w:t>【記錄事實】：第 1 組學生 C 在自學時列出 10×10×3.14=314，忘記除以 4，共學時組員 D 輕聲提醒「這是整個圓喔，我們只要四分之一」，C 馬上補上除以 4。</w:t>
+              <w:t>反問</w:t>
+            </w:r>
+          </w:p>
+        </w:tc>
+        <w:tc>
+          <w:tcPr>
+            <w:tcW w:type="dxa" w:w="2592"/>
+            <w:tcMar>
+              <w:top w:w="120" w:type="dxa"/>
+              <w:bottom w:w="120" w:type="dxa"/>
+              <w:left w:w="150" w:type="dxa"/>
+              <w:right w:w="150" w:type="dxa"/>
+            </w:tcMar>
+          </w:tcPr>
+          <w:p>
+            <w:r>
+              <w:t>「4 個半圓鋪在 20×20 正方形上，正方形面積是多少？628 比 400 多出來的 228 是哪裡多算了？」</w:t>
             </w:r>
           </w:p>
         </w:tc>
@@ -3758,125 +1927,66 @@
           <w:tcPr>
             <w:tcW w:type="dxa" w:w="3312"/>
             <w:tcMar>
-              <w:top w:w="70" w:type="dxa"/>
-              <w:bottom w:w="70" w:type="dxa"/>
-              <w:left w:w="80" w:type="dxa"/>
-              <w:right w:w="80" w:type="dxa"/>
+              <w:top w:w="120" w:type="dxa"/>
+              <w:bottom w:w="120" w:type="dxa"/>
+              <w:left w:w="150" w:type="dxa"/>
+              <w:right w:w="150" w:type="dxa"/>
             </w:tcMar>
-            <w:shd w:fill="F7FAFC"/>
           </w:tcPr>
           <w:p>
-            <w:pPr>
-              <w:spacing w:line="276" w:lineRule="auto" w:after="40" w:before="40"/>
-              <w:jc w:val="left"/>
-            </w:pPr>
             <w:r>
-              <w:rPr>
-                <w:rFonts w:ascii="微軟正黑體" w:hAnsi="微軟正黑體"/>
-                <w:rFonts w:eastAsia="微軟正黑體"/>
-                <w:b/>
-                <w:color w:val="1A365D"/>
-                <w:sz w:val="17"/>
-              </w:rPr>
-              <w:t>三、跳躍與深化</w:t>
-            </w:r>
-          </w:p>
-          <w:p>
-            <w:pPr>
-              <w:spacing w:line="276" w:lineRule="auto" w:after="40" w:before="40"/>
-              <w:jc w:val="left"/>
-            </w:pPr>
-            <w:r>
-              <w:rPr>
-                <w:rFonts w:ascii="微軟正黑體" w:hAnsi="微軟正黑體"/>
-                <w:rFonts w:eastAsia="微軟正黑體"/>
-                <w:b/>
-                <w:color w:val="1A365D"/>
-                <w:sz w:val="17"/>
-              </w:rPr>
-              <w:t>(Jumping &amp; Deepening)</w:t>
+              <w:t>「第 2 組說 628 減 400 就是答案，我聽不懂為什麼可以直接減？」</w:t>
             </w:r>
           </w:p>
         </w:tc>
         <w:tc>
           <w:tcPr>
-            <w:tcW w:type="dxa" w:w="3312"/>
+            <w:tcW w:type="dxa" w:w="2592"/>
             <w:tcMar>
-              <w:top w:w="70" w:type="dxa"/>
-              <w:bottom w:w="70" w:type="dxa"/>
-              <w:left w:w="80" w:type="dxa"/>
-              <w:right w:w="80" w:type="dxa"/>
+              <w:top w:w="120" w:type="dxa"/>
+              <w:bottom w:w="120" w:type="dxa"/>
+              <w:left w:w="150" w:type="dxa"/>
+              <w:right w:w="150" w:type="dxa"/>
             </w:tcMar>
           </w:tcPr>
           <w:p>
-            <w:pPr>
-              <w:spacing w:line="276" w:lineRule="auto" w:after="40" w:before="40"/>
-              <w:jc w:val="left"/>
-            </w:pPr>
             <w:r>
-              <w:rPr>
-                <w:rFonts w:ascii="微軟正黑體" w:hAnsi="微軟正黑體"/>
-                <w:rFonts w:eastAsia="微軟正黑體"/>
-                <w:b w:val="0"/>
-                <w:sz w:val="17"/>
-              </w:rPr>
-              <w:t>• 學生是否從單純套公式進階到幾何重疊透視？</w:t>
-            </w:r>
-          </w:p>
-          <w:p>
-            <w:pPr>
-              <w:spacing w:line="276" w:lineRule="auto" w:after="40" w:before="40"/>
-              <w:jc w:val="left"/>
-            </w:pPr>
-            <w:r>
-              <w:rPr>
-                <w:rFonts w:ascii="微軟正黑體" w:hAnsi="微軟正黑體"/>
-                <w:rFonts w:eastAsia="微軟正黑體"/>
-                <w:b w:val="0"/>
-                <w:sz w:val="17"/>
-              </w:rPr>
-              <w:t>• 是否能連結「分割法」與「容斥法」的內在邏輯？</w:t>
-            </w:r>
-          </w:p>
-          <w:p>
-            <w:pPr>
-              <w:spacing w:line="276" w:lineRule="auto" w:after="40" w:before="40"/>
-              <w:jc w:val="left"/>
-            </w:pPr>
-            <w:r>
-              <w:rPr>
-                <w:rFonts w:ascii="微軟正黑體" w:hAnsi="微軟正黑體"/>
-                <w:rFonts w:eastAsia="微軟正黑體"/>
-                <w:b w:val="0"/>
-                <w:sz w:val="17"/>
-              </w:rPr>
-              <w:t>• 是否提出更深度的幾何延伸問題？</w:t>
+              <w:t>缺乏空間重疊的視覺表徵，無法具象理解容斥原理。</w:t>
             </w:r>
           </w:p>
         </w:tc>
         <w:tc>
           <w:tcPr>
-            <w:tcW w:type="dxa" w:w="3312"/>
+            <w:tcW w:type="dxa" w:w="1296"/>
             <w:tcMar>
-              <w:top w:w="70" w:type="dxa"/>
-              <w:bottom w:w="70" w:type="dxa"/>
-              <w:left w:w="80" w:type="dxa"/>
-              <w:right w:w="80" w:type="dxa"/>
+              <w:top w:w="120" w:type="dxa"/>
+              <w:bottom w:w="120" w:type="dxa"/>
+              <w:left w:w="150" w:type="dxa"/>
+              <w:right w:w="150" w:type="dxa"/>
             </w:tcMar>
           </w:tcPr>
           <w:p>
-            <w:pPr>
-              <w:spacing w:line="276" w:lineRule="auto" w:after="40" w:before="40"/>
-              <w:jc w:val="left"/>
-            </w:pPr>
             <w:r>
               <w:rPr>
-                <w:rFonts w:ascii="微軟正黑體" w:hAnsi="微軟正黑體"/>
-                <w:rFonts w:eastAsia="微軟正黑體"/>
-                <w:b w:val="0"/>
-                <w:sz w:val="17"/>
+                <w:b/>
               </w:rPr>
-              <w:t>【記錄事實】：互學時，全班在聽完第 2 組發表 628-400=228 後，原本困惑的學生 E 發出「哇～原來這麼簡單！」的驚嘆聲，並在學習單上畫出重疊陰影。</w:t>
+              <w:t>轉引</w:t>
+            </w:r>
+          </w:p>
+        </w:tc>
+        <w:tc>
+          <w:tcPr>
+            <w:tcW w:type="dxa" w:w="2592"/>
+            <w:tcMar>
+              <w:top w:w="120" w:type="dxa"/>
+              <w:bottom w:w="120" w:type="dxa"/>
+              <w:left w:w="150" w:type="dxa"/>
+              <w:right w:w="150" w:type="dxa"/>
+            </w:tcMar>
+          </w:tcPr>
+          <w:p>
+            <w:r>
+              <w:t>「第 2 組的小明，你能拿著圖形，指給大家看哪幾塊被蓋了兩次顏色嗎？小華你聽完再說說你的發現。」</w:t>
             </w:r>
           </w:p>
         </w:tc>
@@ -3886,125 +1996,204 @@
           <w:tcPr>
             <w:tcW w:type="dxa" w:w="3312"/>
             <w:tcMar>
-              <w:top w:w="70" w:type="dxa"/>
-              <w:bottom w:w="70" w:type="dxa"/>
-              <w:left w:w="80" w:type="dxa"/>
-              <w:right w:w="80" w:type="dxa"/>
+              <w:top w:w="120" w:type="dxa"/>
+              <w:bottom w:w="120" w:type="dxa"/>
+              <w:left w:w="150" w:type="dxa"/>
+              <w:right w:w="150" w:type="dxa"/>
             </w:tcMar>
-            <w:shd w:fill="F7FAFC"/>
           </w:tcPr>
           <w:p>
-            <w:pPr>
-              <w:spacing w:line="276" w:lineRule="auto" w:after="40" w:before="40"/>
-              <w:jc w:val="left"/>
-            </w:pPr>
             <w:r>
-              <w:rPr>
-                <w:rFonts w:ascii="微軟正黑體" w:hAnsi="微軟正黑體"/>
-                <w:rFonts w:eastAsia="微軟正黑體"/>
-                <w:b/>
-                <w:color w:val="1A365D"/>
-                <w:sz w:val="17"/>
-              </w:rPr>
-              <w:t>四、教師引導與串聯</w:t>
-            </w:r>
-          </w:p>
-          <w:p>
-            <w:pPr>
-              <w:spacing w:line="276" w:lineRule="auto" w:after="40" w:before="40"/>
-              <w:jc w:val="left"/>
-            </w:pPr>
-            <w:r>
-              <w:rPr>
-                <w:rFonts w:ascii="微軟正黑體" w:hAnsi="微軟正黑體"/>
-                <w:rFonts w:eastAsia="微軟正黑體"/>
-                <w:b/>
-                <w:color w:val="1A365D"/>
-                <w:sz w:val="17"/>
-              </w:rPr>
-              <w:t>(Facilitating)</w:t>
+              <w:t>「我把大正方形切成 4 個 10×10 小正方形，算出來也是 228！」</w:t>
             </w:r>
           </w:p>
         </w:tc>
         <w:tc>
           <w:tcPr>
-            <w:tcW w:type="dxa" w:w="3312"/>
+            <w:tcW w:type="dxa" w:w="2592"/>
             <w:tcMar>
-              <w:top w:w="70" w:type="dxa"/>
-              <w:bottom w:w="70" w:type="dxa"/>
-              <w:left w:w="80" w:type="dxa"/>
-              <w:right w:w="80" w:type="dxa"/>
+              <w:top w:w="120" w:type="dxa"/>
+              <w:bottom w:w="120" w:type="dxa"/>
+              <w:left w:w="150" w:type="dxa"/>
+              <w:right w:w="150" w:type="dxa"/>
             </w:tcMar>
           </w:tcPr>
           <w:p>
-            <w:pPr>
-              <w:spacing w:line="276" w:lineRule="auto" w:after="40" w:before="40"/>
-              <w:jc w:val="left"/>
-            </w:pPr>
             <w:r>
-              <w:rPr>
-                <w:rFonts w:ascii="微軟正黑體" w:hAnsi="微軟正黑體"/>
-                <w:rFonts w:eastAsia="微軟正黑體"/>
-                <w:b w:val="0"/>
-                <w:sz w:val="17"/>
-              </w:rPr>
-              <w:t>• 教師是否蹲下與學生等高傾聽？</w:t>
-            </w:r>
-          </w:p>
-          <w:p>
-            <w:pPr>
-              <w:spacing w:line="276" w:lineRule="auto" w:after="40" w:before="40"/>
-              <w:jc w:val="left"/>
-            </w:pPr>
-            <w:r>
-              <w:rPr>
-                <w:rFonts w:ascii="微軟正黑體" w:hAnsi="微軟正黑體"/>
-                <w:rFonts w:eastAsia="微軟正黑體"/>
-                <w:b w:val="0"/>
-                <w:sz w:val="17"/>
-              </w:rPr>
-              <w:t>• 是否避免直接給出標準答案？</w:t>
-            </w:r>
-          </w:p>
-          <w:p>
-            <w:pPr>
-              <w:spacing w:line="276" w:lineRule="auto" w:after="40" w:before="40"/>
-              <w:jc w:val="left"/>
-            </w:pPr>
-            <w:r>
-              <w:rPr>
-                <w:rFonts w:ascii="微軟正黑體" w:hAnsi="微軟正黑體"/>
-                <w:rFonts w:eastAsia="微軟正黑體"/>
-                <w:b w:val="0"/>
-                <w:sz w:val="17"/>
-              </w:rPr>
-              <w:t>• 是否有效轉引不同組別的多元解法並促進對話？</w:t>
+              <w:t>成功將大任務轉化為 4 個暖身題的組合，具備優異的化繁為簡能力。</w:t>
             </w:r>
           </w:p>
         </w:tc>
         <w:tc>
           <w:tcPr>
-            <w:tcW w:type="dxa" w:w="3312"/>
+            <w:tcW w:type="dxa" w:w="1296"/>
             <w:tcMar>
-              <w:top w:w="70" w:type="dxa"/>
-              <w:bottom w:w="70" w:type="dxa"/>
-              <w:left w:w="80" w:type="dxa"/>
-              <w:right w:w="80" w:type="dxa"/>
+              <w:top w:w="120" w:type="dxa"/>
+              <w:bottom w:w="120" w:type="dxa"/>
+              <w:left w:w="150" w:type="dxa"/>
+              <w:right w:w="150" w:type="dxa"/>
             </w:tcMar>
           </w:tcPr>
           <w:p>
-            <w:pPr>
-              <w:spacing w:line="276" w:lineRule="auto" w:after="40" w:before="40"/>
-              <w:jc w:val="left"/>
-            </w:pPr>
             <w:r>
               <w:rPr>
-                <w:rFonts w:ascii="微軟正黑體" w:hAnsi="微軟正黑體"/>
-                <w:rFonts w:eastAsia="微軟正黑體"/>
-                <w:b w:val="0"/>
-                <w:sz w:val="17"/>
+                <w:b/>
               </w:rPr>
-              <w:t>【記錄事實】：教師在行間巡視時未直接講出 628-400，而是走到第 4 組詢問「多出來的面積跑到哪裡去了？」，成功引導該組自行發現容斥規律。</w:t>
+              <w:t>釐清</w:t>
+            </w:r>
+          </w:p>
+        </w:tc>
+        <w:tc>
+          <w:tcPr>
+            <w:tcW w:type="dxa" w:w="2592"/>
+            <w:tcMar>
+              <w:top w:w="120" w:type="dxa"/>
+              <w:bottom w:w="120" w:type="dxa"/>
+              <w:left w:w="150" w:type="dxa"/>
+              <w:right w:w="150" w:type="dxa"/>
+            </w:tcMar>
+          </w:tcPr>
+          <w:p>
+            <w:r>
+              <w:t>「太棒了！請告訴全班，每一個小正方形裡面的 2 片葉片是怎麼算出來的？算式寫給大家看。」</w:t>
+            </w:r>
+          </w:p>
+        </w:tc>
+      </w:tr>
+      <w:tr>
+        <w:tc>
+          <w:tcPr>
+            <w:tcW w:type="dxa" w:w="3312"/>
+            <w:tcMar>
+              <w:top w:w="120" w:type="dxa"/>
+              <w:bottom w:w="120" w:type="dxa"/>
+              <w:left w:w="150" w:type="dxa"/>
+              <w:right w:w="150" w:type="dxa"/>
+            </w:tcMar>
+          </w:tcPr>
+          <w:p>
+            <w:r>
+              <w:t>「第 3 題右下角怪怪的圖形根本不是扇形，怎麼可能算得出來？」</w:t>
+            </w:r>
+          </w:p>
+        </w:tc>
+        <w:tc>
+          <w:tcPr>
+            <w:tcW w:type="dxa" w:w="2592"/>
+            <w:tcMar>
+              <w:top w:w="120" w:type="dxa"/>
+              <w:bottom w:w="120" w:type="dxa"/>
+              <w:left w:w="150" w:type="dxa"/>
+              <w:right w:w="150" w:type="dxa"/>
+            </w:tcMar>
+          </w:tcPr>
+          <w:p>
+            <w:r>
+              <w:t>被非規則圖形外觀迷惑，未建立「全域減聯集」之大局觀。</w:t>
+            </w:r>
+          </w:p>
+        </w:tc>
+        <w:tc>
+          <w:tcPr>
+            <w:tcW w:type="dxa" w:w="1296"/>
+            <w:tcMar>
+              <w:top w:w="120" w:type="dxa"/>
+              <w:bottom w:w="120" w:type="dxa"/>
+              <w:left w:w="150" w:type="dxa"/>
+              <w:right w:w="150" w:type="dxa"/>
+            </w:tcMar>
+          </w:tcPr>
+          <w:p>
+            <w:r>
+              <w:rPr>
+                <w:b/>
+              </w:rPr>
+              <w:t>深究</w:t>
+            </w:r>
+          </w:p>
+        </w:tc>
+        <w:tc>
+          <w:tcPr>
+            <w:tcW w:type="dxa" w:w="2592"/>
+            <w:tcMar>
+              <w:top w:w="120" w:type="dxa"/>
+              <w:bottom w:w="120" w:type="dxa"/>
+              <w:left w:w="150" w:type="dxa"/>
+              <w:right w:w="150" w:type="dxa"/>
+            </w:tcMar>
+          </w:tcPr>
+          <w:p>
+            <w:r>
+              <w:t>「雖然右下角不規則，但如果把正方形扣掉上面和左邊的兩個半圓，剩下的面積是多少？」</w:t>
+            </w:r>
+          </w:p>
+        </w:tc>
+      </w:tr>
+      <w:tr>
+        <w:tc>
+          <w:tcPr>
+            <w:tcW w:type="dxa" w:w="3312"/>
+            <w:tcMar>
+              <w:top w:w="120" w:type="dxa"/>
+              <w:bottom w:w="120" w:type="dxa"/>
+              <w:left w:w="150" w:type="dxa"/>
+              <w:right w:w="150" w:type="dxa"/>
+            </w:tcMar>
+          </w:tcPr>
+          <w:p>
+            <w:r>
+              <w:t>「第 3 題算出來左上是 36.48，右下是 91.52，加起來剛好是 128！」</w:t>
+            </w:r>
+          </w:p>
+        </w:tc>
+        <w:tc>
+          <w:tcPr>
+            <w:tcW w:type="dxa" w:w="2592"/>
+            <w:tcMar>
+              <w:top w:w="120" w:type="dxa"/>
+              <w:bottom w:w="120" w:type="dxa"/>
+              <w:left w:w="150" w:type="dxa"/>
+              <w:right w:w="150" w:type="dxa"/>
+            </w:tcMar>
+          </w:tcPr>
+          <w:p>
+            <w:r>
+              <w:t>成功算出數值並察覺到 128 正好是 256 的一半（守恆現象）。</w:t>
+            </w:r>
+          </w:p>
+        </w:tc>
+        <w:tc>
+          <w:tcPr>
+            <w:tcW w:type="dxa" w:w="1296"/>
+            <w:tcMar>
+              <w:top w:w="120" w:type="dxa"/>
+              <w:bottom w:w="120" w:type="dxa"/>
+              <w:left w:w="150" w:type="dxa"/>
+              <w:right w:w="150" w:type="dxa"/>
+            </w:tcMar>
+          </w:tcPr>
+          <w:p>
+            <w:r>
+              <w:rPr>
+                <w:b/>
+              </w:rPr>
+              <w:t>深究</w:t>
+            </w:r>
+          </w:p>
+        </w:tc>
+        <w:tc>
+          <w:tcPr>
+            <w:tcW w:type="dxa" w:w="2592"/>
+            <w:tcMar>
+              <w:top w:w="120" w:type="dxa"/>
+              <w:bottom w:w="120" w:type="dxa"/>
+              <w:left w:w="150" w:type="dxa"/>
+              <w:right w:w="150" w:type="dxa"/>
+            </w:tcMar>
+          </w:tcPr>
+          <w:p>
+            <w:r>
+              <w:t>「128 剛好是 16×16 正方形的一半！為什麼雙半圓重疊和未覆蓋加起來會剛好是一半？小組討論看看！」</w:t>
             </w:r>
           </w:p>
         </w:tc>
@@ -4012,7 +2201,7 @@
     </w:tbl>
     <w:sectPr>
       <w:pgSz w:w="12240" w:h="15840"/>
-      <w:pgMar w:top="1008" w:right="1152" w:bottom="1008" w:left="1152" w:header="720" w:footer="720" w:gutter="0"/>
+      <w:pgMar w:top="1152" w:right="1152" w:bottom="1152" w:left="1152" w:header="720" w:footer="720" w:gutter="0"/>
       <w:cols w:space="720"/>
       <w:docGrid w:linePitch="360"/>
     </w:sectPr>

--- a/02_教案與學習單/11510_6年級數學_扇形面積跳躍任務_教案.docx
+++ b/02_教案與學習單/11510_6年級數學_扇形面積跳躍任務_教案.docx
@@ -63,14 +63,53 @@
           <w:rFonts w:ascii="標楷體" w:hAnsi="標楷體"/>
           <w:sz w:val="22"/>
         </w:rPr>
-        <w:t>月（星期四）第</w:t>
+        <w:t>月</w:t>
+      </w:r>
+      <w:r>
+        <w:rPr>
+          <w:rFonts w:ascii="標楷體" w:hAnsi="標楷體"/>
+          <w:sz w:val="22"/>
+          <w:lang w:eastAsia="zh-TW"/>
+        </w:rPr>
+        <w:t>11</w:t>
+      </w:r>
+      <w:r>
+        <w:rPr>
+          <w:rFonts w:ascii="標楷體" w:hAnsi="標楷體"/>
+          <w:sz w:val="22"/>
+          <w:lang w:eastAsia="zh-TW"/>
+        </w:rPr>
+        <w:t>日</w:t>
       </w:r>
       <w:r>
         <w:rPr>
           <w:rFonts w:ascii="標楷體" w:hAnsi="標楷體"/>
           <w:sz w:val="22"/>
         </w:rPr>
-        <w:t>2</w:t>
+        <w:t>（星期</w:t>
+      </w:r>
+      <w:r>
+        <w:rPr>
+          <w:rFonts w:ascii="標楷體" w:hAnsi="標楷體"/>
+          <w:sz w:val="22"/>
+          <w:lang w:eastAsia="zh-TW"/>
+        </w:rPr>
+        <w:t>五</w:t>
+      </w:r>
+      <w:r>
+        <w:rPr>
+          <w:rFonts w:ascii="標楷體" w:hAnsi="標楷體"/>
+          <w:sz w:val="22"/>
+        </w:rPr>
+        <w:t>）第</w:t>
+      </w:r>
+      <w:r>
+        <w:rPr>
+          <w:rFonts w:ascii="標楷體" w:hAnsi="標楷體"/>
+          <w:sz w:val="22"/>
+          <w:lang w:eastAsia="zh-TW"/>
+        </w:rPr>
+        <w:t>6</w:t>
       </w:r>
       <w:r>
         <w:rPr>
@@ -803,8 +842,8 @@
         <w:tblLook w:firstRow="1" w:noVBand="1" w:lastRow="0" w:firstColumn="1" w:lastColumn="0" w:noHBand="0" w:val="04a0"/>
       </w:tblPr>
       <w:tblGrid>
-        <w:gridCol w:w="1926"/>
-        <w:gridCol w:w="8009"/>
+        <w:gridCol w:w="1925"/>
+        <w:gridCol w:w="8010"/>
       </w:tblGrid>
       <w:tr>
         <w:trPr/>
@@ -840,7 +879,7 @@
         <w:trPr/>
         <w:tc>
           <w:tcPr>
-            <w:tcW w:w="1926" w:type="dxa"/>
+            <w:tcW w:w="1925" w:type="dxa"/>
             <w:tcBorders/>
             <w:shd w:fill="EBF5FC"/>
           </w:tcPr>
@@ -863,7 +902,7 @@
         </w:tc>
         <w:tc>
           <w:tcPr>
-            <w:tcW w:w="8009" w:type="dxa"/>
+            <w:tcW w:w="8010" w:type="dxa"/>
             <w:tcBorders/>
             <w:shd w:fill="EBF5FC"/>
           </w:tcPr>
@@ -909,7 +948,7 @@
         <w:trPr/>
         <w:tc>
           <w:tcPr>
-            <w:tcW w:w="1926" w:type="dxa"/>
+            <w:tcW w:w="1925" w:type="dxa"/>
             <w:tcBorders/>
             <w:shd w:fill="EBF5FC"/>
           </w:tcPr>
@@ -932,7 +971,7 @@
         </w:tc>
         <w:tc>
           <w:tcPr>
-            <w:tcW w:w="8009" w:type="dxa"/>
+            <w:tcW w:w="8010" w:type="dxa"/>
             <w:tcBorders/>
             <w:shd w:fill="auto" w:val="clear"/>
           </w:tcPr>
@@ -1527,8 +1566,8 @@
       </w:tblPr>
       <w:tblGrid>
         <w:gridCol w:w="1189"/>
-        <w:gridCol w:w="2269"/>
-        <w:gridCol w:w="6478"/>
+        <w:gridCol w:w="2268"/>
+        <w:gridCol w:w="6479"/>
       </w:tblGrid>
       <w:tr>
         <w:trPr/>
@@ -1588,7 +1627,7 @@
         </w:tc>
         <w:tc>
           <w:tcPr>
-            <w:tcW w:w="2269" w:type="dxa"/>
+            <w:tcW w:w="2268" w:type="dxa"/>
             <w:tcBorders/>
             <w:shd w:fill="auto" w:val="clear"/>
           </w:tcPr>
@@ -1611,7 +1650,7 @@
         </w:tc>
         <w:tc>
           <w:tcPr>
-            <w:tcW w:w="6478" w:type="dxa"/>
+            <w:tcW w:w="6479" w:type="dxa"/>
             <w:tcBorders/>
             <w:shd w:fill="auto" w:val="clear"/>
           </w:tcPr>
@@ -1669,7 +1708,7 @@
         </w:tc>
         <w:tc>
           <w:tcPr>
-            <w:tcW w:w="2269" w:type="dxa"/>
+            <w:tcW w:w="2268" w:type="dxa"/>
             <w:tcBorders/>
             <w:shd w:fill="auto" w:val="clear"/>
           </w:tcPr>
@@ -1692,7 +1731,7 @@
         </w:tc>
         <w:tc>
           <w:tcPr>
-            <w:tcW w:w="6478" w:type="dxa"/>
+            <w:tcW w:w="6479" w:type="dxa"/>
             <w:tcBorders/>
             <w:shd w:fill="auto" w:val="clear"/>
           </w:tcPr>
@@ -1798,7 +1837,7 @@
         </w:tc>
         <w:tc>
           <w:tcPr>
-            <w:tcW w:w="2269" w:type="dxa"/>
+            <w:tcW w:w="2268" w:type="dxa"/>
             <w:tcBorders/>
             <w:shd w:fill="auto" w:val="clear"/>
           </w:tcPr>
@@ -1821,7 +1860,7 @@
         </w:tc>
         <w:tc>
           <w:tcPr>
-            <w:tcW w:w="6478" w:type="dxa"/>
+            <w:tcW w:w="6479" w:type="dxa"/>
             <w:tcBorders/>
             <w:shd w:fill="auto" w:val="clear"/>
           </w:tcPr>
@@ -1871,7 +1910,7 @@
         </w:tc>
         <w:tc>
           <w:tcPr>
-            <w:tcW w:w="2269" w:type="dxa"/>
+            <w:tcW w:w="2268" w:type="dxa"/>
             <w:tcBorders/>
             <w:shd w:fill="auto" w:val="clear"/>
           </w:tcPr>
@@ -1894,7 +1933,7 @@
         </w:tc>
         <w:tc>
           <w:tcPr>
-            <w:tcW w:w="6478" w:type="dxa"/>
+            <w:tcW w:w="6479" w:type="dxa"/>
             <w:tcBorders/>
             <w:shd w:fill="auto" w:val="clear"/>
           </w:tcPr>
@@ -1950,7 +1989,7 @@
         </w:tc>
         <w:tc>
           <w:tcPr>
-            <w:tcW w:w="2269" w:type="dxa"/>
+            <w:tcW w:w="2268" w:type="dxa"/>
             <w:tcBorders/>
             <w:shd w:fill="auto" w:val="clear"/>
           </w:tcPr>
@@ -1973,7 +2012,7 @@
         </w:tc>
         <w:tc>
           <w:tcPr>
-            <w:tcW w:w="6478" w:type="dxa"/>
+            <w:tcW w:w="6479" w:type="dxa"/>
             <w:tcBorders/>
             <w:shd w:fill="auto" w:val="clear"/>
           </w:tcPr>
@@ -1987,24 +2026,44 @@
               <w:rPr/>
             </w:pPr>
             <w:r>
-              <w:rPr/>
-              <w:t xml:space="preserve">小白板 </w:t>
-            </w:r>
-            <w:r>
-              <w:rPr/>
-              <w:t xml:space="preserve">6 </w:t>
-            </w:r>
-            <w:r>
-              <w:rPr/>
-              <w:t xml:space="preserve">片（每組 </w:t>
-            </w:r>
-            <w:r>
-              <w:rPr/>
-              <w:t xml:space="preserve">1 </w:t>
-            </w:r>
-            <w:r>
-              <w:rPr/>
-              <w:t>片）、彩色白板筆、</w:t>
+              <w:rPr>
+                <w:lang w:eastAsia="zh-TW"/>
+              </w:rPr>
+              <w:t>A3</w:t>
+            </w:r>
+            <w:r>
+              <w:rPr>
+                <w:lang w:eastAsia="zh-TW"/>
+              </w:rPr>
+              <w:t>白紙</w:t>
+            </w:r>
+            <w:r>
+              <w:rPr/>
+              <w:t>6</w:t>
+            </w:r>
+            <w:r>
+              <w:rPr>
+                <w:lang w:eastAsia="zh-TW"/>
+              </w:rPr>
+              <w:t>張</w:t>
+            </w:r>
+            <w:r>
+              <w:rPr/>
+              <w:t xml:space="preserve">（每組 </w:t>
+            </w:r>
+            <w:r>
+              <w:rPr/>
+              <w:t>1</w:t>
+            </w:r>
+            <w:r>
+              <w:rPr>
+                <w:lang w:eastAsia="zh-TW"/>
+              </w:rPr>
+              <w:t>張</w:t>
+            </w:r>
+            <w:r>
+              <w:rPr/>
+              <w:t>）、彩色白板筆、</w:t>
             </w:r>
             <w:r>
               <w:rPr/>
@@ -2047,7 +2106,7 @@
         </w:tc>
         <w:tc>
           <w:tcPr>
-            <w:tcW w:w="2269" w:type="dxa"/>
+            <w:tcW w:w="2268" w:type="dxa"/>
             <w:tcBorders/>
             <w:shd w:fill="auto" w:val="clear"/>
           </w:tcPr>
@@ -2070,7 +2129,7 @@
         </w:tc>
         <w:tc>
           <w:tcPr>
-            <w:tcW w:w="6478" w:type="dxa"/>
+            <w:tcW w:w="6479" w:type="dxa"/>
             <w:tcBorders/>
             <w:shd w:fill="auto" w:val="clear"/>
           </w:tcPr>
@@ -2112,7 +2171,7 @@
         </w:tc>
         <w:tc>
           <w:tcPr>
-            <w:tcW w:w="2269" w:type="dxa"/>
+            <w:tcW w:w="2268" w:type="dxa"/>
             <w:tcBorders/>
             <w:shd w:fill="auto" w:val="clear"/>
           </w:tcPr>
@@ -2135,7 +2194,7 @@
         </w:tc>
         <w:tc>
           <w:tcPr>
-            <w:tcW w:w="6478" w:type="dxa"/>
+            <w:tcW w:w="6479" w:type="dxa"/>
             <w:tcBorders/>
             <w:shd w:fill="auto" w:val="clear"/>
           </w:tcPr>
@@ -2177,7 +2236,7 @@
         </w:tc>
         <w:tc>
           <w:tcPr>
-            <w:tcW w:w="2269" w:type="dxa"/>
+            <w:tcW w:w="2268" w:type="dxa"/>
             <w:tcBorders/>
             <w:shd w:fill="auto" w:val="clear"/>
           </w:tcPr>
@@ -2200,7 +2259,7 @@
         </w:tc>
         <w:tc>
           <w:tcPr>
-            <w:tcW w:w="6478" w:type="dxa"/>
+            <w:tcW w:w="6479" w:type="dxa"/>
             <w:tcBorders/>
             <w:shd w:fill="auto" w:val="clear"/>
           </w:tcPr>
@@ -2248,7 +2307,7 @@
         </w:tc>
         <w:tc>
           <w:tcPr>
-            <w:tcW w:w="2269" w:type="dxa"/>
+            <w:tcW w:w="2268" w:type="dxa"/>
             <w:tcBorders/>
             <w:shd w:fill="auto" w:val="clear"/>
           </w:tcPr>
@@ -2271,7 +2330,7 @@
         </w:tc>
         <w:tc>
           <w:tcPr>
-            <w:tcW w:w="6478" w:type="dxa"/>
+            <w:tcW w:w="6479" w:type="dxa"/>
             <w:tcBorders/>
             <w:shd w:fill="auto" w:val="clear"/>
           </w:tcPr>
@@ -2313,7 +2372,7 @@
         </w:tc>
         <w:tc>
           <w:tcPr>
-            <w:tcW w:w="2269" w:type="dxa"/>
+            <w:tcW w:w="2268" w:type="dxa"/>
             <w:tcBorders/>
             <w:shd w:fill="auto" w:val="clear"/>
           </w:tcPr>
@@ -2336,7 +2395,7 @@
         </w:tc>
         <w:tc>
           <w:tcPr>
-            <w:tcW w:w="6478" w:type="dxa"/>
+            <w:tcW w:w="6479" w:type="dxa"/>
             <w:tcBorders/>
             <w:shd w:fill="auto" w:val="clear"/>
           </w:tcPr>
@@ -2400,7 +2459,7 @@
         </w:tc>
         <w:tc>
           <w:tcPr>
-            <w:tcW w:w="2269" w:type="dxa"/>
+            <w:tcW w:w="2268" w:type="dxa"/>
             <w:tcBorders/>
             <w:shd w:fill="auto" w:val="clear"/>
           </w:tcPr>
@@ -2423,7 +2482,7 @@
         </w:tc>
         <w:tc>
           <w:tcPr>
-            <w:tcW w:w="6478" w:type="dxa"/>
+            <w:tcW w:w="6479" w:type="dxa"/>
             <w:tcBorders/>
             <w:shd w:fill="auto" w:val="clear"/>
           </w:tcPr>
@@ -2469,7 +2528,7 @@
         </w:tc>
         <w:tc>
           <w:tcPr>
-            <w:tcW w:w="2269" w:type="dxa"/>
+            <w:tcW w:w="2268" w:type="dxa"/>
             <w:tcBorders/>
             <w:shd w:fill="auto" w:val="clear"/>
           </w:tcPr>
@@ -2492,7 +2551,7 @@
         </w:tc>
         <w:tc>
           <w:tcPr>
-            <w:tcW w:w="6478" w:type="dxa"/>
+            <w:tcW w:w="6479" w:type="dxa"/>
             <w:tcBorders/>
             <w:shd w:fill="auto" w:val="clear"/>
           </w:tcPr>
@@ -2507,7 +2566,17 @@
             </w:pPr>
             <w:r>
               <w:rPr/>
-              <w:t xml:space="preserve">整合國教院課綱幾何向度、南一版教材、日本算數幾何思維題庫及 </w:t>
+              <w:t>整合國教院課綱</w:t>
+            </w:r>
+            <w:r>
+              <w:rPr>
+                <w:lang w:eastAsia="zh-TW"/>
+              </w:rPr>
+              <w:t xml:space="preserve"> </w:t>
+            </w:r>
+            <w:r>
+              <w:rPr/>
+              <w:t xml:space="preserve">幾何向度、南一版教材、幾何思維題庫及 </w:t>
             </w:r>
             <w:r>
               <w:rPr/>
@@ -2673,8 +2742,8 @@
       <w:tblGrid>
         <w:gridCol w:w="2155"/>
         <w:gridCol w:w="3176"/>
-        <w:gridCol w:w="3284"/>
-        <w:gridCol w:w="1320"/>
+        <w:gridCol w:w="3285"/>
+        <w:gridCol w:w="1319"/>
       </w:tblGrid>
       <w:tr>
         <w:trPr/>
@@ -2726,7 +2795,7 @@
         </w:tc>
         <w:tc>
           <w:tcPr>
-            <w:tcW w:w="3284" w:type="dxa"/>
+            <w:tcW w:w="3285" w:type="dxa"/>
             <w:tcBorders/>
             <w:shd w:fill="EBF5FC"/>
           </w:tcPr>
@@ -2749,7 +2818,7 @@
         </w:tc>
         <w:tc>
           <w:tcPr>
-            <w:tcW w:w="1320" w:type="dxa"/>
+            <w:tcW w:w="1319" w:type="dxa"/>
             <w:tcBorders/>
             <w:shd w:fill="EBF5FC"/>
           </w:tcPr>
@@ -2885,7 +2954,7 @@
         </w:tc>
         <w:tc>
           <w:tcPr>
-            <w:tcW w:w="3284" w:type="dxa"/>
+            <w:tcW w:w="3285" w:type="dxa"/>
             <w:tcBorders/>
             <w:shd w:fill="auto" w:val="clear"/>
           </w:tcPr>
@@ -2938,7 +3007,7 @@
         </w:tc>
         <w:tc>
           <w:tcPr>
-            <w:tcW w:w="1320" w:type="dxa"/>
+            <w:tcW w:w="1319" w:type="dxa"/>
             <w:tcBorders/>
             <w:shd w:fill="auto" w:val="clear"/>
           </w:tcPr>
@@ -3160,7 +3229,7 @@
         </w:tc>
         <w:tc>
           <w:tcPr>
-            <w:tcW w:w="3284" w:type="dxa"/>
+            <w:tcW w:w="3285" w:type="dxa"/>
             <w:tcBorders/>
             <w:shd w:fill="auto" w:val="clear"/>
           </w:tcPr>
@@ -3237,7 +3306,7 @@
         </w:tc>
         <w:tc>
           <w:tcPr>
-            <w:tcW w:w="1320" w:type="dxa"/>
+            <w:tcW w:w="1319" w:type="dxa"/>
             <w:tcBorders/>
             <w:shd w:fill="auto" w:val="clear"/>
           </w:tcPr>
@@ -3322,8 +3391,20 @@
               <w:t xml:space="preserve">1. </w:t>
             </w:r>
             <w:r>
-              <w:rPr/>
-              <w:t>小白板張貼與音讀分享：各組展示解法。</w:t>
+              <w:rPr>
+                <w:lang w:eastAsia="zh-TW"/>
+              </w:rPr>
+              <w:t>A3</w:t>
+            </w:r>
+            <w:r>
+              <w:rPr>
+                <w:lang w:eastAsia="zh-TW"/>
+              </w:rPr>
+              <w:t>白紙</w:t>
+            </w:r>
+            <w:r>
+              <w:rPr/>
+              <w:t>張貼與音讀分享：各組展示解法。</w:t>
             </w:r>
             <w:r>
               <w:rPr/>
@@ -3428,7 +3509,7 @@
         </w:tc>
         <w:tc>
           <w:tcPr>
-            <w:tcW w:w="3284" w:type="dxa"/>
+            <w:tcW w:w="3285" w:type="dxa"/>
             <w:tcBorders/>
             <w:shd w:fill="auto" w:val="clear"/>
           </w:tcPr>
@@ -3489,7 +3570,7 @@
         </w:tc>
         <w:tc>
           <w:tcPr>
-            <w:tcW w:w="1320" w:type="dxa"/>
+            <w:tcW w:w="1319" w:type="dxa"/>
             <w:tcBorders/>
             <w:shd w:fill="auto" w:val="clear"/>
           </w:tcPr>
@@ -3617,7 +3698,7 @@
         </w:tc>
         <w:tc>
           <w:tcPr>
-            <w:tcW w:w="3284" w:type="dxa"/>
+            <w:tcW w:w="3285" w:type="dxa"/>
             <w:tcBorders/>
             <w:shd w:fill="auto" w:val="clear"/>
           </w:tcPr>
@@ -3662,7 +3743,7 @@
         </w:tc>
         <w:tc>
           <w:tcPr>
-            <w:tcW w:w="1320" w:type="dxa"/>
+            <w:tcW w:w="1319" w:type="dxa"/>
             <w:tcBorders/>
             <w:shd w:fill="auto" w:val="clear"/>
           </w:tcPr>
